--- a/Практики/Практическая работа 4.docx
+++ b/Практики/Практическая работа 4.docx
@@ -41,7 +41,7 @@
           <w:sz w:val="22"/>
           <w:szCs w:val="22"/>
         </w:rPr>
-        <w:t>3</w:t>
+        <w:t>4</w:t>
       </w:r>
       <w:r>
         <w:rPr>
@@ -859,6 +859,7 @@
         </w:rPr>
         <w:t xml:space="preserve">    </w:t>
       </w:r>
+      <w:proofErr w:type="spellStart"/>
       <w:r>
         <w:rPr>
           <w:rFonts w:ascii="Consolas" w:hAnsi="Consolas" w:cs="Cascadia Mono"/>
@@ -868,6 +869,7 @@
         </w:rPr>
         <w:t>private</w:t>
       </w:r>
+      <w:proofErr w:type="spellEnd"/>
       <w:r>
         <w:rPr>
           <w:rFonts w:ascii="Consolas" w:hAnsi="Consolas" w:cs="Cascadia Mono"/>
@@ -3983,6 +3985,7 @@
           <w:lang w:val="en-US"/>
         </w:rPr>
       </w:pPr>
+      <w:proofErr w:type="spellStart"/>
       <w:r>
         <w:rPr>
           <w:rFonts w:ascii="Consolas" w:hAnsi="Consolas" w:cs="Cascadia Mono"/>
@@ -3993,6 +3996,7 @@
         </w:rPr>
         <w:t>struct</w:t>
       </w:r>
+      <w:proofErr w:type="spellEnd"/>
       <w:r>
         <w:rPr>
           <w:rFonts w:ascii="Consolas" w:hAnsi="Consolas" w:cs="Cascadia Mono"/>
@@ -4556,1167 +4560,400 @@
       <w:pPr>
         <w:jc w:val="both"/>
         <w:rPr>
-          <w:b/>
-          <w:bCs/>
-          <w:sz w:val="22"/>
-          <w:szCs w:val="22"/>
-          <w:lang w:val="en-US"/>
-        </w:rPr>
-      </w:pPr>
-      <w:proofErr w:type="spellStart"/>
-      <w:r>
-        <w:rPr>
-          <w:b/>
-          <w:bCs/>
-          <w:sz w:val="22"/>
-          <w:szCs w:val="22"/>
-          <w:lang w:val="en-US"/>
-        </w:rPr>
-        <w:t>IEnumerable</w:t>
-      </w:r>
-      <w:proofErr w:type="spellEnd"/>
-      <w:r>
-        <w:rPr>
-          <w:b/>
-          <w:bCs/>
-          <w:sz w:val="22"/>
-          <w:szCs w:val="22"/>
-          <w:lang w:val="en-US"/>
-        </w:rPr>
-        <w:t xml:space="preserve">, </w:t>
-      </w:r>
-      <w:proofErr w:type="spellStart"/>
-      <w:r>
-        <w:rPr>
-          <w:b/>
-          <w:bCs/>
-          <w:sz w:val="22"/>
-          <w:szCs w:val="22"/>
-          <w:lang w:val="en-US"/>
-        </w:rPr>
-        <w:t>IEnumerator</w:t>
-      </w:r>
-      <w:proofErr w:type="spellEnd"/>
-    </w:p>
-    <w:p>
-      <w:pPr>
-        <w:ind w:firstLine="284"/>
-        <w:jc w:val="both"/>
-        <w:rPr>
-          <w:bCs/>
-          <w:sz w:val="22"/>
-          <w:szCs w:val="22"/>
-        </w:rPr>
-      </w:pPr>
-      <w:proofErr w:type="spellStart"/>
-      <w:r>
-        <w:rPr>
-          <w:bCs/>
-          <w:sz w:val="22"/>
-          <w:szCs w:val="22"/>
-          <w:lang w:val="en-US"/>
-        </w:rPr>
-        <w:t>IEnumerable</w:t>
-      </w:r>
-      <w:proofErr w:type="spellEnd"/>
-      <w:r>
-        <w:rPr>
-          <w:bCs/>
-          <w:sz w:val="22"/>
-          <w:szCs w:val="22"/>
-        </w:rPr>
-        <w:t xml:space="preserve"> </w:t>
-      </w:r>
-      <w:r>
-        <w:rPr>
-          <w:bCs/>
-          <w:sz w:val="22"/>
-          <w:szCs w:val="22"/>
-        </w:rPr>
-        <w:t>в</w:t>
-      </w:r>
-      <w:r>
-        <w:rPr>
-          <w:bCs/>
-          <w:sz w:val="22"/>
-          <w:szCs w:val="22"/>
-        </w:rPr>
-        <w:t xml:space="preserve"> </w:t>
-      </w:r>
-      <w:r>
-        <w:rPr>
-          <w:bCs/>
-          <w:sz w:val="22"/>
-          <w:szCs w:val="22"/>
-          <w:lang w:val="en-US"/>
-        </w:rPr>
-        <w:t>C</w:t>
-      </w:r>
-      <w:r>
-        <w:rPr>
-          <w:bCs/>
-          <w:sz w:val="22"/>
-          <w:szCs w:val="22"/>
-        </w:rPr>
-        <w:t xml:space="preserve"># </w:t>
-      </w:r>
-      <w:r>
-        <w:rPr>
-          <w:bCs/>
-          <w:sz w:val="22"/>
-          <w:szCs w:val="22"/>
-        </w:rPr>
-        <w:t>представляет</w:t>
-      </w:r>
-      <w:r>
-        <w:rPr>
-          <w:bCs/>
-          <w:sz w:val="22"/>
-          <w:szCs w:val="22"/>
-        </w:rPr>
-        <w:t xml:space="preserve"> </w:t>
-      </w:r>
-      <w:r>
-        <w:rPr>
-          <w:bCs/>
-          <w:sz w:val="22"/>
-          <w:szCs w:val="22"/>
-        </w:rPr>
-        <w:t>собой</w:t>
-      </w:r>
-      <w:r>
-        <w:rPr>
-          <w:bCs/>
-          <w:sz w:val="22"/>
-          <w:szCs w:val="22"/>
-        </w:rPr>
-        <w:t xml:space="preserve"> </w:t>
-      </w:r>
-      <w:r>
-        <w:rPr>
-          <w:bCs/>
-          <w:sz w:val="22"/>
-          <w:szCs w:val="22"/>
-        </w:rPr>
-        <w:t>интерфейс</w:t>
-      </w:r>
-      <w:r>
-        <w:rPr>
-          <w:bCs/>
-          <w:sz w:val="22"/>
-          <w:szCs w:val="22"/>
-        </w:rPr>
-        <w:t xml:space="preserve">, </w:t>
-      </w:r>
-      <w:r>
-        <w:rPr>
-          <w:bCs/>
-          <w:sz w:val="22"/>
-          <w:szCs w:val="22"/>
-        </w:rPr>
-        <w:t>который</w:t>
-      </w:r>
-      <w:r>
-        <w:rPr>
-          <w:bCs/>
-          <w:sz w:val="22"/>
-          <w:szCs w:val="22"/>
-        </w:rPr>
-        <w:t xml:space="preserve"> </w:t>
-      </w:r>
-      <w:r>
-        <w:rPr>
-          <w:bCs/>
-          <w:sz w:val="22"/>
-          <w:szCs w:val="22"/>
-        </w:rPr>
-        <w:t>определяет</w:t>
-      </w:r>
-      <w:r>
-        <w:rPr>
-          <w:bCs/>
-          <w:sz w:val="22"/>
-          <w:szCs w:val="22"/>
-        </w:rPr>
-        <w:t xml:space="preserve"> </w:t>
-      </w:r>
-      <w:r>
-        <w:rPr>
-          <w:bCs/>
-          <w:sz w:val="22"/>
-          <w:szCs w:val="22"/>
-        </w:rPr>
-        <w:t>метод</w:t>
-      </w:r>
-      <w:r>
-        <w:rPr>
-          <w:bCs/>
-          <w:sz w:val="22"/>
-          <w:szCs w:val="22"/>
-        </w:rPr>
-        <w:t xml:space="preserve"> </w:t>
-      </w:r>
-      <w:proofErr w:type="gramStart"/>
-      <w:r>
-        <w:rPr>
-          <w:bCs/>
-          <w:sz w:val="22"/>
-          <w:szCs w:val="22"/>
-          <w:lang w:val="en-US"/>
-        </w:rPr>
-        <w:t>GetEnumerator</w:t>
-      </w:r>
-      <w:r>
-        <w:rPr>
-          <w:bCs/>
-          <w:sz w:val="22"/>
-          <w:szCs w:val="22"/>
-        </w:rPr>
-        <w:t>(</w:t>
-      </w:r>
-      <w:proofErr w:type="gramEnd"/>
-      <w:r>
-        <w:rPr>
-          <w:bCs/>
-          <w:sz w:val="22"/>
-          <w:szCs w:val="22"/>
-        </w:rPr>
-        <w:t xml:space="preserve">), </w:t>
-      </w:r>
-      <w:r>
-        <w:rPr>
-          <w:bCs/>
-          <w:sz w:val="22"/>
-          <w:szCs w:val="22"/>
-        </w:rPr>
-        <w:t>возвращающий</w:t>
-      </w:r>
-      <w:r>
-        <w:rPr>
-          <w:bCs/>
-          <w:sz w:val="22"/>
-          <w:szCs w:val="22"/>
-        </w:rPr>
-        <w:t xml:space="preserve"> </w:t>
-      </w:r>
-      <w:r>
-        <w:rPr>
-          <w:bCs/>
-          <w:sz w:val="22"/>
-          <w:szCs w:val="22"/>
-        </w:rPr>
-        <w:t>объект</w:t>
-      </w:r>
-      <w:r>
-        <w:rPr>
-          <w:bCs/>
-          <w:sz w:val="22"/>
-          <w:szCs w:val="22"/>
-        </w:rPr>
-        <w:t xml:space="preserve"> </w:t>
-      </w:r>
-      <w:r>
-        <w:rPr>
-          <w:bCs/>
-          <w:sz w:val="22"/>
-          <w:szCs w:val="22"/>
-          <w:lang w:val="en-US"/>
-        </w:rPr>
-        <w:t>IEnumerator</w:t>
-      </w:r>
-      <w:r>
-        <w:rPr>
-          <w:bCs/>
-          <w:sz w:val="22"/>
-          <w:szCs w:val="22"/>
-        </w:rPr>
-        <w:t xml:space="preserve">. </w:t>
-      </w:r>
-      <w:r>
-        <w:rPr>
-          <w:bCs/>
-          <w:sz w:val="22"/>
-          <w:szCs w:val="22"/>
-        </w:rPr>
-        <w:t>Этот интерфейс позволяет перечислять элементы в коллекции, не раскрывая детали реализации самой коллекции.</w:t>
-      </w:r>
-    </w:p>
-    <w:p>
-      <w:pPr>
-        <w:ind w:firstLine="284"/>
-        <w:jc w:val="both"/>
-        <w:rPr>
-          <w:bCs/>
-          <w:sz w:val="22"/>
-          <w:szCs w:val="22"/>
-        </w:rPr>
-      </w:pPr>
-      <w:r>
-        <w:rPr>
-          <w:bCs/>
-          <w:sz w:val="22"/>
-          <w:szCs w:val="22"/>
-        </w:rPr>
-        <w:lastRenderedPageBreak/>
-        <w:t>Вот как работает</w:t>
-      </w:r>
-      <w:r>
-        <w:rPr>
-          <w:bCs/>
-          <w:sz w:val="22"/>
-          <w:szCs w:val="22"/>
-        </w:rPr>
-        <w:t xml:space="preserve"> </w:t>
-      </w:r>
-      <w:proofErr w:type="spellStart"/>
-      <w:r>
-        <w:rPr>
-          <w:bCs/>
-          <w:sz w:val="22"/>
-          <w:szCs w:val="22"/>
-        </w:rPr>
-        <w:t>IEnumerable</w:t>
-      </w:r>
-      <w:proofErr w:type="spellEnd"/>
-      <w:r>
-        <w:rPr>
-          <w:bCs/>
-          <w:sz w:val="22"/>
-          <w:szCs w:val="22"/>
-        </w:rPr>
-        <w:t xml:space="preserve"> </w:t>
-      </w:r>
-      <w:r>
-        <w:rPr>
-          <w:bCs/>
-          <w:sz w:val="22"/>
-          <w:szCs w:val="22"/>
-        </w:rPr>
-        <w:t>в C#:</w:t>
-      </w:r>
-    </w:p>
-    <w:p>
-      <w:pPr>
-        <w:ind w:firstLine="284"/>
-        <w:jc w:val="both"/>
-        <w:rPr>
-          <w:b/>
-          <w:bCs/>
-          <w:sz w:val="22"/>
-          <w:szCs w:val="22"/>
-        </w:rPr>
-      </w:pPr>
-      <w:r>
-        <w:rPr>
-          <w:b/>
-          <w:bCs/>
-          <w:sz w:val="22"/>
-          <w:szCs w:val="22"/>
-        </w:rPr>
-        <w:t>1. Интерфейс</w:t>
-      </w:r>
-      <w:r>
-        <w:rPr>
-          <w:b/>
-          <w:bCs/>
-          <w:sz w:val="22"/>
-          <w:szCs w:val="22"/>
-        </w:rPr>
-        <w:t xml:space="preserve"> </w:t>
-      </w:r>
-      <w:proofErr w:type="spellStart"/>
-      <w:r>
-        <w:rPr>
-          <w:b/>
-          <w:bCs/>
-          <w:sz w:val="22"/>
-          <w:szCs w:val="22"/>
-        </w:rPr>
-        <w:t>IEnumerable</w:t>
-      </w:r>
-      <w:proofErr w:type="spellEnd"/>
-    </w:p>
-    <w:p>
-      <w:pPr>
+          <w:rFonts w:ascii="Consolas" w:hAnsi="Consolas"/>
+          <w:szCs w:val="22"/>
+          <w:lang w:val="en-US"/>
+        </w:rPr>
+      </w:pPr>
+    </w:p>
+    <w:p>
+      <w:pPr>
+        <w:pStyle w:val="21"/>
         <w:numPr>
           <w:ilvl w:val="0"/>
-          <w:numId w:val="4"/>
+          <w:numId w:val="0"/>
         </w:numPr>
+        <w:jc w:val="left"/>
+        <w:rPr>
+          <w:b/>
+          <w:bCs w:val="0"/>
+          <w:lang w:val="ru-RU"/>
+        </w:rPr>
+      </w:pPr>
+      <w:bookmarkStart w:id="1" w:name="_Toc192880925"/>
+      <w:r>
+        <w:rPr>
+          <w:b/>
+          <w:bCs w:val="0"/>
+          <w:lang w:val="ru-RU"/>
+        </w:rPr>
+        <w:t>Стандартные интерфейсы</w:t>
+      </w:r>
+      <w:bookmarkEnd w:id="1"/>
+    </w:p>
+    <w:p>
+      <w:pPr>
+        <w:tabs>
+          <w:tab w:val="left" w:pos="1040"/>
+        </w:tabs>
+        <w:spacing w:line="264" w:lineRule="auto"/>
+        <w:ind w:right="111" w:firstLine="284"/>
         <w:jc w:val="both"/>
         <w:rPr>
-          <w:bCs/>
-          <w:sz w:val="22"/>
-          <w:szCs w:val="22"/>
-        </w:rPr>
-      </w:pPr>
+          <w:sz w:val="22"/>
+          <w:szCs w:val="22"/>
+        </w:rPr>
+      </w:pPr>
+      <w:r>
+        <w:rPr>
+          <w:sz w:val="22"/>
+          <w:szCs w:val="22"/>
+        </w:rPr>
+        <w:t xml:space="preserve">В C# для полного отделения структуры класса от его реализации используется механизм </w:t>
+      </w:r>
+      <w:r>
+        <w:rPr>
+          <w:i/>
+          <w:sz w:val="22"/>
+          <w:szCs w:val="22"/>
+        </w:rPr>
+        <w:t>интерфейсов</w:t>
+      </w:r>
+      <w:r>
+        <w:rPr>
+          <w:sz w:val="22"/>
+          <w:szCs w:val="22"/>
+        </w:rPr>
+        <w:t xml:space="preserve">. </w:t>
+      </w:r>
+    </w:p>
+    <w:p>
+      <w:pPr>
+        <w:tabs>
+          <w:tab w:val="left" w:pos="1040"/>
+        </w:tabs>
+        <w:spacing w:line="264" w:lineRule="auto"/>
+        <w:ind w:right="111" w:firstLine="284"/>
+        <w:jc w:val="both"/>
+        <w:rPr>
+          <w:sz w:val="22"/>
+          <w:szCs w:val="22"/>
+        </w:rPr>
+      </w:pPr>
+      <w:r>
+        <w:rPr>
+          <w:sz w:val="22"/>
+          <w:szCs w:val="22"/>
+        </w:rPr>
+        <w:lastRenderedPageBreak/>
+        <w:t xml:space="preserve">Интерфейс является расширением идеи абстрактных классов и методов. Синтаксис интерфейсов подобен синтаксису абстрактных классов. Объявление интерфейсов выполняется с помощью ключевого слова </w:t>
+      </w:r>
       <w:proofErr w:type="spellStart"/>
       <w:r>
         <w:rPr>
-          <w:bCs/>
-          <w:sz w:val="22"/>
-          <w:szCs w:val="22"/>
-        </w:rPr>
-        <w:t>IEnumerable</w:t>
+          <w:i/>
+          <w:iCs/>
+          <w:sz w:val="22"/>
+          <w:szCs w:val="22"/>
+        </w:rPr>
+        <w:t>interface</w:t>
       </w:r>
       <w:proofErr w:type="spellEnd"/>
       <w:r>
         <w:rPr>
-          <w:bCs/>
-          <w:sz w:val="22"/>
-          <w:szCs w:val="22"/>
-        </w:rPr>
-        <w:t xml:space="preserve"> </w:t>
-      </w:r>
-      <w:r>
-        <w:rPr>
-          <w:bCs/>
-          <w:sz w:val="22"/>
-          <w:szCs w:val="22"/>
-        </w:rPr>
-        <w:t>находится в пространстве имен</w:t>
-      </w:r>
-      <w:r>
-        <w:rPr>
-          <w:bCs/>
-          <w:sz w:val="22"/>
-          <w:szCs w:val="22"/>
-        </w:rPr>
-        <w:t xml:space="preserve"> </w:t>
+          <w:sz w:val="22"/>
+          <w:szCs w:val="22"/>
+        </w:rPr>
+        <w:t xml:space="preserve">. При этом методы в интерфейсе не поддерживают реализацию. Членами интерфейса могут быть методы, свойства, индексаторы и события. </w:t>
+      </w:r>
+    </w:p>
+    <w:p>
+      <w:pPr>
+        <w:tabs>
+          <w:tab w:val="left" w:pos="1040"/>
+        </w:tabs>
+        <w:spacing w:line="264" w:lineRule="auto"/>
+        <w:ind w:right="111" w:firstLine="284"/>
+        <w:jc w:val="both"/>
+        <w:rPr>
+          <w:sz w:val="22"/>
+          <w:szCs w:val="22"/>
+        </w:rPr>
+      </w:pPr>
+      <w:r>
+        <w:rPr>
+          <w:sz w:val="22"/>
+          <w:szCs w:val="22"/>
+        </w:rPr>
+        <w:t xml:space="preserve">Интерфейс может реализовываться произвольным количеством классов. Один класс, в свою очередь, может реализовывать любое число интерфейсов. Каждый класс, включающий интерфейс, должен реализовывать его методы. В интерфейсе для методов неявным образом задается тип </w:t>
       </w:r>
       <w:proofErr w:type="spellStart"/>
       <w:r>
         <w:rPr>
-          <w:bCs/>
-          <w:sz w:val="22"/>
-          <w:szCs w:val="22"/>
-        </w:rPr>
-        <w:t>System.Collections</w:t>
+          <w:sz w:val="22"/>
+          <w:szCs w:val="22"/>
+        </w:rPr>
+        <w:t>public</w:t>
       </w:r>
       <w:proofErr w:type="spellEnd"/>
       <w:r>
         <w:rPr>
-          <w:bCs/>
-          <w:sz w:val="22"/>
-          <w:szCs w:val="22"/>
-        </w:rPr>
-        <w:t>.</w:t>
-      </w:r>
-    </w:p>
-    <w:p>
-      <w:pPr>
-        <w:numPr>
-          <w:ilvl w:val="0"/>
-          <w:numId w:val="4"/>
-        </w:numPr>
+          <w:sz w:val="22"/>
+          <w:szCs w:val="22"/>
+        </w:rPr>
+        <w:t>. В этом случае также не допускается явный спецификатор доступа.</w:t>
+      </w:r>
+    </w:p>
+    <w:p>
+      <w:pPr>
+        <w:tabs>
+          <w:tab w:val="left" w:pos="1040"/>
+        </w:tabs>
+        <w:spacing w:line="264" w:lineRule="auto"/>
+        <w:ind w:right="111" w:firstLine="284"/>
         <w:jc w:val="both"/>
         <w:rPr>
-          <w:bCs/>
-          <w:sz w:val="22"/>
-          <w:szCs w:val="22"/>
-        </w:rPr>
-      </w:pPr>
-      <w:r>
-        <w:rPr>
-          <w:bCs/>
-          <w:sz w:val="22"/>
-          <w:szCs w:val="22"/>
-        </w:rPr>
-        <w:t>Он определяет один метод</w:t>
-      </w:r>
-      <w:r>
-        <w:rPr>
-          <w:bCs/>
-          <w:sz w:val="22"/>
-          <w:szCs w:val="22"/>
-        </w:rPr>
-        <w:t xml:space="preserve"> </w:t>
+          <w:sz w:val="22"/>
+          <w:szCs w:val="22"/>
+        </w:rPr>
+      </w:pPr>
+      <w:r>
+        <w:rPr>
+          <w:sz w:val="22"/>
+          <w:szCs w:val="22"/>
+        </w:rPr>
+        <w:t>Синтаксис интерфейсов следующий:</w:t>
+      </w:r>
+    </w:p>
+    <w:p>
+      <w:pPr>
+        <w:tabs>
+          <w:tab w:val="left" w:pos="1040"/>
+        </w:tabs>
+        <w:spacing w:line="264" w:lineRule="auto"/>
+        <w:ind w:right="111" w:firstLine="284"/>
+        <w:jc w:val="both"/>
+        <w:rPr>
+          <w:sz w:val="22"/>
+          <w:szCs w:val="22"/>
+        </w:rPr>
+      </w:pPr>
+    </w:p>
+    <w:p>
+      <w:pPr>
+        <w:tabs>
+          <w:tab w:val="left" w:pos="1040"/>
+        </w:tabs>
+        <w:spacing w:line="264" w:lineRule="auto"/>
+        <w:ind w:right="111"/>
+        <w:jc w:val="both"/>
+        <w:rPr>
+          <w:sz w:val="22"/>
+          <w:szCs w:val="22"/>
+        </w:rPr>
+      </w:pPr>
+      <w:r>
+        <w:rPr>
+          <w:iCs/>
+          <w:sz w:val="22"/>
+          <w:szCs w:val="22"/>
+        </w:rPr>
+        <w:t xml:space="preserve">[атрибуты] [модификаторы] </w:t>
       </w:r>
       <w:proofErr w:type="spellStart"/>
+      <w:r>
+        <w:rPr>
+          <w:iCs/>
+          <w:sz w:val="22"/>
+          <w:szCs w:val="22"/>
+        </w:rPr>
+        <w:t>interface</w:t>
+      </w:r>
+      <w:proofErr w:type="spellEnd"/>
+      <w:r>
+        <w:rPr>
+          <w:iCs/>
+          <w:sz w:val="22"/>
+          <w:szCs w:val="22"/>
+        </w:rPr>
+        <w:t xml:space="preserve"> </w:t>
+      </w:r>
+      <w:proofErr w:type="spellStart"/>
+      <w:r>
+        <w:rPr>
+          <w:iCs/>
+          <w:sz w:val="22"/>
+          <w:szCs w:val="22"/>
+        </w:rPr>
+        <w:t>Имя_интерфейса</w:t>
+      </w:r>
+      <w:proofErr w:type="spellEnd"/>
+      <w:r>
+        <w:rPr>
+          <w:iCs/>
+          <w:sz w:val="22"/>
+          <w:szCs w:val="22"/>
+        </w:rPr>
+        <w:t xml:space="preserve"> </w:t>
+      </w:r>
       <w:proofErr w:type="gramStart"/>
       <w:r>
         <w:rPr>
-          <w:bCs/>
-          <w:sz w:val="22"/>
-          <w:szCs w:val="22"/>
-        </w:rPr>
-        <w:t>GetEnumerator</w:t>
+          <w:iCs/>
+          <w:sz w:val="22"/>
+          <w:szCs w:val="22"/>
+        </w:rPr>
+        <w:t>[:</w:t>
+      </w:r>
+      <w:proofErr w:type="spellStart"/>
+      <w:r>
+        <w:rPr>
+          <w:iCs/>
+          <w:sz w:val="22"/>
+          <w:szCs w:val="22"/>
+        </w:rPr>
+        <w:t>список</w:t>
+      </w:r>
+      <w:proofErr w:type="gramEnd"/>
+      <w:r>
+        <w:rPr>
+          <w:iCs/>
+          <w:sz w:val="22"/>
+          <w:szCs w:val="22"/>
+        </w:rPr>
+        <w:t>_родительских_интерфейсов</w:t>
       </w:r>
       <w:proofErr w:type="spellEnd"/>
       <w:r>
         <w:rPr>
-          <w:bCs/>
-          <w:sz w:val="22"/>
-          <w:szCs w:val="22"/>
-        </w:rPr>
-        <w:t>(</w:t>
-      </w:r>
-      <w:proofErr w:type="gramEnd"/>
-      <w:r>
-        <w:rPr>
-          <w:bCs/>
-          <w:sz w:val="22"/>
-          <w:szCs w:val="22"/>
-        </w:rPr>
-        <w:t>), который возвращает объект</w:t>
-      </w:r>
-      <w:r>
-        <w:rPr>
-          <w:bCs/>
-          <w:sz w:val="22"/>
-          <w:szCs w:val="22"/>
-        </w:rPr>
-        <w:t xml:space="preserve"> </w:t>
-      </w:r>
+          <w:iCs/>
+          <w:sz w:val="22"/>
+          <w:szCs w:val="22"/>
+        </w:rPr>
+        <w:t xml:space="preserve">] </w:t>
+      </w:r>
+    </w:p>
+    <w:p>
+      <w:pPr>
+        <w:tabs>
+          <w:tab w:val="left" w:pos="1040"/>
+        </w:tabs>
+        <w:spacing w:line="264" w:lineRule="auto"/>
+        <w:ind w:right="111"/>
+        <w:jc w:val="both"/>
+        <w:rPr>
+          <w:sz w:val="22"/>
+          <w:szCs w:val="22"/>
+        </w:rPr>
+      </w:pPr>
+      <w:r>
+        <w:rPr>
+          <w:iCs/>
+          <w:sz w:val="22"/>
+          <w:szCs w:val="22"/>
+        </w:rPr>
+        <w:t xml:space="preserve">{ </w:t>
+      </w:r>
+    </w:p>
+    <w:p>
+      <w:pPr>
+        <w:tabs>
+          <w:tab w:val="left" w:pos="1040"/>
+        </w:tabs>
+        <w:spacing w:line="264" w:lineRule="auto"/>
+        <w:ind w:right="111"/>
+        <w:jc w:val="both"/>
+        <w:rPr>
+          <w:sz w:val="22"/>
+          <w:szCs w:val="22"/>
+        </w:rPr>
+      </w:pPr>
       <w:proofErr w:type="spellStart"/>
       <w:r>
         <w:rPr>
-          <w:bCs/>
-          <w:sz w:val="22"/>
-          <w:szCs w:val="22"/>
-        </w:rPr>
-        <w:t>IEnumerator</w:t>
+          <w:iCs/>
+          <w:sz w:val="22"/>
+          <w:szCs w:val="22"/>
+        </w:rPr>
+        <w:t>обьявление_свойств_и_методов</w:t>
       </w:r>
       <w:proofErr w:type="spellEnd"/>
       <w:r>
         <w:rPr>
-          <w:bCs/>
-          <w:sz w:val="22"/>
-          <w:szCs w:val="22"/>
-        </w:rPr>
-        <w:t>.</w:t>
-      </w:r>
-    </w:p>
-    <w:p>
-      <w:pPr>
-        <w:ind w:firstLine="284"/>
+          <w:iCs/>
+          <w:sz w:val="22"/>
+          <w:szCs w:val="22"/>
+        </w:rPr>
+        <w:t xml:space="preserve"> </w:t>
+      </w:r>
+    </w:p>
+    <w:p>
+      <w:pPr>
+        <w:tabs>
+          <w:tab w:val="left" w:pos="1040"/>
+        </w:tabs>
+        <w:spacing w:line="264" w:lineRule="auto"/>
+        <w:ind w:right="111"/>
         <w:jc w:val="both"/>
         <w:rPr>
-          <w:b/>
-          <w:bCs/>
-          <w:sz w:val="22"/>
-          <w:szCs w:val="22"/>
-        </w:rPr>
-      </w:pPr>
-      <w:r>
-        <w:rPr>
-          <w:b/>
-          <w:bCs/>
-          <w:sz w:val="22"/>
-          <w:szCs w:val="22"/>
-        </w:rPr>
-        <w:t>2. Интерфейс</w:t>
-      </w:r>
-      <w:r>
-        <w:rPr>
-          <w:b/>
-          <w:bCs/>
-          <w:sz w:val="22"/>
-          <w:szCs w:val="22"/>
-        </w:rPr>
-        <w:t xml:space="preserve"> </w:t>
-      </w:r>
-      <w:proofErr w:type="spellStart"/>
-      <w:r>
-        <w:rPr>
-          <w:b/>
-          <w:bCs/>
-          <w:sz w:val="22"/>
-          <w:szCs w:val="22"/>
-        </w:rPr>
-        <w:t>IEnumerator</w:t>
-      </w:r>
-      <w:proofErr w:type="spellEnd"/>
-    </w:p>
-    <w:p>
-      <w:pPr>
-        <w:numPr>
-          <w:ilvl w:val="0"/>
-          <w:numId w:val="5"/>
-        </w:numPr>
+          <w:iCs/>
+          <w:sz w:val="22"/>
+          <w:szCs w:val="22"/>
+        </w:rPr>
+      </w:pPr>
+      <w:r>
+        <w:rPr>
+          <w:iCs/>
+          <w:sz w:val="22"/>
+          <w:szCs w:val="22"/>
+        </w:rPr>
+        <w:t xml:space="preserve">} </w:t>
+      </w:r>
+    </w:p>
+    <w:p>
+      <w:pPr>
+        <w:tabs>
+          <w:tab w:val="left" w:pos="1040"/>
+        </w:tabs>
+        <w:spacing w:line="264" w:lineRule="auto"/>
+        <w:ind w:right="111"/>
         <w:jc w:val="both"/>
         <w:rPr>
-          <w:bCs/>
-          <w:sz w:val="22"/>
-          <w:szCs w:val="22"/>
-        </w:rPr>
-      </w:pPr>
-      <w:proofErr w:type="spellStart"/>
-      <w:r>
-        <w:rPr>
-          <w:bCs/>
-          <w:sz w:val="22"/>
-          <w:szCs w:val="22"/>
-        </w:rPr>
-        <w:t>IEnumerator</w:t>
-      </w:r>
-      <w:proofErr w:type="spellEnd"/>
-      <w:r>
-        <w:rPr>
-          <w:bCs/>
-          <w:sz w:val="22"/>
-          <w:szCs w:val="22"/>
-        </w:rPr>
-        <w:t xml:space="preserve"> </w:t>
-      </w:r>
-      <w:r>
-        <w:rPr>
-          <w:bCs/>
-          <w:sz w:val="22"/>
-          <w:szCs w:val="22"/>
-        </w:rPr>
-        <w:t>также находится в пространстве имен</w:t>
-      </w:r>
-      <w:r>
-        <w:rPr>
-          <w:bCs/>
-          <w:sz w:val="22"/>
-          <w:szCs w:val="22"/>
-        </w:rPr>
-        <w:t xml:space="preserve"> </w:t>
-      </w:r>
-      <w:proofErr w:type="spellStart"/>
-      <w:r>
-        <w:rPr>
-          <w:bCs/>
-          <w:sz w:val="22"/>
-          <w:szCs w:val="22"/>
-        </w:rPr>
-        <w:t>System.Collections</w:t>
-      </w:r>
-      <w:proofErr w:type="spellEnd"/>
-      <w:r>
-        <w:rPr>
-          <w:bCs/>
-          <w:sz w:val="22"/>
-          <w:szCs w:val="22"/>
-        </w:rPr>
-        <w:t>.</w:t>
-      </w:r>
-    </w:p>
-    <w:p>
-      <w:pPr>
-        <w:numPr>
-          <w:ilvl w:val="0"/>
-          <w:numId w:val="5"/>
-        </w:numPr>
+          <w:sz w:val="22"/>
+          <w:szCs w:val="22"/>
+        </w:rPr>
+      </w:pPr>
+    </w:p>
+    <w:p>
+      <w:pPr>
+        <w:tabs>
+          <w:tab w:val="left" w:pos="1040"/>
+        </w:tabs>
+        <w:spacing w:line="264" w:lineRule="auto"/>
+        <w:ind w:right="111" w:firstLine="284"/>
         <w:jc w:val="both"/>
         <w:rPr>
-          <w:bCs/>
-          <w:sz w:val="22"/>
-          <w:szCs w:val="22"/>
-        </w:rPr>
-      </w:pPr>
-      <w:r>
-        <w:rPr>
-          <w:bCs/>
-          <w:sz w:val="22"/>
-          <w:szCs w:val="22"/>
-        </w:rPr>
-        <w:t>Он определяет три основных члена:</w:t>
-      </w:r>
-    </w:p>
-    <w:p>
-      <w:pPr>
-        <w:numPr>
-          <w:ilvl w:val="1"/>
-          <w:numId w:val="5"/>
-        </w:numPr>
+          <w:sz w:val="22"/>
+          <w:szCs w:val="22"/>
+        </w:rPr>
+      </w:pPr>
+      <w:r>
+        <w:rPr>
+          <w:sz w:val="22"/>
+          <w:szCs w:val="22"/>
+        </w:rPr>
+        <w:t xml:space="preserve">Пример: </w:t>
+      </w:r>
+    </w:p>
+    <w:p>
+      <w:pPr>
+        <w:tabs>
+          <w:tab w:val="left" w:pos="1040"/>
+        </w:tabs>
+        <w:spacing w:line="264" w:lineRule="auto"/>
+        <w:ind w:right="111" w:firstLine="284"/>
         <w:jc w:val="both"/>
         <w:rPr>
-          <w:bCs/>
-          <w:sz w:val="22"/>
-          <w:szCs w:val="22"/>
-        </w:rPr>
-      </w:pPr>
-      <w:proofErr w:type="spellStart"/>
-      <w:r>
-        <w:rPr>
-          <w:bCs/>
-          <w:sz w:val="22"/>
-          <w:szCs w:val="22"/>
-        </w:rPr>
-        <w:t>Current</w:t>
-      </w:r>
-      <w:proofErr w:type="spellEnd"/>
-      <w:r>
-        <w:rPr>
-          <w:bCs/>
-          <w:sz w:val="22"/>
-          <w:szCs w:val="22"/>
-        </w:rPr>
-        <w:t>: Получает текущий элемент в коллекции.</w:t>
-      </w:r>
-    </w:p>
-    <w:p>
-      <w:pPr>
-        <w:numPr>
-          <w:ilvl w:val="1"/>
-          <w:numId w:val="5"/>
-        </w:numPr>
-        <w:jc w:val="both"/>
-        <w:rPr>
-          <w:bCs/>
-          <w:sz w:val="22"/>
-          <w:szCs w:val="22"/>
-        </w:rPr>
-      </w:pPr>
-      <w:proofErr w:type="spellStart"/>
-      <w:proofErr w:type="gramStart"/>
-      <w:r>
-        <w:rPr>
-          <w:bCs/>
-          <w:sz w:val="22"/>
-          <w:szCs w:val="22"/>
-        </w:rPr>
-        <w:t>MoveNext</w:t>
-      </w:r>
-      <w:proofErr w:type="spellEnd"/>
-      <w:r>
-        <w:rPr>
-          <w:bCs/>
-          <w:sz w:val="22"/>
-          <w:szCs w:val="22"/>
-        </w:rPr>
-        <w:t>(</w:t>
-      </w:r>
-      <w:proofErr w:type="gramEnd"/>
-      <w:r>
-        <w:rPr>
-          <w:bCs/>
-          <w:sz w:val="22"/>
-          <w:szCs w:val="22"/>
-        </w:rPr>
-        <w:t>): Перемещает указатель на следующий элемент в коллекции.</w:t>
-      </w:r>
-    </w:p>
-    <w:p>
-      <w:pPr>
-        <w:numPr>
-          <w:ilvl w:val="1"/>
-          <w:numId w:val="5"/>
-        </w:numPr>
-        <w:jc w:val="both"/>
-        <w:rPr>
-          <w:bCs/>
-          <w:sz w:val="22"/>
-          <w:szCs w:val="22"/>
-        </w:rPr>
-      </w:pPr>
-      <w:proofErr w:type="spellStart"/>
-      <w:proofErr w:type="gramStart"/>
-      <w:r>
-        <w:rPr>
-          <w:bCs/>
-          <w:sz w:val="22"/>
-          <w:szCs w:val="22"/>
-        </w:rPr>
-        <w:t>Reset</w:t>
-      </w:r>
-      <w:proofErr w:type="spellEnd"/>
-      <w:r>
-        <w:rPr>
-          <w:bCs/>
-          <w:sz w:val="22"/>
-          <w:szCs w:val="22"/>
-        </w:rPr>
-        <w:t>(</w:t>
-      </w:r>
-      <w:proofErr w:type="gramEnd"/>
-      <w:r>
-        <w:rPr>
-          <w:bCs/>
-          <w:sz w:val="22"/>
-          <w:szCs w:val="22"/>
-        </w:rPr>
-        <w:t>): Сбрасывает указатель на начало коллекции.</w:t>
-      </w:r>
-    </w:p>
-    <w:p>
-      <w:pPr>
-        <w:ind w:firstLine="284"/>
-        <w:jc w:val="both"/>
-        <w:rPr>
-          <w:b/>
-          <w:bCs/>
-          <w:sz w:val="22"/>
-          <w:szCs w:val="22"/>
-        </w:rPr>
-      </w:pPr>
-      <w:r>
-        <w:rPr>
-          <w:b/>
-          <w:bCs/>
-          <w:sz w:val="22"/>
-          <w:szCs w:val="22"/>
-        </w:rPr>
-        <w:t>3. Реализация</w:t>
-      </w:r>
-      <w:r>
-        <w:rPr>
-          <w:b/>
-          <w:bCs/>
-          <w:sz w:val="22"/>
-          <w:szCs w:val="22"/>
-        </w:rPr>
-        <w:t xml:space="preserve"> </w:t>
-      </w:r>
-      <w:proofErr w:type="spellStart"/>
-      <w:r>
-        <w:rPr>
-          <w:b/>
-          <w:bCs/>
-          <w:sz w:val="22"/>
-          <w:szCs w:val="22"/>
-        </w:rPr>
-        <w:t>IEnumerable</w:t>
-      </w:r>
-      <w:proofErr w:type="spellEnd"/>
-    </w:p>
-    <w:p>
-      <w:pPr>
-        <w:numPr>
-          <w:ilvl w:val="0"/>
-          <w:numId w:val="6"/>
-        </w:numPr>
-        <w:jc w:val="both"/>
-        <w:rPr>
-          <w:bCs/>
-          <w:sz w:val="22"/>
-          <w:szCs w:val="22"/>
-        </w:rPr>
-      </w:pPr>
-      <w:r>
-        <w:rPr>
-          <w:bCs/>
-          <w:sz w:val="22"/>
-          <w:szCs w:val="22"/>
-        </w:rPr>
-        <w:t>Для использования</w:t>
-      </w:r>
-      <w:r>
-        <w:rPr>
-          <w:bCs/>
-          <w:sz w:val="22"/>
-          <w:szCs w:val="22"/>
-        </w:rPr>
-        <w:t xml:space="preserve"> </w:t>
-      </w:r>
-      <w:proofErr w:type="spellStart"/>
-      <w:r>
-        <w:rPr>
-          <w:bCs/>
-          <w:sz w:val="22"/>
-          <w:szCs w:val="22"/>
-        </w:rPr>
-        <w:t>IEnumerable</w:t>
-      </w:r>
-      <w:proofErr w:type="spellEnd"/>
-      <w:r>
-        <w:rPr>
-          <w:bCs/>
-          <w:sz w:val="22"/>
-          <w:szCs w:val="22"/>
-        </w:rPr>
-        <w:t xml:space="preserve"> </w:t>
-      </w:r>
-      <w:r>
-        <w:rPr>
-          <w:bCs/>
-          <w:sz w:val="22"/>
-          <w:szCs w:val="22"/>
-        </w:rPr>
-        <w:t>в собственных коллекциях необходимо реализовать метод</w:t>
-      </w:r>
-      <w:r>
-        <w:rPr>
-          <w:bCs/>
-          <w:sz w:val="22"/>
-          <w:szCs w:val="22"/>
-        </w:rPr>
-        <w:t xml:space="preserve"> </w:t>
-      </w:r>
-      <w:proofErr w:type="spellStart"/>
-      <w:proofErr w:type="gramStart"/>
-      <w:r>
-        <w:rPr>
-          <w:bCs/>
-          <w:sz w:val="22"/>
-          <w:szCs w:val="22"/>
-        </w:rPr>
-        <w:t>GetEnumerator</w:t>
-      </w:r>
-      <w:proofErr w:type="spellEnd"/>
-      <w:r>
-        <w:rPr>
-          <w:bCs/>
-          <w:sz w:val="22"/>
-          <w:szCs w:val="22"/>
-        </w:rPr>
-        <w:t>(</w:t>
-      </w:r>
-      <w:proofErr w:type="gramEnd"/>
-      <w:r>
-        <w:rPr>
-          <w:bCs/>
-          <w:sz w:val="22"/>
-          <w:szCs w:val="22"/>
-        </w:rPr>
-        <w:t>).</w:t>
-      </w:r>
-    </w:p>
-    <w:p>
-      <w:pPr>
-        <w:numPr>
-          <w:ilvl w:val="0"/>
-          <w:numId w:val="6"/>
-        </w:numPr>
-        <w:jc w:val="both"/>
-        <w:rPr>
-          <w:bCs/>
-          <w:sz w:val="22"/>
-          <w:szCs w:val="22"/>
-        </w:rPr>
-      </w:pPr>
-      <w:r>
-        <w:rPr>
-          <w:bCs/>
-          <w:sz w:val="22"/>
-          <w:szCs w:val="22"/>
-        </w:rPr>
-        <w:t>Метод</w:t>
-      </w:r>
-      <w:r>
-        <w:rPr>
-          <w:bCs/>
-          <w:sz w:val="22"/>
-          <w:szCs w:val="22"/>
-        </w:rPr>
-        <w:t xml:space="preserve"> </w:t>
-      </w:r>
-      <w:proofErr w:type="spellStart"/>
-      <w:proofErr w:type="gramStart"/>
-      <w:r>
-        <w:rPr>
-          <w:bCs/>
-          <w:sz w:val="22"/>
-          <w:szCs w:val="22"/>
-        </w:rPr>
-        <w:t>GetEnumerator</w:t>
-      </w:r>
-      <w:proofErr w:type="spellEnd"/>
-      <w:r>
-        <w:rPr>
-          <w:bCs/>
-          <w:sz w:val="22"/>
-          <w:szCs w:val="22"/>
-        </w:rPr>
-        <w:t>(</w:t>
-      </w:r>
-      <w:proofErr w:type="gramEnd"/>
-      <w:r>
-        <w:rPr>
-          <w:bCs/>
-          <w:sz w:val="22"/>
-          <w:szCs w:val="22"/>
-        </w:rPr>
-        <w:t>)</w:t>
-      </w:r>
-      <w:r>
-        <w:rPr>
-          <w:bCs/>
-          <w:sz w:val="22"/>
-          <w:szCs w:val="22"/>
-        </w:rPr>
-        <w:t xml:space="preserve"> </w:t>
-      </w:r>
-      <w:r>
-        <w:rPr>
-          <w:bCs/>
-          <w:sz w:val="22"/>
-          <w:szCs w:val="22"/>
-        </w:rPr>
-        <w:t>должен возвращать объект, реализующий интерфейс</w:t>
-      </w:r>
-      <w:r>
-        <w:rPr>
-          <w:bCs/>
-          <w:sz w:val="22"/>
-          <w:szCs w:val="22"/>
-        </w:rPr>
-        <w:t xml:space="preserve"> </w:t>
-      </w:r>
-      <w:proofErr w:type="spellStart"/>
-      <w:r>
-        <w:rPr>
-          <w:bCs/>
-          <w:sz w:val="22"/>
-          <w:szCs w:val="22"/>
-        </w:rPr>
-        <w:t>IEnumerator</w:t>
-      </w:r>
-      <w:proofErr w:type="spellEnd"/>
-      <w:r>
-        <w:rPr>
-          <w:bCs/>
-          <w:sz w:val="22"/>
-          <w:szCs w:val="22"/>
-        </w:rPr>
-        <w:t>.</w:t>
-      </w:r>
-    </w:p>
-    <w:p>
-      <w:pPr>
-        <w:numPr>
-          <w:ilvl w:val="0"/>
-          <w:numId w:val="6"/>
-        </w:numPr>
-        <w:jc w:val="both"/>
-        <w:rPr>
-          <w:bCs/>
-          <w:sz w:val="22"/>
-          <w:szCs w:val="22"/>
-        </w:rPr>
-      </w:pPr>
-      <w:r>
-        <w:rPr>
-          <w:bCs/>
-          <w:sz w:val="22"/>
-          <w:szCs w:val="22"/>
-        </w:rPr>
-        <w:t>В методе</w:t>
-      </w:r>
-      <w:r>
-        <w:rPr>
-          <w:bCs/>
-          <w:sz w:val="22"/>
-          <w:szCs w:val="22"/>
-        </w:rPr>
-        <w:t xml:space="preserve"> </w:t>
-      </w:r>
-      <w:proofErr w:type="spellStart"/>
-      <w:proofErr w:type="gramStart"/>
-      <w:r>
-        <w:rPr>
-          <w:bCs/>
-          <w:sz w:val="22"/>
-          <w:szCs w:val="22"/>
-        </w:rPr>
-        <w:t>GetEnumerator</w:t>
-      </w:r>
-      <w:proofErr w:type="spellEnd"/>
-      <w:r>
-        <w:rPr>
-          <w:bCs/>
-          <w:sz w:val="22"/>
-          <w:szCs w:val="22"/>
-        </w:rPr>
-        <w:t>(</w:t>
-      </w:r>
-      <w:proofErr w:type="gramEnd"/>
-      <w:r>
-        <w:rPr>
-          <w:bCs/>
-          <w:sz w:val="22"/>
-          <w:szCs w:val="22"/>
-        </w:rPr>
-        <w:t>)</w:t>
-      </w:r>
-      <w:r>
-        <w:rPr>
-          <w:bCs/>
-          <w:sz w:val="22"/>
-          <w:szCs w:val="22"/>
-        </w:rPr>
-        <w:t xml:space="preserve"> </w:t>
-      </w:r>
-      <w:r>
-        <w:rPr>
-          <w:bCs/>
-          <w:sz w:val="22"/>
-          <w:szCs w:val="22"/>
-        </w:rPr>
-        <w:t>создается экземпляр класса, реализующего</w:t>
-      </w:r>
-      <w:r>
-        <w:rPr>
-          <w:bCs/>
-          <w:sz w:val="22"/>
-          <w:szCs w:val="22"/>
-        </w:rPr>
-        <w:t xml:space="preserve"> </w:t>
-      </w:r>
-      <w:proofErr w:type="spellStart"/>
-      <w:r>
-        <w:rPr>
-          <w:bCs/>
-          <w:sz w:val="22"/>
-          <w:szCs w:val="22"/>
-        </w:rPr>
-        <w:t>IEnumerator</w:t>
-      </w:r>
-      <w:proofErr w:type="spellEnd"/>
-      <w:r>
-        <w:rPr>
-          <w:bCs/>
-          <w:sz w:val="22"/>
-          <w:szCs w:val="22"/>
-        </w:rPr>
-        <w:t>, который будет использоваться для перечисления элементов коллекции.</w:t>
-      </w:r>
-    </w:p>
-    <w:p>
-      <w:pPr>
-        <w:ind w:firstLine="284"/>
-        <w:jc w:val="both"/>
-        <w:rPr>
-          <w:bCs/>
-          <w:sz w:val="22"/>
-          <w:szCs w:val="22"/>
-        </w:rPr>
-      </w:pPr>
-    </w:p>
-    <w:p>
-      <w:pPr>
-        <w:ind w:firstLine="284"/>
-        <w:jc w:val="both"/>
-        <w:rPr>
-          <w:bCs/>
-          <w:sz w:val="22"/>
-          <w:szCs w:val="22"/>
-        </w:rPr>
-      </w:pPr>
-      <w:r>
-        <w:rPr>
-          <w:bCs/>
-          <w:sz w:val="22"/>
-          <w:szCs w:val="22"/>
-        </w:rPr>
-        <w:t xml:space="preserve">Благодаря такой реализации мы можем перебирать объекты в цикле </w:t>
-      </w:r>
-      <w:proofErr w:type="spellStart"/>
-      <w:r>
-        <w:rPr>
-          <w:bCs/>
-          <w:sz w:val="22"/>
-          <w:szCs w:val="22"/>
-        </w:rPr>
-        <w:t>foreach</w:t>
-      </w:r>
-      <w:proofErr w:type="spellEnd"/>
-      <w:r>
-        <w:rPr>
-          <w:bCs/>
-          <w:sz w:val="22"/>
-          <w:szCs w:val="22"/>
-        </w:rPr>
-        <w:t>:</w:t>
-      </w:r>
-    </w:p>
-    <w:p>
-      <w:pPr>
-        <w:jc w:val="both"/>
-        <w:rPr>
-          <w:bCs/>
           <w:sz w:val="22"/>
           <w:szCs w:val="22"/>
         </w:rPr>
@@ -5731,10 +4968,12 @@
         <w:autoSpaceDN w:val="0"/>
         <w:adjustRightInd w:val="0"/>
         <w:rPr>
-          <w:rFonts w:ascii="Consolas" w:hAnsi="Consolas"/>
-          <w:bCs/>
-          <w:sz w:val="18"/>
-          <w:szCs w:val="18"/>
+          <w:rFonts w:ascii="Consolas" w:hAnsi="Consolas" w:cs="Cascadia Mono"/>
+          <w:color w:val="000000"/>
+          <w:sz w:val="18"/>
+          <w:szCs w:val="19"/>
+          <w:highlight w:val="white"/>
+          <w:lang w:val="en-US"/>
         </w:rPr>
       </w:pPr>
       <w:r>
@@ -5742,57 +4981,1425 @@
           <w:rFonts w:ascii="Consolas" w:hAnsi="Consolas" w:cs="Cascadia Mono"/>
           <w:color w:val="0000FF"/>
           <w:sz w:val="18"/>
-          <w:szCs w:val="18"/>
-          <w:lang w:val="en-US"/>
+          <w:szCs w:val="19"/>
+          <w:highlight w:val="white"/>
+          <w:lang w:val="en-US"/>
+        </w:rPr>
+        <w:t>interface</w:t>
+      </w:r>
+      <w:r>
+        <w:rPr>
+          <w:rFonts w:ascii="Consolas" w:hAnsi="Consolas" w:cs="Cascadia Mono"/>
+          <w:color w:val="000000"/>
+          <w:sz w:val="18"/>
+          <w:szCs w:val="19"/>
+          <w:highlight w:val="white"/>
+          <w:lang w:val="en-US"/>
+        </w:rPr>
+        <w:t xml:space="preserve"> </w:t>
+      </w:r>
+      <w:r>
+        <w:rPr>
+          <w:rFonts w:ascii="Consolas" w:hAnsi="Consolas" w:cs="Cascadia Mono"/>
+          <w:color w:val="2B91AF"/>
+          <w:sz w:val="18"/>
+          <w:szCs w:val="19"/>
+          <w:highlight w:val="white"/>
+          <w:lang w:val="en-US"/>
+        </w:rPr>
+        <w:t>Species</w:t>
+      </w:r>
+    </w:p>
+    <w:p>
+      <w:pPr>
+        <w:pBdr>
+          <w:left w:val="single" w:sz="4" w:space="4" w:color="auto"/>
+        </w:pBdr>
+        <w:autoSpaceDE w:val="0"/>
+        <w:autoSpaceDN w:val="0"/>
+        <w:adjustRightInd w:val="0"/>
+        <w:rPr>
+          <w:rFonts w:ascii="Consolas" w:hAnsi="Consolas" w:cs="Cascadia Mono"/>
+          <w:color w:val="000000"/>
+          <w:sz w:val="18"/>
+          <w:szCs w:val="19"/>
+          <w:highlight w:val="white"/>
+          <w:lang w:val="en-US"/>
+        </w:rPr>
+      </w:pPr>
+      <w:r>
+        <w:rPr>
+          <w:rFonts w:ascii="Consolas" w:hAnsi="Consolas" w:cs="Cascadia Mono"/>
+          <w:color w:val="000000"/>
+          <w:sz w:val="18"/>
+          <w:szCs w:val="19"/>
+          <w:highlight w:val="white"/>
+          <w:lang w:val="en-US"/>
+        </w:rPr>
+        <w:t>{</w:t>
+      </w:r>
+    </w:p>
+    <w:p>
+      <w:pPr>
+        <w:pBdr>
+          <w:left w:val="single" w:sz="4" w:space="4" w:color="auto"/>
+        </w:pBdr>
+        <w:autoSpaceDE w:val="0"/>
+        <w:autoSpaceDN w:val="0"/>
+        <w:adjustRightInd w:val="0"/>
+        <w:rPr>
+          <w:rFonts w:ascii="Consolas" w:hAnsi="Consolas" w:cs="Cascadia Mono"/>
+          <w:color w:val="000000"/>
+          <w:sz w:val="18"/>
+          <w:szCs w:val="19"/>
+          <w:highlight w:val="white"/>
+          <w:lang w:val="en-US"/>
+        </w:rPr>
+      </w:pPr>
+      <w:r>
+        <w:rPr>
+          <w:rFonts w:ascii="Consolas" w:hAnsi="Consolas" w:cs="Cascadia Mono"/>
+          <w:color w:val="000000"/>
+          <w:sz w:val="18"/>
+          <w:szCs w:val="19"/>
+          <w:highlight w:val="white"/>
+          <w:lang w:val="en-US"/>
+        </w:rPr>
+        <w:t xml:space="preserve">    </w:t>
+      </w:r>
+      <w:r>
+        <w:rPr>
+          <w:rFonts w:ascii="Consolas" w:hAnsi="Consolas" w:cs="Cascadia Mono"/>
+          <w:color w:val="0000FF"/>
+          <w:sz w:val="18"/>
+          <w:szCs w:val="19"/>
+          <w:highlight w:val="white"/>
+          <w:lang w:val="en-US"/>
+        </w:rPr>
+        <w:t>string</w:t>
+      </w:r>
+      <w:r>
+        <w:rPr>
+          <w:rFonts w:ascii="Consolas" w:hAnsi="Consolas" w:cs="Cascadia Mono"/>
+          <w:color w:val="000000"/>
+          <w:sz w:val="18"/>
+          <w:szCs w:val="19"/>
+          <w:highlight w:val="white"/>
+          <w:lang w:val="en-US"/>
+        </w:rPr>
+        <w:t xml:space="preserve"> </w:t>
+      </w:r>
+      <w:proofErr w:type="gramStart"/>
+      <w:r>
+        <w:rPr>
+          <w:rFonts w:ascii="Consolas" w:hAnsi="Consolas" w:cs="Cascadia Mono"/>
+          <w:color w:val="000000"/>
+          <w:sz w:val="18"/>
+          <w:szCs w:val="19"/>
+          <w:highlight w:val="white"/>
+          <w:lang w:val="en-US"/>
+        </w:rPr>
+        <w:t>Species(</w:t>
+      </w:r>
+      <w:proofErr w:type="gramEnd"/>
+      <w:r>
+        <w:rPr>
+          <w:rFonts w:ascii="Consolas" w:hAnsi="Consolas" w:cs="Cascadia Mono"/>
+          <w:color w:val="000000"/>
+          <w:sz w:val="18"/>
+          <w:szCs w:val="19"/>
+          <w:highlight w:val="white"/>
+          <w:lang w:val="en-US"/>
+        </w:rPr>
+        <w:t>);</w:t>
+      </w:r>
+    </w:p>
+    <w:p>
+      <w:pPr>
+        <w:pBdr>
+          <w:left w:val="single" w:sz="4" w:space="4" w:color="auto"/>
+        </w:pBdr>
+        <w:autoSpaceDE w:val="0"/>
+        <w:autoSpaceDN w:val="0"/>
+        <w:adjustRightInd w:val="0"/>
+        <w:rPr>
+          <w:rFonts w:ascii="Consolas" w:hAnsi="Consolas" w:cs="Cascadia Mono"/>
+          <w:color w:val="000000"/>
+          <w:sz w:val="18"/>
+          <w:szCs w:val="19"/>
+          <w:highlight w:val="white"/>
+          <w:lang w:val="en-US"/>
+        </w:rPr>
+      </w:pPr>
+      <w:r>
+        <w:rPr>
+          <w:rFonts w:ascii="Consolas" w:hAnsi="Consolas" w:cs="Cascadia Mono"/>
+          <w:color w:val="000000"/>
+          <w:sz w:val="18"/>
+          <w:szCs w:val="19"/>
+          <w:highlight w:val="white"/>
+          <w:lang w:val="en-US"/>
+        </w:rPr>
+        <w:t xml:space="preserve">    </w:t>
+      </w:r>
+      <w:r>
+        <w:rPr>
+          <w:rFonts w:ascii="Consolas" w:hAnsi="Consolas" w:cs="Cascadia Mono"/>
+          <w:color w:val="0000FF"/>
+          <w:sz w:val="18"/>
+          <w:szCs w:val="19"/>
+          <w:highlight w:val="white"/>
+          <w:lang w:val="en-US"/>
+        </w:rPr>
+        <w:t>void</w:t>
+      </w:r>
+      <w:r>
+        <w:rPr>
+          <w:rFonts w:ascii="Consolas" w:hAnsi="Consolas" w:cs="Cascadia Mono"/>
+          <w:color w:val="000000"/>
+          <w:sz w:val="18"/>
+          <w:szCs w:val="19"/>
+          <w:highlight w:val="white"/>
+          <w:lang w:val="en-US"/>
+        </w:rPr>
+        <w:t xml:space="preserve"> </w:t>
+      </w:r>
+      <w:proofErr w:type="gramStart"/>
+      <w:r>
+        <w:rPr>
+          <w:rFonts w:ascii="Consolas" w:hAnsi="Consolas" w:cs="Cascadia Mono"/>
+          <w:color w:val="000000"/>
+          <w:sz w:val="18"/>
+          <w:szCs w:val="19"/>
+          <w:highlight w:val="white"/>
+          <w:lang w:val="en-US"/>
+        </w:rPr>
+        <w:t>Feed(</w:t>
+      </w:r>
+      <w:proofErr w:type="gramEnd"/>
+      <w:r>
+        <w:rPr>
+          <w:rFonts w:ascii="Consolas" w:hAnsi="Consolas" w:cs="Cascadia Mono"/>
+          <w:color w:val="000000"/>
+          <w:sz w:val="18"/>
+          <w:szCs w:val="19"/>
+          <w:highlight w:val="white"/>
+          <w:lang w:val="en-US"/>
+        </w:rPr>
+        <w:t>);</w:t>
+      </w:r>
+    </w:p>
+    <w:p>
+      <w:pPr>
+        <w:pBdr>
+          <w:left w:val="single" w:sz="4" w:space="4" w:color="auto"/>
+        </w:pBdr>
+        <w:autoSpaceDE w:val="0"/>
+        <w:autoSpaceDN w:val="0"/>
+        <w:adjustRightInd w:val="0"/>
+        <w:rPr>
+          <w:rFonts w:ascii="Consolas" w:hAnsi="Consolas" w:cs="Cascadia Mono"/>
+          <w:color w:val="000000"/>
+          <w:sz w:val="18"/>
+          <w:szCs w:val="19"/>
+          <w:highlight w:val="white"/>
+          <w:lang w:val="en-US"/>
+        </w:rPr>
+      </w:pPr>
+      <w:r>
+        <w:rPr>
+          <w:rFonts w:ascii="Consolas" w:hAnsi="Consolas" w:cs="Cascadia Mono"/>
+          <w:color w:val="000000"/>
+          <w:sz w:val="18"/>
+          <w:szCs w:val="19"/>
+          <w:highlight w:val="white"/>
+          <w:lang w:val="en-US"/>
+        </w:rPr>
+        <w:t>}</w:t>
+      </w:r>
+    </w:p>
+    <w:p>
+      <w:pPr>
+        <w:pBdr>
+          <w:left w:val="single" w:sz="4" w:space="4" w:color="auto"/>
+        </w:pBdr>
+        <w:autoSpaceDE w:val="0"/>
+        <w:autoSpaceDN w:val="0"/>
+        <w:adjustRightInd w:val="0"/>
+        <w:rPr>
+          <w:rFonts w:ascii="Consolas" w:hAnsi="Consolas" w:cs="Cascadia Mono"/>
+          <w:color w:val="000000"/>
+          <w:sz w:val="18"/>
+          <w:szCs w:val="19"/>
+          <w:highlight w:val="white"/>
+          <w:lang w:val="en-US"/>
+        </w:rPr>
+      </w:pPr>
+    </w:p>
+    <w:p>
+      <w:pPr>
+        <w:pBdr>
+          <w:left w:val="single" w:sz="4" w:space="4" w:color="auto"/>
+        </w:pBdr>
+        <w:autoSpaceDE w:val="0"/>
+        <w:autoSpaceDN w:val="0"/>
+        <w:adjustRightInd w:val="0"/>
+        <w:rPr>
+          <w:rFonts w:ascii="Consolas" w:hAnsi="Consolas" w:cs="Cascadia Mono"/>
+          <w:color w:val="000000"/>
+          <w:sz w:val="18"/>
+          <w:szCs w:val="19"/>
+          <w:highlight w:val="white"/>
+          <w:lang w:val="en-US"/>
+        </w:rPr>
+      </w:pPr>
+      <w:r>
+        <w:rPr>
+          <w:rFonts w:ascii="Consolas" w:hAnsi="Consolas" w:cs="Cascadia Mono"/>
+          <w:color w:val="0000FF"/>
+          <w:sz w:val="18"/>
+          <w:szCs w:val="19"/>
+          <w:highlight w:val="white"/>
+          <w:lang w:val="en-US"/>
+        </w:rPr>
+        <w:t>class</w:t>
+      </w:r>
+      <w:r>
+        <w:rPr>
+          <w:rFonts w:ascii="Consolas" w:hAnsi="Consolas" w:cs="Cascadia Mono"/>
+          <w:color w:val="000000"/>
+          <w:sz w:val="18"/>
+          <w:szCs w:val="19"/>
+          <w:highlight w:val="white"/>
+          <w:lang w:val="en-US"/>
+        </w:rPr>
+        <w:t xml:space="preserve"> </w:t>
+      </w:r>
+      <w:proofErr w:type="gramStart"/>
+      <w:r>
+        <w:rPr>
+          <w:rFonts w:ascii="Consolas" w:hAnsi="Consolas" w:cs="Cascadia Mono"/>
+          <w:color w:val="2B91AF"/>
+          <w:sz w:val="18"/>
+          <w:szCs w:val="19"/>
+          <w:highlight w:val="white"/>
+          <w:lang w:val="en-US"/>
+        </w:rPr>
+        <w:t>Cheetah</w:t>
+      </w:r>
+      <w:r>
+        <w:rPr>
+          <w:rFonts w:ascii="Consolas" w:hAnsi="Consolas" w:cs="Cascadia Mono"/>
+          <w:color w:val="000000"/>
+          <w:sz w:val="18"/>
+          <w:szCs w:val="19"/>
+          <w:highlight w:val="white"/>
+          <w:lang w:val="en-US"/>
+        </w:rPr>
+        <w:t xml:space="preserve"> :</w:t>
+      </w:r>
+      <w:proofErr w:type="gramEnd"/>
+      <w:r>
+        <w:rPr>
+          <w:rFonts w:ascii="Consolas" w:hAnsi="Consolas" w:cs="Cascadia Mono"/>
+          <w:color w:val="000000"/>
+          <w:sz w:val="18"/>
+          <w:szCs w:val="19"/>
+          <w:highlight w:val="white"/>
+          <w:lang w:val="en-US"/>
+        </w:rPr>
+        <w:t xml:space="preserve"> </w:t>
+      </w:r>
+      <w:r>
+        <w:rPr>
+          <w:rFonts w:ascii="Consolas" w:hAnsi="Consolas" w:cs="Cascadia Mono"/>
+          <w:color w:val="2B91AF"/>
+          <w:sz w:val="18"/>
+          <w:szCs w:val="19"/>
+          <w:highlight w:val="white"/>
+          <w:lang w:val="en-US"/>
+        </w:rPr>
+        <w:t>Animal</w:t>
+      </w:r>
+      <w:r>
+        <w:rPr>
+          <w:rFonts w:ascii="Consolas" w:hAnsi="Consolas" w:cs="Cascadia Mono"/>
+          <w:color w:val="000000"/>
+          <w:sz w:val="18"/>
+          <w:szCs w:val="19"/>
+          <w:highlight w:val="white"/>
+          <w:lang w:val="en-US"/>
+        </w:rPr>
+        <w:t xml:space="preserve">, </w:t>
+      </w:r>
+      <w:r>
+        <w:rPr>
+          <w:rFonts w:ascii="Consolas" w:hAnsi="Consolas" w:cs="Cascadia Mono"/>
+          <w:color w:val="2B91AF"/>
+          <w:sz w:val="18"/>
+          <w:szCs w:val="19"/>
+          <w:highlight w:val="white"/>
+          <w:lang w:val="en-US"/>
+        </w:rPr>
+        <w:t>Species</w:t>
+      </w:r>
+    </w:p>
+    <w:p>
+      <w:pPr>
+        <w:pBdr>
+          <w:left w:val="single" w:sz="4" w:space="4" w:color="auto"/>
+        </w:pBdr>
+        <w:autoSpaceDE w:val="0"/>
+        <w:autoSpaceDN w:val="0"/>
+        <w:adjustRightInd w:val="0"/>
+        <w:rPr>
+          <w:rFonts w:ascii="Consolas" w:hAnsi="Consolas" w:cs="Cascadia Mono"/>
+          <w:color w:val="000000"/>
+          <w:sz w:val="18"/>
+          <w:szCs w:val="19"/>
+          <w:highlight w:val="white"/>
+          <w:lang w:val="en-US"/>
+        </w:rPr>
+      </w:pPr>
+      <w:r>
+        <w:rPr>
+          <w:rFonts w:ascii="Consolas" w:hAnsi="Consolas" w:cs="Cascadia Mono"/>
+          <w:color w:val="000000"/>
+          <w:sz w:val="18"/>
+          <w:szCs w:val="19"/>
+          <w:highlight w:val="white"/>
+          <w:lang w:val="en-US"/>
+        </w:rPr>
+        <w:t>{</w:t>
+      </w:r>
+    </w:p>
+    <w:p>
+      <w:pPr>
+        <w:pBdr>
+          <w:left w:val="single" w:sz="4" w:space="4" w:color="auto"/>
+        </w:pBdr>
+        <w:autoSpaceDE w:val="0"/>
+        <w:autoSpaceDN w:val="0"/>
+        <w:adjustRightInd w:val="0"/>
+        <w:rPr>
+          <w:rFonts w:ascii="Consolas" w:hAnsi="Consolas" w:cs="Cascadia Mono"/>
+          <w:color w:val="000000"/>
+          <w:sz w:val="18"/>
+          <w:szCs w:val="19"/>
+          <w:highlight w:val="white"/>
+          <w:lang w:val="en-US"/>
+        </w:rPr>
+      </w:pPr>
+      <w:r>
+        <w:rPr>
+          <w:rFonts w:ascii="Consolas" w:hAnsi="Consolas" w:cs="Cascadia Mono"/>
+          <w:color w:val="000000"/>
+          <w:sz w:val="18"/>
+          <w:szCs w:val="19"/>
+          <w:highlight w:val="white"/>
+          <w:lang w:val="en-US"/>
+        </w:rPr>
+        <w:t xml:space="preserve">    </w:t>
+      </w:r>
+      <w:r>
+        <w:rPr>
+          <w:rFonts w:ascii="Consolas" w:hAnsi="Consolas" w:cs="Cascadia Mono"/>
+          <w:color w:val="0000FF"/>
+          <w:sz w:val="18"/>
+          <w:szCs w:val="19"/>
+          <w:highlight w:val="white"/>
+          <w:lang w:val="en-US"/>
+        </w:rPr>
+        <w:t>private</w:t>
+      </w:r>
+      <w:r>
+        <w:rPr>
+          <w:rFonts w:ascii="Consolas" w:hAnsi="Consolas" w:cs="Cascadia Mono"/>
+          <w:color w:val="000000"/>
+          <w:sz w:val="18"/>
+          <w:szCs w:val="19"/>
+          <w:highlight w:val="white"/>
+          <w:lang w:val="en-US"/>
+        </w:rPr>
+        <w:t xml:space="preserve"> </w:t>
+      </w:r>
+      <w:r>
+        <w:rPr>
+          <w:rFonts w:ascii="Consolas" w:hAnsi="Consolas" w:cs="Cascadia Mono"/>
+          <w:color w:val="0000FF"/>
+          <w:sz w:val="18"/>
+          <w:szCs w:val="19"/>
+          <w:highlight w:val="white"/>
+          <w:lang w:val="en-US"/>
+        </w:rPr>
+        <w:t>string</w:t>
+      </w:r>
+      <w:r>
+        <w:rPr>
+          <w:rFonts w:ascii="Consolas" w:hAnsi="Consolas" w:cs="Cascadia Mono"/>
+          <w:color w:val="000000"/>
+          <w:sz w:val="18"/>
+          <w:szCs w:val="19"/>
+          <w:highlight w:val="white"/>
+          <w:lang w:val="en-US"/>
+        </w:rPr>
+        <w:t xml:space="preserve"> </w:t>
+      </w:r>
+      <w:proofErr w:type="spellStart"/>
+      <w:r>
+        <w:rPr>
+          <w:rFonts w:ascii="Consolas" w:hAnsi="Consolas" w:cs="Cascadia Mono"/>
+          <w:color w:val="000000"/>
+          <w:sz w:val="18"/>
+          <w:szCs w:val="19"/>
+          <w:highlight w:val="white"/>
+          <w:lang w:val="en-US"/>
+        </w:rPr>
+        <w:t>ScientificName</w:t>
+      </w:r>
+      <w:proofErr w:type="spellEnd"/>
+      <w:r>
+        <w:rPr>
+          <w:rFonts w:ascii="Consolas" w:hAnsi="Consolas" w:cs="Cascadia Mono"/>
+          <w:color w:val="000000"/>
+          <w:sz w:val="18"/>
+          <w:szCs w:val="19"/>
+          <w:highlight w:val="white"/>
+          <w:lang w:val="en-US"/>
+        </w:rPr>
+        <w:t>;</w:t>
+      </w:r>
+    </w:p>
+    <w:p>
+      <w:pPr>
+        <w:pBdr>
+          <w:left w:val="single" w:sz="4" w:space="4" w:color="auto"/>
+        </w:pBdr>
+        <w:autoSpaceDE w:val="0"/>
+        <w:autoSpaceDN w:val="0"/>
+        <w:adjustRightInd w:val="0"/>
+        <w:rPr>
+          <w:rFonts w:ascii="Consolas" w:hAnsi="Consolas" w:cs="Cascadia Mono"/>
+          <w:color w:val="000000"/>
+          <w:sz w:val="18"/>
+          <w:szCs w:val="19"/>
+          <w:highlight w:val="white"/>
+          <w:lang w:val="en-US"/>
+        </w:rPr>
+      </w:pPr>
+      <w:r>
+        <w:rPr>
+          <w:rFonts w:ascii="Consolas" w:hAnsi="Consolas" w:cs="Cascadia Mono"/>
+          <w:color w:val="000000"/>
+          <w:sz w:val="18"/>
+          <w:szCs w:val="19"/>
+          <w:highlight w:val="white"/>
+          <w:lang w:val="en-US"/>
+        </w:rPr>
+        <w:t xml:space="preserve">    </w:t>
+      </w:r>
+      <w:r>
+        <w:rPr>
+          <w:rFonts w:ascii="Consolas" w:hAnsi="Consolas" w:cs="Cascadia Mono"/>
+          <w:color w:val="0000FF"/>
+          <w:sz w:val="18"/>
+          <w:szCs w:val="19"/>
+          <w:highlight w:val="white"/>
+          <w:lang w:val="en-US"/>
+        </w:rPr>
+        <w:t>public</w:t>
+      </w:r>
+      <w:r>
+        <w:rPr>
+          <w:rFonts w:ascii="Consolas" w:hAnsi="Consolas" w:cs="Cascadia Mono"/>
+          <w:color w:val="000000"/>
+          <w:sz w:val="18"/>
+          <w:szCs w:val="19"/>
+          <w:highlight w:val="white"/>
+          <w:lang w:val="en-US"/>
+        </w:rPr>
+        <w:t xml:space="preserve"> </w:t>
+      </w:r>
+      <w:r>
+        <w:rPr>
+          <w:rFonts w:ascii="Consolas" w:hAnsi="Consolas" w:cs="Cascadia Mono"/>
+          <w:color w:val="0000FF"/>
+          <w:sz w:val="18"/>
+          <w:szCs w:val="19"/>
+          <w:highlight w:val="white"/>
+          <w:lang w:val="en-US"/>
+        </w:rPr>
+        <w:t>string</w:t>
+      </w:r>
+      <w:r>
+        <w:rPr>
+          <w:rFonts w:ascii="Consolas" w:hAnsi="Consolas" w:cs="Cascadia Mono"/>
+          <w:color w:val="000000"/>
+          <w:sz w:val="18"/>
+          <w:szCs w:val="19"/>
+          <w:highlight w:val="white"/>
+          <w:lang w:val="en-US"/>
+        </w:rPr>
+        <w:t xml:space="preserve"> </w:t>
+      </w:r>
+      <w:proofErr w:type="gramStart"/>
+      <w:r>
+        <w:rPr>
+          <w:rFonts w:ascii="Consolas" w:hAnsi="Consolas" w:cs="Cascadia Mono"/>
+          <w:color w:val="000000"/>
+          <w:sz w:val="18"/>
+          <w:szCs w:val="19"/>
+          <w:highlight w:val="white"/>
+          <w:lang w:val="en-US"/>
+        </w:rPr>
+        <w:t>Species(</w:t>
+      </w:r>
+      <w:proofErr w:type="gramEnd"/>
+      <w:r>
+        <w:rPr>
+          <w:rFonts w:ascii="Consolas" w:hAnsi="Consolas" w:cs="Cascadia Mono"/>
+          <w:color w:val="000000"/>
+          <w:sz w:val="18"/>
+          <w:szCs w:val="19"/>
+          <w:highlight w:val="white"/>
+          <w:lang w:val="en-US"/>
+        </w:rPr>
+        <w:t>)</w:t>
+      </w:r>
+    </w:p>
+    <w:p>
+      <w:pPr>
+        <w:pBdr>
+          <w:left w:val="single" w:sz="4" w:space="4" w:color="auto"/>
+        </w:pBdr>
+        <w:autoSpaceDE w:val="0"/>
+        <w:autoSpaceDN w:val="0"/>
+        <w:adjustRightInd w:val="0"/>
+        <w:rPr>
+          <w:rFonts w:ascii="Consolas" w:hAnsi="Consolas" w:cs="Cascadia Mono"/>
+          <w:color w:val="000000"/>
+          <w:sz w:val="18"/>
+          <w:szCs w:val="19"/>
+          <w:highlight w:val="white"/>
+          <w:lang w:val="en-US"/>
+        </w:rPr>
+      </w:pPr>
+      <w:r>
+        <w:rPr>
+          <w:rFonts w:ascii="Consolas" w:hAnsi="Consolas" w:cs="Cascadia Mono"/>
+          <w:color w:val="000000"/>
+          <w:sz w:val="18"/>
+          <w:szCs w:val="19"/>
+          <w:highlight w:val="white"/>
+          <w:lang w:val="en-US"/>
+        </w:rPr>
+        <w:t xml:space="preserve">    {</w:t>
+      </w:r>
+    </w:p>
+    <w:p>
+      <w:pPr>
+        <w:pBdr>
+          <w:left w:val="single" w:sz="4" w:space="4" w:color="auto"/>
+        </w:pBdr>
+        <w:autoSpaceDE w:val="0"/>
+        <w:autoSpaceDN w:val="0"/>
+        <w:adjustRightInd w:val="0"/>
+        <w:rPr>
+          <w:rFonts w:ascii="Consolas" w:hAnsi="Consolas" w:cs="Cascadia Mono"/>
+          <w:color w:val="000000"/>
+          <w:sz w:val="18"/>
+          <w:szCs w:val="19"/>
+          <w:highlight w:val="white"/>
+          <w:lang w:val="en-US"/>
+        </w:rPr>
+      </w:pPr>
+      <w:r>
+        <w:rPr>
+          <w:rFonts w:ascii="Consolas" w:hAnsi="Consolas" w:cs="Cascadia Mono"/>
+          <w:color w:val="000000"/>
+          <w:sz w:val="18"/>
+          <w:szCs w:val="19"/>
+          <w:highlight w:val="white"/>
+          <w:lang w:val="en-US"/>
+        </w:rPr>
+        <w:t xml:space="preserve">        </w:t>
+      </w:r>
+      <w:r>
+        <w:rPr>
+          <w:rFonts w:ascii="Consolas" w:hAnsi="Consolas" w:cs="Cascadia Mono"/>
+          <w:color w:val="0000FF"/>
+          <w:sz w:val="18"/>
+          <w:szCs w:val="19"/>
+          <w:highlight w:val="white"/>
+          <w:lang w:val="en-US"/>
+        </w:rPr>
+        <w:t>return</w:t>
+      </w:r>
+      <w:r>
+        <w:rPr>
+          <w:rFonts w:ascii="Consolas" w:hAnsi="Consolas" w:cs="Cascadia Mono"/>
+          <w:color w:val="000000"/>
+          <w:sz w:val="18"/>
+          <w:szCs w:val="19"/>
+          <w:highlight w:val="white"/>
+          <w:lang w:val="en-US"/>
+        </w:rPr>
+        <w:t xml:space="preserve"> </w:t>
+      </w:r>
+      <w:proofErr w:type="spellStart"/>
+      <w:r>
+        <w:rPr>
+          <w:rFonts w:ascii="Consolas" w:hAnsi="Consolas" w:cs="Cascadia Mono"/>
+          <w:color w:val="000000"/>
+          <w:sz w:val="18"/>
+          <w:szCs w:val="19"/>
+          <w:highlight w:val="white"/>
+          <w:lang w:val="en-US"/>
+        </w:rPr>
+        <w:t>ScientificName</w:t>
+      </w:r>
+      <w:proofErr w:type="spellEnd"/>
+      <w:r>
+        <w:rPr>
+          <w:rFonts w:ascii="Consolas" w:hAnsi="Consolas" w:cs="Cascadia Mono"/>
+          <w:color w:val="000000"/>
+          <w:sz w:val="18"/>
+          <w:szCs w:val="19"/>
+          <w:highlight w:val="white"/>
+          <w:lang w:val="en-US"/>
+        </w:rPr>
+        <w:t>;</w:t>
+      </w:r>
+    </w:p>
+    <w:p>
+      <w:pPr>
+        <w:pBdr>
+          <w:left w:val="single" w:sz="4" w:space="4" w:color="auto"/>
+        </w:pBdr>
+        <w:autoSpaceDE w:val="0"/>
+        <w:autoSpaceDN w:val="0"/>
+        <w:adjustRightInd w:val="0"/>
+        <w:rPr>
+          <w:rFonts w:ascii="Consolas" w:hAnsi="Consolas" w:cs="Cascadia Mono"/>
+          <w:color w:val="000000"/>
+          <w:sz w:val="18"/>
+          <w:szCs w:val="19"/>
+          <w:highlight w:val="white"/>
+        </w:rPr>
+      </w:pPr>
+      <w:r>
+        <w:rPr>
+          <w:rFonts w:ascii="Consolas" w:hAnsi="Consolas" w:cs="Cascadia Mono"/>
+          <w:color w:val="000000"/>
+          <w:sz w:val="18"/>
+          <w:szCs w:val="19"/>
+          <w:highlight w:val="white"/>
+          <w:lang w:val="en-US"/>
+        </w:rPr>
+        <w:t xml:space="preserve">    </w:t>
+      </w:r>
+      <w:r>
+        <w:rPr>
+          <w:rFonts w:ascii="Consolas" w:hAnsi="Consolas" w:cs="Cascadia Mono"/>
+          <w:color w:val="000000"/>
+          <w:sz w:val="18"/>
+          <w:szCs w:val="19"/>
+          <w:highlight w:val="white"/>
+        </w:rPr>
+        <w:t>}</w:t>
+      </w:r>
+    </w:p>
+    <w:p>
+      <w:pPr>
+        <w:pBdr>
+          <w:left w:val="single" w:sz="4" w:space="4" w:color="auto"/>
+        </w:pBdr>
+        <w:autoSpaceDE w:val="0"/>
+        <w:autoSpaceDN w:val="0"/>
+        <w:adjustRightInd w:val="0"/>
+        <w:rPr>
+          <w:rFonts w:ascii="Consolas" w:hAnsi="Consolas" w:cs="Cascadia Mono"/>
+          <w:color w:val="000000"/>
+          <w:sz w:val="18"/>
+          <w:szCs w:val="19"/>
+          <w:highlight w:val="white"/>
+        </w:rPr>
+      </w:pPr>
+      <w:r>
+        <w:rPr>
+          <w:rFonts w:ascii="Consolas" w:hAnsi="Consolas" w:cs="Cascadia Mono"/>
+          <w:color w:val="000000"/>
+          <w:sz w:val="18"/>
+          <w:szCs w:val="19"/>
+          <w:highlight w:val="white"/>
+        </w:rPr>
+        <w:t xml:space="preserve">    </w:t>
+      </w:r>
+      <w:proofErr w:type="spellStart"/>
+      <w:r>
+        <w:rPr>
+          <w:rFonts w:ascii="Consolas" w:hAnsi="Consolas" w:cs="Cascadia Mono"/>
+          <w:color w:val="0000FF"/>
+          <w:sz w:val="18"/>
+          <w:szCs w:val="19"/>
+          <w:highlight w:val="white"/>
+        </w:rPr>
+        <w:t>public</w:t>
+      </w:r>
+      <w:proofErr w:type="spellEnd"/>
+      <w:r>
+        <w:rPr>
+          <w:rFonts w:ascii="Consolas" w:hAnsi="Consolas" w:cs="Cascadia Mono"/>
+          <w:color w:val="000000"/>
+          <w:sz w:val="18"/>
+          <w:szCs w:val="19"/>
+          <w:highlight w:val="white"/>
+        </w:rPr>
+        <w:t xml:space="preserve"> </w:t>
+      </w:r>
+      <w:proofErr w:type="spellStart"/>
+      <w:r>
+        <w:rPr>
+          <w:rFonts w:ascii="Consolas" w:hAnsi="Consolas" w:cs="Cascadia Mono"/>
+          <w:color w:val="0000FF"/>
+          <w:sz w:val="18"/>
+          <w:szCs w:val="19"/>
+          <w:highlight w:val="white"/>
+        </w:rPr>
+        <w:t>void</w:t>
+      </w:r>
+      <w:proofErr w:type="spellEnd"/>
+      <w:r>
+        <w:rPr>
+          <w:rFonts w:ascii="Consolas" w:hAnsi="Consolas" w:cs="Cascadia Mono"/>
+          <w:color w:val="000000"/>
+          <w:sz w:val="18"/>
+          <w:szCs w:val="19"/>
+          <w:highlight w:val="white"/>
+        </w:rPr>
+        <w:t xml:space="preserve"> </w:t>
+      </w:r>
+      <w:proofErr w:type="spellStart"/>
+      <w:proofErr w:type="gramStart"/>
+      <w:r>
+        <w:rPr>
+          <w:rFonts w:ascii="Consolas" w:hAnsi="Consolas" w:cs="Cascadia Mono"/>
+          <w:color w:val="000000"/>
+          <w:sz w:val="18"/>
+          <w:szCs w:val="19"/>
+          <w:highlight w:val="white"/>
+        </w:rPr>
+        <w:t>Feed</w:t>
+      </w:r>
+      <w:proofErr w:type="spellEnd"/>
+      <w:r>
+        <w:rPr>
+          <w:rFonts w:ascii="Consolas" w:hAnsi="Consolas" w:cs="Cascadia Mono"/>
+          <w:color w:val="000000"/>
+          <w:sz w:val="18"/>
+          <w:szCs w:val="19"/>
+          <w:highlight w:val="white"/>
+        </w:rPr>
+        <w:t>(</w:t>
+      </w:r>
+      <w:proofErr w:type="gramEnd"/>
+      <w:r>
+        <w:rPr>
+          <w:rFonts w:ascii="Consolas" w:hAnsi="Consolas" w:cs="Cascadia Mono"/>
+          <w:color w:val="000000"/>
+          <w:sz w:val="18"/>
+          <w:szCs w:val="19"/>
+          <w:highlight w:val="white"/>
+        </w:rPr>
+        <w:t>)</w:t>
+      </w:r>
+    </w:p>
+    <w:p>
+      <w:pPr>
+        <w:pBdr>
+          <w:left w:val="single" w:sz="4" w:space="4" w:color="auto"/>
+        </w:pBdr>
+        <w:autoSpaceDE w:val="0"/>
+        <w:autoSpaceDN w:val="0"/>
+        <w:adjustRightInd w:val="0"/>
+        <w:rPr>
+          <w:rFonts w:ascii="Consolas" w:hAnsi="Consolas" w:cs="Cascadia Mono"/>
+          <w:color w:val="000000"/>
+          <w:sz w:val="18"/>
+          <w:szCs w:val="19"/>
+          <w:highlight w:val="white"/>
+        </w:rPr>
+      </w:pPr>
+      <w:r>
+        <w:rPr>
+          <w:rFonts w:ascii="Consolas" w:hAnsi="Consolas" w:cs="Cascadia Mono"/>
+          <w:color w:val="000000"/>
+          <w:sz w:val="18"/>
+          <w:szCs w:val="19"/>
+          <w:highlight w:val="white"/>
+        </w:rPr>
+        <w:t xml:space="preserve">    {</w:t>
+      </w:r>
+    </w:p>
+    <w:p>
+      <w:pPr>
+        <w:pBdr>
+          <w:left w:val="single" w:sz="4" w:space="4" w:color="auto"/>
+        </w:pBdr>
+        <w:autoSpaceDE w:val="0"/>
+        <w:autoSpaceDN w:val="0"/>
+        <w:adjustRightInd w:val="0"/>
+        <w:rPr>
+          <w:rFonts w:ascii="Consolas" w:hAnsi="Consolas" w:cs="Cascadia Mono"/>
+          <w:color w:val="000000"/>
+          <w:sz w:val="18"/>
+          <w:szCs w:val="19"/>
+          <w:highlight w:val="white"/>
+        </w:rPr>
+      </w:pPr>
+      <w:r>
+        <w:rPr>
+          <w:rFonts w:ascii="Consolas" w:hAnsi="Consolas" w:cs="Cascadia Mono"/>
+          <w:color w:val="000000"/>
+          <w:sz w:val="18"/>
+          <w:szCs w:val="19"/>
+          <w:highlight w:val="white"/>
+        </w:rPr>
+        <w:t xml:space="preserve">        </w:t>
+      </w:r>
+      <w:proofErr w:type="spellStart"/>
+      <w:r>
+        <w:rPr>
+          <w:rFonts w:ascii="Consolas" w:hAnsi="Consolas" w:cs="Cascadia Mono"/>
+          <w:color w:val="000000"/>
+          <w:sz w:val="18"/>
+          <w:szCs w:val="19"/>
+          <w:highlight w:val="white"/>
+        </w:rPr>
+        <w:t>Weight</w:t>
+      </w:r>
+      <w:proofErr w:type="spellEnd"/>
+      <w:r>
+        <w:rPr>
+          <w:rFonts w:ascii="Consolas" w:hAnsi="Consolas" w:cs="Cascadia Mono"/>
+          <w:color w:val="000000"/>
+          <w:sz w:val="18"/>
+          <w:szCs w:val="19"/>
+          <w:highlight w:val="white"/>
+        </w:rPr>
+        <w:t>++;</w:t>
+      </w:r>
+    </w:p>
+    <w:p>
+      <w:pPr>
+        <w:pBdr>
+          <w:left w:val="single" w:sz="4" w:space="4" w:color="auto"/>
+        </w:pBdr>
+        <w:autoSpaceDE w:val="0"/>
+        <w:autoSpaceDN w:val="0"/>
+        <w:adjustRightInd w:val="0"/>
+        <w:rPr>
+          <w:rFonts w:ascii="Consolas" w:hAnsi="Consolas" w:cs="Cascadia Mono"/>
+          <w:color w:val="000000"/>
+          <w:sz w:val="18"/>
+          <w:szCs w:val="19"/>
+          <w:highlight w:val="white"/>
+        </w:rPr>
+      </w:pPr>
+      <w:r>
+        <w:rPr>
+          <w:rFonts w:ascii="Consolas" w:hAnsi="Consolas" w:cs="Cascadia Mono"/>
+          <w:color w:val="000000"/>
+          <w:sz w:val="18"/>
+          <w:szCs w:val="19"/>
+          <w:highlight w:val="white"/>
+        </w:rPr>
+        <w:lastRenderedPageBreak/>
+        <w:t xml:space="preserve">    }</w:t>
+      </w:r>
+    </w:p>
+    <w:p>
+      <w:pPr>
+        <w:pBdr>
+          <w:left w:val="single" w:sz="4" w:space="4" w:color="auto"/>
+        </w:pBdr>
+        <w:tabs>
+          <w:tab w:val="left" w:pos="1040"/>
+        </w:tabs>
+        <w:ind w:right="111"/>
+        <w:jc w:val="both"/>
+        <w:rPr>
+          <w:rFonts w:ascii="Consolas" w:hAnsi="Consolas"/>
+          <w:szCs w:val="22"/>
+        </w:rPr>
+      </w:pPr>
+      <w:r>
+        <w:rPr>
+          <w:rFonts w:ascii="Consolas" w:hAnsi="Consolas" w:cs="Cascadia Mono"/>
+          <w:color w:val="000000"/>
+          <w:sz w:val="18"/>
+          <w:szCs w:val="19"/>
+          <w:highlight w:val="white"/>
+        </w:rPr>
+        <w:t>}</w:t>
+      </w:r>
+    </w:p>
+    <w:p>
+      <w:pPr>
+        <w:tabs>
+          <w:tab w:val="left" w:pos="1040"/>
+        </w:tabs>
+        <w:spacing w:line="264" w:lineRule="auto"/>
+        <w:ind w:right="111" w:firstLine="284"/>
+        <w:jc w:val="both"/>
+        <w:rPr>
+          <w:sz w:val="22"/>
+          <w:szCs w:val="22"/>
+        </w:rPr>
+      </w:pPr>
+    </w:p>
+    <w:p>
+      <w:pPr>
+        <w:tabs>
+          <w:tab w:val="left" w:pos="1040"/>
+        </w:tabs>
+        <w:spacing w:line="264" w:lineRule="auto"/>
+        <w:ind w:right="111" w:firstLine="284"/>
+        <w:jc w:val="both"/>
+        <w:rPr>
+          <w:sz w:val="22"/>
+          <w:szCs w:val="22"/>
+        </w:rPr>
+      </w:pPr>
+      <w:r>
+        <w:rPr>
+          <w:sz w:val="22"/>
+          <w:szCs w:val="22"/>
+        </w:rPr>
+        <w:t>Можно объявлять ссылочную переменную, имеющую интерфейсный тип. Подобная переменная может ссылаться на любой объект, который реализует ее интерфейс. При вызове метода объекта с помощью интерфейсной ссылки вызывается версия метода, реализуемого данным объектом.</w:t>
+      </w:r>
+    </w:p>
+    <w:p>
+      <w:pPr>
+        <w:ind w:firstLine="284"/>
+        <w:jc w:val="both"/>
+        <w:rPr>
+          <w:sz w:val="22"/>
+          <w:szCs w:val="22"/>
+        </w:rPr>
+      </w:pPr>
+      <w:r>
+        <w:rPr>
+          <w:sz w:val="22"/>
+          <w:szCs w:val="22"/>
+        </w:rPr>
+        <w:t>Возможно наследование интерфейсов. В этом случае используется синтаксис, аналогичный наследованию классов. Если класс реализует интерфейс, который наследует другой интерфейс, должна обеспечиваться реализация для всех членов, определенных в составе цепи наследования интерфейсов.</w:t>
+      </w:r>
+    </w:p>
+    <w:p>
+      <w:pPr>
+        <w:ind w:firstLine="284"/>
+        <w:jc w:val="both"/>
+        <w:rPr>
+          <w:i/>
+          <w:sz w:val="22"/>
+          <w:szCs w:val="22"/>
+        </w:rPr>
+      </w:pPr>
+    </w:p>
+    <w:p>
+      <w:pPr>
+        <w:ind w:firstLine="284"/>
+        <w:jc w:val="both"/>
+        <w:rPr>
+          <w:i/>
+          <w:sz w:val="22"/>
+          <w:szCs w:val="22"/>
+        </w:rPr>
+      </w:pPr>
+      <w:r>
+        <w:rPr>
+          <w:i/>
+          <w:sz w:val="22"/>
+          <w:szCs w:val="22"/>
+        </w:rPr>
+        <w:t>Стандартные интерфейсы</w:t>
+      </w:r>
+    </w:p>
+    <w:p>
+      <w:pPr>
+        <w:ind w:firstLine="284"/>
+        <w:jc w:val="both"/>
+        <w:rPr>
+          <w:sz w:val="22"/>
+          <w:szCs w:val="22"/>
+        </w:rPr>
+      </w:pPr>
+      <w:r>
+        <w:rPr>
+          <w:sz w:val="22"/>
+          <w:szCs w:val="22"/>
+        </w:rPr>
+        <w:t xml:space="preserve">В библиотеке .NET определено множество стандартных интерфейсов, задающих желаемое поведение объектов. Например, интерфейс </w:t>
+      </w:r>
+      <w:proofErr w:type="spellStart"/>
+      <w:r>
+        <w:rPr>
+          <w:i/>
+          <w:sz w:val="22"/>
+          <w:szCs w:val="22"/>
+        </w:rPr>
+        <w:t>IComparable</w:t>
+      </w:r>
+      <w:proofErr w:type="spellEnd"/>
+      <w:r>
+        <w:rPr>
+          <w:sz w:val="22"/>
+          <w:szCs w:val="22"/>
+        </w:rPr>
+        <w:t xml:space="preserve"> задает метод сравнения объектов по принципу больше или меньше, что позволяет выполнять их сортировку. Реализация интерфейсов </w:t>
+      </w:r>
+      <w:proofErr w:type="spellStart"/>
+      <w:r>
+        <w:rPr>
+          <w:i/>
+          <w:sz w:val="22"/>
+          <w:szCs w:val="22"/>
+        </w:rPr>
+        <w:t>IEnumerable</w:t>
+      </w:r>
+      <w:proofErr w:type="spellEnd"/>
+      <w:r>
+        <w:rPr>
+          <w:sz w:val="22"/>
+          <w:szCs w:val="22"/>
+        </w:rPr>
+        <w:t xml:space="preserve"> и </w:t>
+      </w:r>
+      <w:proofErr w:type="spellStart"/>
+      <w:r>
+        <w:rPr>
+          <w:i/>
+          <w:sz w:val="22"/>
+          <w:szCs w:val="22"/>
+        </w:rPr>
+        <w:t>IEnumerator</w:t>
+      </w:r>
+      <w:proofErr w:type="spellEnd"/>
+      <w:r>
+        <w:rPr>
+          <w:sz w:val="22"/>
+          <w:szCs w:val="22"/>
+        </w:rPr>
+        <w:t xml:space="preserve"> дает возможность просматривать содержимое объекта с помощью конструкции </w:t>
+      </w:r>
+      <w:proofErr w:type="spellStart"/>
+      <w:r>
+        <w:rPr>
+          <w:sz w:val="22"/>
+          <w:szCs w:val="22"/>
         </w:rPr>
         <w:t>foreach</w:t>
       </w:r>
-      <w:r>
-        <w:rPr>
-          <w:rFonts w:ascii="Consolas" w:hAnsi="Consolas"/>
-          <w:bCs/>
-          <w:sz w:val="18"/>
-          <w:szCs w:val="18"/>
-        </w:rPr>
-        <w:t xml:space="preserve"> (</w:t>
-      </w:r>
+      <w:proofErr w:type="spellEnd"/>
+      <w:r>
+        <w:rPr>
+          <w:sz w:val="22"/>
+          <w:szCs w:val="22"/>
+        </w:rPr>
+        <w:t xml:space="preserve">, а реализация интерфейса </w:t>
+      </w:r>
+      <w:proofErr w:type="spellStart"/>
+      <w:r>
+        <w:rPr>
+          <w:i/>
+          <w:sz w:val="22"/>
+          <w:szCs w:val="22"/>
+        </w:rPr>
+        <w:t>ICloneable</w:t>
+      </w:r>
+      <w:proofErr w:type="spellEnd"/>
+      <w:r>
+        <w:rPr>
+          <w:sz w:val="22"/>
+          <w:szCs w:val="22"/>
+        </w:rPr>
+        <w:t xml:space="preserve"> – клонировать объекты.</w:t>
+      </w:r>
+    </w:p>
+    <w:p>
+      <w:pPr>
+        <w:ind w:firstLine="284"/>
+        <w:jc w:val="both"/>
+        <w:rPr>
+          <w:sz w:val="22"/>
+          <w:szCs w:val="22"/>
+        </w:rPr>
+      </w:pPr>
+      <w:r>
+        <w:rPr>
+          <w:sz w:val="22"/>
+          <w:szCs w:val="22"/>
+        </w:rPr>
+        <w:t xml:space="preserve">Интерфейс </w:t>
+      </w:r>
+      <w:proofErr w:type="spellStart"/>
+      <w:r>
+        <w:rPr>
+          <w:sz w:val="22"/>
+          <w:szCs w:val="22"/>
+        </w:rPr>
+        <w:t>IComparable</w:t>
+      </w:r>
+      <w:proofErr w:type="spellEnd"/>
+      <w:r>
+        <w:rPr>
+          <w:sz w:val="22"/>
+          <w:szCs w:val="22"/>
+        </w:rPr>
+        <w:t xml:space="preserve"> содержит всего один метод </w:t>
+      </w:r>
+      <w:proofErr w:type="spellStart"/>
+      <w:proofErr w:type="gramStart"/>
+      <w:r>
+        <w:rPr>
+          <w:sz w:val="22"/>
+          <w:szCs w:val="22"/>
+        </w:rPr>
+        <w:t>CompareTo</w:t>
+      </w:r>
+      <w:proofErr w:type="spellEnd"/>
+      <w:r>
+        <w:rPr>
+          <w:sz w:val="22"/>
+          <w:szCs w:val="22"/>
+        </w:rPr>
+        <w:t>(</w:t>
+      </w:r>
+      <w:proofErr w:type="gramEnd"/>
+      <w:r>
+        <w:rPr>
+          <w:sz w:val="22"/>
+          <w:szCs w:val="22"/>
+        </w:rPr>
+        <w:t>), возвращающий результат сравнения двух объектов – текущего и переданного ему в качеству параметра:</w:t>
+      </w:r>
+    </w:p>
+    <w:p>
+      <w:pPr>
+        <w:ind w:firstLine="284"/>
+        <w:jc w:val="both"/>
+        <w:rPr>
+          <w:sz w:val="22"/>
+          <w:szCs w:val="22"/>
+        </w:rPr>
+      </w:pPr>
+    </w:p>
+    <w:p>
+      <w:pPr>
+        <w:pBdr>
+          <w:left w:val="single" w:sz="4" w:space="4" w:color="auto"/>
+        </w:pBdr>
+        <w:autoSpaceDE w:val="0"/>
+        <w:autoSpaceDN w:val="0"/>
+        <w:adjustRightInd w:val="0"/>
+        <w:rPr>
+          <w:rFonts w:ascii="Consolas" w:hAnsi="Consolas" w:cs="Cascadia Mono"/>
+          <w:color w:val="000000"/>
+          <w:sz w:val="18"/>
+          <w:szCs w:val="19"/>
+          <w:highlight w:val="white"/>
+          <w:lang w:val="en-US"/>
+        </w:rPr>
+      </w:pPr>
       <w:r>
         <w:rPr>
           <w:rFonts w:ascii="Consolas" w:hAnsi="Consolas" w:cs="Cascadia Mono"/>
           <w:color w:val="0000FF"/>
           <w:sz w:val="18"/>
-          <w:szCs w:val="18"/>
-          <w:lang w:val="en-US"/>
-        </w:rPr>
-        <w:t>var</w:t>
-      </w:r>
-      <w:r>
-        <w:rPr>
-          <w:rFonts w:ascii="Consolas" w:hAnsi="Consolas"/>
-          <w:bCs/>
-          <w:sz w:val="18"/>
-          <w:szCs w:val="18"/>
-        </w:rPr>
-        <w:t xml:space="preserve"> item </w:t>
-      </w:r>
+          <w:szCs w:val="19"/>
+          <w:highlight w:val="white"/>
+          <w:lang w:val="en-US"/>
+        </w:rPr>
+        <w:t>interface</w:t>
+      </w:r>
+      <w:r>
+        <w:rPr>
+          <w:rFonts w:ascii="Consolas" w:hAnsi="Consolas" w:cs="Cascadia Mono"/>
+          <w:color w:val="000000"/>
+          <w:sz w:val="18"/>
+          <w:szCs w:val="19"/>
+          <w:highlight w:val="white"/>
+          <w:lang w:val="en-US"/>
+        </w:rPr>
+        <w:t xml:space="preserve"> </w:t>
+      </w:r>
+      <w:proofErr w:type="spellStart"/>
+      <w:r>
+        <w:rPr>
+          <w:rFonts w:ascii="Consolas" w:hAnsi="Consolas" w:cs="Cascadia Mono"/>
+          <w:color w:val="2B91AF"/>
+          <w:sz w:val="18"/>
+          <w:szCs w:val="19"/>
+          <w:highlight w:val="white"/>
+          <w:lang w:val="en-US"/>
+        </w:rPr>
+        <w:t>IComparable</w:t>
+      </w:r>
+      <w:proofErr w:type="spellEnd"/>
+    </w:p>
+    <w:p>
+      <w:pPr>
+        <w:pBdr>
+          <w:left w:val="single" w:sz="4" w:space="4" w:color="auto"/>
+        </w:pBdr>
+        <w:autoSpaceDE w:val="0"/>
+        <w:autoSpaceDN w:val="0"/>
+        <w:adjustRightInd w:val="0"/>
+        <w:rPr>
+          <w:rFonts w:ascii="Consolas" w:hAnsi="Consolas" w:cs="Cascadia Mono"/>
+          <w:color w:val="000000"/>
+          <w:sz w:val="18"/>
+          <w:szCs w:val="19"/>
+          <w:highlight w:val="white"/>
+          <w:lang w:val="en-US"/>
+        </w:rPr>
+      </w:pPr>
+      <w:r>
+        <w:rPr>
+          <w:rFonts w:ascii="Consolas" w:hAnsi="Consolas" w:cs="Cascadia Mono"/>
+          <w:color w:val="000000"/>
+          <w:sz w:val="18"/>
+          <w:szCs w:val="19"/>
+          <w:highlight w:val="white"/>
+          <w:lang w:val="en-US"/>
+        </w:rPr>
+        <w:t>{</w:t>
+      </w:r>
+    </w:p>
+    <w:p>
+      <w:pPr>
+        <w:pBdr>
+          <w:left w:val="single" w:sz="4" w:space="4" w:color="auto"/>
+        </w:pBdr>
+        <w:autoSpaceDE w:val="0"/>
+        <w:autoSpaceDN w:val="0"/>
+        <w:adjustRightInd w:val="0"/>
+        <w:rPr>
+          <w:rFonts w:ascii="Consolas" w:hAnsi="Consolas" w:cs="Cascadia Mono"/>
+          <w:color w:val="000000"/>
+          <w:sz w:val="18"/>
+          <w:szCs w:val="19"/>
+          <w:highlight w:val="white"/>
+          <w:lang w:val="en-US"/>
+        </w:rPr>
+      </w:pPr>
+      <w:r>
+        <w:rPr>
+          <w:rFonts w:ascii="Consolas" w:hAnsi="Consolas" w:cs="Cascadia Mono"/>
+          <w:color w:val="000000"/>
+          <w:sz w:val="18"/>
+          <w:szCs w:val="19"/>
+          <w:highlight w:val="white"/>
+          <w:lang w:val="en-US"/>
+        </w:rPr>
+        <w:t xml:space="preserve">    </w:t>
+      </w:r>
+      <w:proofErr w:type="spellStart"/>
       <w:r>
         <w:rPr>
           <w:rFonts w:ascii="Consolas" w:hAnsi="Consolas" w:cs="Cascadia Mono"/>
           <w:color w:val="0000FF"/>
           <w:sz w:val="18"/>
-          <w:szCs w:val="18"/>
-          <w:lang w:val="en-US"/>
-        </w:rPr>
-        <w:t>in</w:t>
-      </w:r>
-      <w:r>
-        <w:rPr>
-          <w:rFonts w:ascii="Consolas" w:hAnsi="Consolas"/>
-          <w:bCs/>
-          <w:sz w:val="18"/>
-          <w:szCs w:val="18"/>
-        </w:rPr>
-        <w:t xml:space="preserve"> перечислимый_объект)</w:t>
+          <w:szCs w:val="19"/>
+          <w:highlight w:val="white"/>
+          <w:lang w:val="en-US"/>
+        </w:rPr>
+        <w:t>int</w:t>
+      </w:r>
+      <w:proofErr w:type="spellEnd"/>
+      <w:r>
+        <w:rPr>
+          <w:rFonts w:ascii="Consolas" w:hAnsi="Consolas" w:cs="Cascadia Mono"/>
+          <w:color w:val="000000"/>
+          <w:sz w:val="18"/>
+          <w:szCs w:val="19"/>
+          <w:highlight w:val="white"/>
+          <w:lang w:val="en-US"/>
+        </w:rPr>
+        <w:t xml:space="preserve"> </w:t>
+      </w:r>
+      <w:proofErr w:type="spellStart"/>
+      <w:proofErr w:type="gramStart"/>
+      <w:r>
+        <w:rPr>
+          <w:rFonts w:ascii="Consolas" w:hAnsi="Consolas" w:cs="Cascadia Mono"/>
+          <w:color w:val="000000"/>
+          <w:sz w:val="18"/>
+          <w:szCs w:val="19"/>
+          <w:highlight w:val="white"/>
+          <w:lang w:val="en-US"/>
+        </w:rPr>
+        <w:t>CompareTo</w:t>
+      </w:r>
+      <w:proofErr w:type="spellEnd"/>
+      <w:r>
+        <w:rPr>
+          <w:rFonts w:ascii="Consolas" w:hAnsi="Consolas" w:cs="Cascadia Mono"/>
+          <w:color w:val="000000"/>
+          <w:sz w:val="18"/>
+          <w:szCs w:val="19"/>
+          <w:highlight w:val="white"/>
+          <w:lang w:val="en-US"/>
+        </w:rPr>
+        <w:t>(</w:t>
+      </w:r>
+      <w:proofErr w:type="gramEnd"/>
+      <w:r>
+        <w:rPr>
+          <w:rFonts w:ascii="Consolas" w:hAnsi="Consolas" w:cs="Cascadia Mono"/>
+          <w:color w:val="0000FF"/>
+          <w:sz w:val="18"/>
+          <w:szCs w:val="19"/>
+          <w:highlight w:val="white"/>
+          <w:lang w:val="en-US"/>
+        </w:rPr>
+        <w:t>object</w:t>
+      </w:r>
+      <w:r>
+        <w:rPr>
+          <w:rFonts w:ascii="Consolas" w:hAnsi="Consolas" w:cs="Cascadia Mono"/>
+          <w:color w:val="000000"/>
+          <w:sz w:val="18"/>
+          <w:szCs w:val="19"/>
+          <w:highlight w:val="white"/>
+          <w:lang w:val="en-US"/>
+        </w:rPr>
+        <w:t xml:space="preserve"> </w:t>
+      </w:r>
+      <w:proofErr w:type="spellStart"/>
+      <w:r>
+        <w:rPr>
+          <w:rFonts w:ascii="Consolas" w:hAnsi="Consolas" w:cs="Cascadia Mono"/>
+          <w:color w:val="000000"/>
+          <w:sz w:val="18"/>
+          <w:szCs w:val="19"/>
+          <w:highlight w:val="white"/>
+          <w:lang w:val="en-US"/>
+        </w:rPr>
+        <w:t>obj</w:t>
+      </w:r>
+      <w:proofErr w:type="spellEnd"/>
+      <w:r>
+        <w:rPr>
+          <w:rFonts w:ascii="Consolas" w:hAnsi="Consolas" w:cs="Cascadia Mono"/>
+          <w:color w:val="000000"/>
+          <w:sz w:val="18"/>
+          <w:szCs w:val="19"/>
+          <w:highlight w:val="white"/>
+          <w:lang w:val="en-US"/>
+        </w:rPr>
+        <w:t>);</w:t>
       </w:r>
     </w:p>
     <w:p>
@@ -5803,19 +6410,381 @@
         <w:jc w:val="both"/>
         <w:rPr>
           <w:rFonts w:ascii="Consolas" w:hAnsi="Consolas"/>
+          <w:szCs w:val="22"/>
+          <w:lang w:val="en-US"/>
+        </w:rPr>
+      </w:pPr>
+      <w:r>
+        <w:rPr>
+          <w:rFonts w:ascii="Consolas" w:hAnsi="Consolas" w:cs="Cascadia Mono"/>
+          <w:color w:val="000000"/>
+          <w:sz w:val="18"/>
+          <w:szCs w:val="19"/>
+          <w:highlight w:val="white"/>
+          <w:lang w:val="en-US"/>
+        </w:rPr>
+        <w:t>}</w:t>
+      </w:r>
+    </w:p>
+    <w:p>
+      <w:pPr>
+        <w:ind w:firstLine="284"/>
+        <w:jc w:val="both"/>
+        <w:rPr>
+          <w:sz w:val="22"/>
+          <w:szCs w:val="22"/>
+          <w:lang w:val="en-US"/>
+        </w:rPr>
+      </w:pPr>
+    </w:p>
+    <w:p>
+      <w:pPr>
+        <w:ind w:firstLine="284"/>
+        <w:jc w:val="both"/>
+        <w:rPr>
+          <w:sz w:val="22"/>
+          <w:szCs w:val="22"/>
+        </w:rPr>
+      </w:pPr>
+      <w:r>
+        <w:rPr>
+          <w:sz w:val="22"/>
+          <w:szCs w:val="22"/>
+        </w:rPr>
+        <w:t>Метод возвращает:</w:t>
+      </w:r>
+    </w:p>
+    <w:p>
+      <w:pPr>
+        <w:numPr>
+          <w:ilvl w:val="0"/>
+          <w:numId w:val="19"/>
+        </w:numPr>
+        <w:tabs>
+          <w:tab w:val="clear" w:pos="720"/>
+        </w:tabs>
+        <w:ind w:left="284" w:hanging="284"/>
+        <w:jc w:val="both"/>
+        <w:rPr>
+          <w:sz w:val="22"/>
+          <w:szCs w:val="22"/>
+        </w:rPr>
+      </w:pPr>
+      <w:r>
+        <w:rPr>
+          <w:sz w:val="22"/>
+          <w:szCs w:val="22"/>
+        </w:rPr>
+        <w:t>Меньше нуля. Значит, текущий объект должен находиться перед объектом, который передается в качестве параметра.</w:t>
+      </w:r>
+    </w:p>
+    <w:p>
+      <w:pPr>
+        <w:numPr>
+          <w:ilvl w:val="0"/>
+          <w:numId w:val="19"/>
+        </w:numPr>
+        <w:tabs>
+          <w:tab w:val="clear" w:pos="720"/>
+        </w:tabs>
+        <w:ind w:left="284" w:hanging="284"/>
+        <w:jc w:val="both"/>
+        <w:rPr>
+          <w:sz w:val="22"/>
+          <w:szCs w:val="22"/>
+        </w:rPr>
+      </w:pPr>
+      <w:r>
+        <w:rPr>
+          <w:sz w:val="22"/>
+          <w:szCs w:val="22"/>
+        </w:rPr>
+        <w:t>Равен нулю. Значит, оба объекта равны.</w:t>
+      </w:r>
+    </w:p>
+    <w:p>
+      <w:pPr>
+        <w:numPr>
+          <w:ilvl w:val="0"/>
+          <w:numId w:val="19"/>
+        </w:numPr>
+        <w:tabs>
+          <w:tab w:val="clear" w:pos="720"/>
+        </w:tabs>
+        <w:ind w:left="284" w:hanging="284"/>
+        <w:jc w:val="both"/>
+        <w:rPr>
+          <w:sz w:val="22"/>
+          <w:szCs w:val="22"/>
+        </w:rPr>
+      </w:pPr>
+      <w:r>
+        <w:rPr>
+          <w:sz w:val="22"/>
+          <w:szCs w:val="22"/>
+        </w:rPr>
+        <w:t>Больше нуля. Значит, текущий объект должен находиться после объекта, передаваемого в качестве параметра.</w:t>
+      </w:r>
+    </w:p>
+    <w:p>
+      <w:pPr>
+        <w:ind w:firstLine="284"/>
+        <w:jc w:val="both"/>
+        <w:rPr>
+          <w:sz w:val="22"/>
+          <w:szCs w:val="22"/>
+        </w:rPr>
+      </w:pPr>
+    </w:p>
+    <w:p>
+      <w:pPr>
+        <w:ind w:firstLine="284"/>
+        <w:jc w:val="both"/>
+        <w:rPr>
+          <w:sz w:val="22"/>
+          <w:szCs w:val="22"/>
+        </w:rPr>
+      </w:pPr>
+      <w:r>
+        <w:rPr>
+          <w:sz w:val="22"/>
+          <w:szCs w:val="22"/>
+        </w:rPr>
+        <w:t xml:space="preserve">Кроме интерфейса </w:t>
+      </w:r>
+      <w:proofErr w:type="spellStart"/>
+      <w:r>
+        <w:rPr>
+          <w:sz w:val="22"/>
+          <w:szCs w:val="22"/>
+        </w:rPr>
+        <w:t>IComparable</w:t>
+      </w:r>
+      <w:proofErr w:type="spellEnd"/>
+      <w:r>
+        <w:rPr>
+          <w:sz w:val="22"/>
+          <w:szCs w:val="22"/>
+        </w:rPr>
+        <w:t xml:space="preserve"> платформа .NET также предоставляет интерфейс </w:t>
+      </w:r>
+      <w:proofErr w:type="spellStart"/>
+      <w:r>
+        <w:rPr>
           <w:bCs/>
-          <w:sz w:val="18"/>
-          <w:szCs w:val="18"/>
-        </w:rPr>
-      </w:pPr>
-      <w:r>
-        <w:rPr>
-          <w:rFonts w:ascii="Consolas" w:hAnsi="Consolas"/>
-          <w:bCs/>
-          <w:sz w:val="18"/>
-          <w:szCs w:val="18"/>
+          <w:sz w:val="22"/>
+          <w:szCs w:val="22"/>
+        </w:rPr>
+        <w:t>IComparer</w:t>
+      </w:r>
+      <w:proofErr w:type="spellEnd"/>
+      <w:r>
+        <w:rPr>
+          <w:sz w:val="22"/>
+          <w:szCs w:val="22"/>
+        </w:rPr>
+        <w:t>:</w:t>
+      </w:r>
+    </w:p>
+    <w:p>
+      <w:pPr>
+        <w:jc w:val="both"/>
+        <w:rPr>
+          <w:sz w:val="22"/>
+          <w:szCs w:val="22"/>
+        </w:rPr>
+      </w:pPr>
+    </w:p>
+    <w:p>
+      <w:pPr>
+        <w:pBdr>
+          <w:left w:val="single" w:sz="4" w:space="4" w:color="auto"/>
+        </w:pBdr>
+        <w:autoSpaceDE w:val="0"/>
+        <w:autoSpaceDN w:val="0"/>
+        <w:adjustRightInd w:val="0"/>
+        <w:rPr>
+          <w:rFonts w:ascii="Consolas" w:hAnsi="Consolas" w:cs="Cascadia Mono"/>
+          <w:color w:val="000000"/>
+          <w:sz w:val="18"/>
+          <w:szCs w:val="19"/>
+          <w:highlight w:val="white"/>
+          <w:lang w:val="en-US"/>
+        </w:rPr>
+      </w:pPr>
+      <w:r>
+        <w:rPr>
+          <w:rFonts w:ascii="Consolas" w:hAnsi="Consolas" w:cs="Cascadia Mono"/>
+          <w:color w:val="0000FF"/>
+          <w:sz w:val="18"/>
+          <w:szCs w:val="19"/>
+          <w:highlight w:val="white"/>
+          <w:lang w:val="en-US"/>
+        </w:rPr>
+        <w:t>interface</w:t>
+      </w:r>
+      <w:r>
+        <w:rPr>
+          <w:rFonts w:ascii="Consolas" w:hAnsi="Consolas" w:cs="Cascadia Mono"/>
+          <w:color w:val="000000"/>
+          <w:sz w:val="18"/>
+          <w:szCs w:val="19"/>
+          <w:highlight w:val="white"/>
+          <w:lang w:val="en-US"/>
+        </w:rPr>
+        <w:t xml:space="preserve"> </w:t>
+      </w:r>
+      <w:proofErr w:type="spellStart"/>
+      <w:r>
+        <w:rPr>
+          <w:rFonts w:ascii="Consolas" w:hAnsi="Consolas" w:cs="Cascadia Mono"/>
+          <w:color w:val="2B91AF"/>
+          <w:sz w:val="18"/>
+          <w:szCs w:val="19"/>
+          <w:highlight w:val="white"/>
+          <w:lang w:val="en-US"/>
+        </w:rPr>
+        <w:t>IComparer</w:t>
+      </w:r>
+      <w:proofErr w:type="spellEnd"/>
+    </w:p>
+    <w:p>
+      <w:pPr>
+        <w:pBdr>
+          <w:left w:val="single" w:sz="4" w:space="4" w:color="auto"/>
+        </w:pBdr>
+        <w:autoSpaceDE w:val="0"/>
+        <w:autoSpaceDN w:val="0"/>
+        <w:adjustRightInd w:val="0"/>
+        <w:rPr>
+          <w:rFonts w:ascii="Consolas" w:hAnsi="Consolas" w:cs="Cascadia Mono"/>
+          <w:color w:val="000000"/>
+          <w:sz w:val="18"/>
+          <w:szCs w:val="19"/>
+          <w:highlight w:val="white"/>
+          <w:lang w:val="en-US"/>
+        </w:rPr>
+      </w:pPr>
+      <w:r>
+        <w:rPr>
+          <w:rFonts w:ascii="Consolas" w:hAnsi="Consolas" w:cs="Cascadia Mono"/>
+          <w:color w:val="000000"/>
+          <w:sz w:val="18"/>
+          <w:szCs w:val="19"/>
+          <w:highlight w:val="white"/>
+          <w:lang w:val="en-US"/>
         </w:rPr>
         <w:t>{</w:t>
+      </w:r>
+    </w:p>
+    <w:p>
+      <w:pPr>
+        <w:pBdr>
+          <w:left w:val="single" w:sz="4" w:space="4" w:color="auto"/>
+        </w:pBdr>
+        <w:autoSpaceDE w:val="0"/>
+        <w:autoSpaceDN w:val="0"/>
+        <w:adjustRightInd w:val="0"/>
+        <w:rPr>
+          <w:rFonts w:ascii="Consolas" w:hAnsi="Consolas" w:cs="Cascadia Mono"/>
+          <w:color w:val="000000"/>
+          <w:sz w:val="18"/>
+          <w:szCs w:val="19"/>
+          <w:highlight w:val="white"/>
+          <w:lang w:val="en-US"/>
+        </w:rPr>
+      </w:pPr>
+      <w:r>
+        <w:rPr>
+          <w:rFonts w:ascii="Consolas" w:hAnsi="Consolas" w:cs="Cascadia Mono"/>
+          <w:color w:val="000000"/>
+          <w:sz w:val="18"/>
+          <w:szCs w:val="19"/>
+          <w:highlight w:val="white"/>
+          <w:lang w:val="en-US"/>
+        </w:rPr>
+        <w:t xml:space="preserve">    </w:t>
+      </w:r>
+      <w:proofErr w:type="spellStart"/>
+      <w:r>
+        <w:rPr>
+          <w:rFonts w:ascii="Consolas" w:hAnsi="Consolas" w:cs="Cascadia Mono"/>
+          <w:color w:val="0000FF"/>
+          <w:sz w:val="18"/>
+          <w:szCs w:val="19"/>
+          <w:highlight w:val="white"/>
+          <w:lang w:val="en-US"/>
+        </w:rPr>
+        <w:t>int</w:t>
+      </w:r>
+      <w:proofErr w:type="spellEnd"/>
+      <w:r>
+        <w:rPr>
+          <w:rFonts w:ascii="Consolas" w:hAnsi="Consolas" w:cs="Cascadia Mono"/>
+          <w:color w:val="000000"/>
+          <w:sz w:val="18"/>
+          <w:szCs w:val="19"/>
+          <w:highlight w:val="white"/>
+          <w:lang w:val="en-US"/>
+        </w:rPr>
+        <w:t xml:space="preserve"> </w:t>
+      </w:r>
+      <w:proofErr w:type="gramStart"/>
+      <w:r>
+        <w:rPr>
+          <w:rFonts w:ascii="Consolas" w:hAnsi="Consolas" w:cs="Cascadia Mono"/>
+          <w:color w:val="000000"/>
+          <w:sz w:val="18"/>
+          <w:szCs w:val="19"/>
+          <w:highlight w:val="white"/>
+          <w:lang w:val="en-US"/>
+        </w:rPr>
+        <w:t>Compare(</w:t>
+      </w:r>
+      <w:proofErr w:type="gramEnd"/>
+      <w:r>
+        <w:rPr>
+          <w:rFonts w:ascii="Consolas" w:hAnsi="Consolas" w:cs="Cascadia Mono"/>
+          <w:color w:val="0000FF"/>
+          <w:sz w:val="18"/>
+          <w:szCs w:val="19"/>
+          <w:highlight w:val="white"/>
+          <w:lang w:val="en-US"/>
+        </w:rPr>
+        <w:t>object</w:t>
+      </w:r>
+      <w:r>
+        <w:rPr>
+          <w:rFonts w:ascii="Consolas" w:hAnsi="Consolas" w:cs="Cascadia Mono"/>
+          <w:color w:val="000000"/>
+          <w:sz w:val="18"/>
+          <w:szCs w:val="19"/>
+          <w:highlight w:val="white"/>
+          <w:lang w:val="en-US"/>
+        </w:rPr>
+        <w:t xml:space="preserve"> o1, </w:t>
+      </w:r>
+      <w:r>
+        <w:rPr>
+          <w:rFonts w:ascii="Consolas" w:hAnsi="Consolas" w:cs="Cascadia Mono"/>
+          <w:color w:val="0000FF"/>
+          <w:sz w:val="18"/>
+          <w:szCs w:val="19"/>
+          <w:highlight w:val="white"/>
+          <w:lang w:val="en-US"/>
+        </w:rPr>
+        <w:t>object</w:t>
+      </w:r>
+      <w:r>
+        <w:rPr>
+          <w:rFonts w:ascii="Consolas" w:hAnsi="Consolas" w:cs="Cascadia Mono"/>
+          <w:color w:val="000000"/>
+          <w:sz w:val="18"/>
+          <w:szCs w:val="19"/>
+          <w:highlight w:val="white"/>
+          <w:lang w:val="en-US"/>
+        </w:rPr>
+        <w:t xml:space="preserve"> o2);</w:t>
       </w:r>
     </w:p>
     <w:p>
@@ -5826,67 +6795,280 @@
         <w:jc w:val="both"/>
         <w:rPr>
           <w:rFonts w:ascii="Consolas" w:hAnsi="Consolas"/>
-          <w:bCs/>
-          <w:sz w:val="18"/>
-          <w:szCs w:val="18"/>
-        </w:rPr>
-      </w:pPr>
-    </w:p>
-    <w:p>
-      <w:pPr>
-        <w:pBdr>
-          <w:left w:val="single" w:sz="4" w:space="4" w:color="auto"/>
-        </w:pBdr>
-        <w:jc w:val="both"/>
-        <w:rPr>
-          <w:rFonts w:ascii="Consolas" w:hAnsi="Consolas"/>
-          <w:bCs/>
-          <w:sz w:val="18"/>
-          <w:szCs w:val="18"/>
-        </w:rPr>
-      </w:pPr>
-      <w:r>
-        <w:rPr>
-          <w:rFonts w:ascii="Consolas" w:hAnsi="Consolas"/>
-          <w:bCs/>
-          <w:sz w:val="18"/>
-          <w:szCs w:val="18"/>
+          <w:szCs w:val="22"/>
+        </w:rPr>
+      </w:pPr>
+      <w:r>
+        <w:rPr>
+          <w:rFonts w:ascii="Consolas" w:hAnsi="Consolas" w:cs="Cascadia Mono"/>
+          <w:color w:val="000000"/>
+          <w:sz w:val="18"/>
+          <w:szCs w:val="19"/>
+          <w:highlight w:val="white"/>
         </w:rPr>
         <w:t>}</w:t>
       </w:r>
-    </w:p>
-    <w:p>
-      <w:pPr>
-        <w:jc w:val="both"/>
-        <w:rPr>
-          <w:bCs/>
-          <w:sz w:val="22"/>
-          <w:szCs w:val="22"/>
-        </w:rPr>
-      </w:pPr>
     </w:p>
     <w:p>
       <w:pPr>
         <w:ind w:firstLine="284"/>
         <w:jc w:val="both"/>
         <w:rPr>
-          <w:bCs/>
-          <w:sz w:val="22"/>
-          <w:szCs w:val="22"/>
-        </w:rPr>
-      </w:pPr>
-      <w:r>
-        <w:rPr>
-          <w:bCs/>
-          <w:sz w:val="22"/>
-          <w:szCs w:val="22"/>
-        </w:rPr>
-        <w:t xml:space="preserve">Перебираемая коллекция должна реализовать интерфейс </w:t>
+          <w:sz w:val="22"/>
+          <w:szCs w:val="22"/>
+        </w:rPr>
+      </w:pPr>
+    </w:p>
+    <w:p>
+      <w:pPr>
+        <w:ind w:firstLine="284"/>
+        <w:jc w:val="both"/>
+        <w:rPr>
+          <w:sz w:val="22"/>
+          <w:szCs w:val="22"/>
+        </w:rPr>
+      </w:pPr>
+      <w:r>
+        <w:rPr>
+          <w:sz w:val="22"/>
+          <w:szCs w:val="22"/>
+        </w:rPr>
+        <w:t xml:space="preserve">Метод </w:t>
       </w:r>
       <w:proofErr w:type="spellStart"/>
       <w:r>
         <w:rPr>
-          <w:bCs/>
+          <w:sz w:val="22"/>
+          <w:szCs w:val="22"/>
+        </w:rPr>
+        <w:t>Compare</w:t>
+      </w:r>
+      <w:proofErr w:type="spellEnd"/>
+      <w:r>
+        <w:rPr>
+          <w:sz w:val="22"/>
+          <w:szCs w:val="22"/>
+        </w:rPr>
+        <w:t xml:space="preserve"> предназначен для сравнения двух объектов o1 и o2. Он также возвращает три значения, в зависимости от результата сравнения: если первый объект больше второго, то возвращается число больше 0, если меньше – то число меньше нуля; если оба объекта равны, возвращается ноль.</w:t>
+      </w:r>
+    </w:p>
+    <w:p>
+      <w:pPr>
+        <w:ind w:firstLine="284"/>
+        <w:jc w:val="both"/>
+        <w:rPr>
+          <w:sz w:val="22"/>
+          <w:szCs w:val="22"/>
+        </w:rPr>
+      </w:pPr>
+      <w:r>
+        <w:rPr>
+          <w:sz w:val="22"/>
+          <w:szCs w:val="22"/>
+        </w:rPr>
+        <w:t xml:space="preserve">Для клонирования объектов удобно использовать интерфейс </w:t>
+      </w:r>
+      <w:proofErr w:type="spellStart"/>
+      <w:r>
+        <w:rPr>
+          <w:sz w:val="22"/>
+          <w:szCs w:val="22"/>
+        </w:rPr>
+        <w:t>ICloneable</w:t>
+      </w:r>
+      <w:proofErr w:type="spellEnd"/>
+      <w:r>
+        <w:rPr>
+          <w:sz w:val="22"/>
+          <w:szCs w:val="22"/>
+        </w:rPr>
+        <w:t xml:space="preserve">. </w:t>
+      </w:r>
+      <w:r>
+        <w:rPr>
+          <w:i/>
+          <w:sz w:val="22"/>
+          <w:szCs w:val="22"/>
+        </w:rPr>
+        <w:t>Клонирование</w:t>
+      </w:r>
+      <w:r>
+        <w:rPr>
+          <w:sz w:val="22"/>
+          <w:szCs w:val="22"/>
+        </w:rPr>
+        <w:t xml:space="preserve"> – создание копии объекта. Копия объекта называется </w:t>
+      </w:r>
+      <w:r>
+        <w:rPr>
+          <w:i/>
+          <w:sz w:val="22"/>
+          <w:szCs w:val="22"/>
+        </w:rPr>
+        <w:t>клоном</w:t>
+      </w:r>
+      <w:r>
+        <w:rPr>
+          <w:sz w:val="22"/>
+          <w:szCs w:val="22"/>
+        </w:rPr>
+        <w:t>. При присваивании одного экземпляра другому копируется ссылка, а не сам объект.</w:t>
+      </w:r>
+    </w:p>
+    <w:p>
+      <w:pPr>
+        <w:ind w:firstLine="284"/>
+        <w:jc w:val="both"/>
+        <w:rPr>
+          <w:sz w:val="22"/>
+          <w:szCs w:val="22"/>
+        </w:rPr>
+      </w:pPr>
+      <w:r>
+        <w:rPr>
+          <w:sz w:val="22"/>
+          <w:szCs w:val="22"/>
+        </w:rPr>
+        <w:t xml:space="preserve">Если необходимо скопировать в другую область памяти поля объекта, можно воспользоваться </w:t>
+      </w:r>
+      <w:proofErr w:type="gramStart"/>
+      <w:r>
+        <w:rPr>
+          <w:sz w:val="22"/>
+          <w:szCs w:val="22"/>
+        </w:rPr>
+        <w:t xml:space="preserve">методом  </w:t>
+      </w:r>
+      <w:proofErr w:type="spellStart"/>
+      <w:r>
+        <w:rPr>
+          <w:sz w:val="22"/>
+          <w:szCs w:val="22"/>
+        </w:rPr>
+        <w:t>MemberwiseClone</w:t>
+      </w:r>
+      <w:proofErr w:type="spellEnd"/>
+      <w:proofErr w:type="gramEnd"/>
+      <w:r>
+        <w:rPr>
+          <w:sz w:val="22"/>
+          <w:szCs w:val="22"/>
+        </w:rPr>
+        <w:t xml:space="preserve">(), который любой объект наследует от класса </w:t>
+      </w:r>
+      <w:proofErr w:type="spellStart"/>
+      <w:r>
+        <w:rPr>
+          <w:sz w:val="22"/>
+          <w:szCs w:val="22"/>
+        </w:rPr>
+        <w:t>object</w:t>
+      </w:r>
+      <w:proofErr w:type="spellEnd"/>
+      <w:r>
+        <w:rPr>
+          <w:sz w:val="22"/>
+          <w:szCs w:val="22"/>
+        </w:rPr>
+        <w:t xml:space="preserve">. При этом объекты, на которые указывают поля объекта, в свою очередь являющиеся ссылками, не копируются. Это называется </w:t>
+      </w:r>
+      <w:r>
+        <w:rPr>
+          <w:i/>
+          <w:sz w:val="22"/>
+          <w:szCs w:val="22"/>
+        </w:rPr>
+        <w:t>поверхностным</w:t>
+      </w:r>
+      <w:r>
+        <w:rPr>
+          <w:sz w:val="22"/>
+          <w:szCs w:val="22"/>
+        </w:rPr>
+        <w:t xml:space="preserve"> </w:t>
+      </w:r>
+      <w:r>
+        <w:rPr>
+          <w:i/>
+          <w:sz w:val="22"/>
+          <w:szCs w:val="22"/>
+        </w:rPr>
+        <w:t>клонированием</w:t>
+      </w:r>
+      <w:r>
+        <w:rPr>
+          <w:sz w:val="22"/>
+          <w:szCs w:val="22"/>
+        </w:rPr>
+        <w:t xml:space="preserve">. </w:t>
+      </w:r>
+    </w:p>
+    <w:p>
+      <w:pPr>
+        <w:ind w:firstLine="284"/>
+        <w:jc w:val="both"/>
+        <w:rPr>
+          <w:sz w:val="22"/>
+          <w:szCs w:val="22"/>
+        </w:rPr>
+      </w:pPr>
+      <w:r>
+        <w:rPr>
+          <w:sz w:val="22"/>
+          <w:szCs w:val="22"/>
+        </w:rPr>
+        <w:t xml:space="preserve">Для создания полностью независимых объектов необходимо </w:t>
+      </w:r>
+      <w:r>
+        <w:rPr>
+          <w:i/>
+          <w:sz w:val="22"/>
+          <w:szCs w:val="22"/>
+        </w:rPr>
+        <w:t>глубокое</w:t>
+      </w:r>
+      <w:r>
+        <w:rPr>
+          <w:sz w:val="22"/>
+          <w:szCs w:val="22"/>
+        </w:rPr>
+        <w:t xml:space="preserve"> </w:t>
+      </w:r>
+      <w:r>
+        <w:rPr>
+          <w:i/>
+          <w:sz w:val="22"/>
+          <w:szCs w:val="22"/>
+        </w:rPr>
+        <w:t>копирование</w:t>
+      </w:r>
+      <w:r>
+        <w:rPr>
+          <w:sz w:val="22"/>
+          <w:szCs w:val="22"/>
+        </w:rPr>
+        <w:t>, когда в памяти создается дубликат всего дерева объектов, то есть объектов, на которые ссылаются поля объекта, поля полей, и т.д. Алгоритм глубокого копирования требует рекурсивного обхода всех ссылок объекта и отслеживания циклических зависимостей.</w:t>
+      </w:r>
+    </w:p>
+    <w:p>
+      <w:pPr>
+        <w:ind w:firstLine="284"/>
+        <w:jc w:val="both"/>
+        <w:rPr>
+          <w:sz w:val="22"/>
+          <w:szCs w:val="22"/>
+        </w:rPr>
+      </w:pPr>
+      <w:r>
+        <w:rPr>
+          <w:sz w:val="22"/>
+          <w:szCs w:val="22"/>
+        </w:rPr>
+        <w:t xml:space="preserve">Интерфейсы </w:t>
+      </w:r>
+      <w:proofErr w:type="spellStart"/>
+      <w:r>
+        <w:rPr>
           <w:sz w:val="22"/>
           <w:szCs w:val="22"/>
         </w:rPr>
@@ -5895,43 +7077,38 @@
       <w:proofErr w:type="spellEnd"/>
       <w:r>
         <w:rPr>
-          <w:bCs/>
-          <w:sz w:val="22"/>
-          <w:szCs w:val="22"/>
-        </w:rPr>
-        <w:t xml:space="preserve">. Интерфейс </w:t>
+          <w:sz w:val="22"/>
+          <w:szCs w:val="22"/>
+        </w:rPr>
+        <w:t xml:space="preserve"> и </w:t>
       </w:r>
       <w:proofErr w:type="spellStart"/>
       <w:r>
         <w:rPr>
-          <w:bCs/>
-          <w:sz w:val="22"/>
-          <w:szCs w:val="22"/>
-        </w:rPr>
-        <w:t>IEnumerable</w:t>
+          <w:sz w:val="22"/>
+          <w:szCs w:val="22"/>
+        </w:rPr>
+        <w:t>IEnumerator</w:t>
       </w:r>
       <w:proofErr w:type="spellEnd"/>
       <w:r>
         <w:rPr>
-          <w:bCs/>
-          <w:sz w:val="22"/>
-          <w:szCs w:val="22"/>
-        </w:rPr>
-        <w:t xml:space="preserve"> имеет метод, возвращающий ссылку на другой интерфейс - </w:t>
+          <w:sz w:val="22"/>
+          <w:szCs w:val="22"/>
+        </w:rPr>
+        <w:t xml:space="preserve"> позволяют перебирать объекты в цикле </w:t>
       </w:r>
       <w:proofErr w:type="spellStart"/>
       <w:r>
         <w:rPr>
-          <w:bCs/>
-          <w:sz w:val="22"/>
-          <w:szCs w:val="22"/>
-        </w:rPr>
-        <w:t>перечислитель</w:t>
+          <w:sz w:val="22"/>
+          <w:szCs w:val="22"/>
+        </w:rPr>
+        <w:t>foreach</w:t>
       </w:r>
       <w:proofErr w:type="spellEnd"/>
       <w:r>
         <w:rPr>
-          <w:bCs/>
           <w:sz w:val="22"/>
           <w:szCs w:val="22"/>
         </w:rPr>
@@ -5940,9 +7117,9 @@
     </w:p>
     <w:p>
       <w:pPr>
+        <w:ind w:firstLine="284"/>
         <w:jc w:val="both"/>
         <w:rPr>
-          <w:bCs/>
           <w:sz w:val="22"/>
           <w:szCs w:val="22"/>
         </w:rPr>
@@ -5962,47 +7139,50 @@
           <w:color w:val="000000"/>
           <w:sz w:val="18"/>
           <w:szCs w:val="19"/>
-          <w:lang w:val="en-US"/>
-        </w:rPr>
-      </w:pPr>
+          <w:highlight w:val="white"/>
+        </w:rPr>
+      </w:pPr>
+      <w:proofErr w:type="spellStart"/>
       <w:r>
         <w:rPr>
           <w:rFonts w:ascii="Consolas" w:hAnsi="Consolas" w:cs="Cascadia Mono"/>
           <w:color w:val="0000FF"/>
           <w:sz w:val="18"/>
           <w:szCs w:val="19"/>
-          <w:lang w:val="en-US"/>
-        </w:rPr>
-        <w:lastRenderedPageBreak/>
-        <w:t>public</w:t>
-      </w:r>
-      <w:r>
-        <w:rPr>
-          <w:rFonts w:ascii="Consolas" w:hAnsi="Consolas" w:cs="Cascadia Mono"/>
-          <w:color w:val="000000"/>
-          <w:sz w:val="18"/>
-          <w:szCs w:val="19"/>
-          <w:lang w:val="en-US"/>
-        </w:rPr>
-        <w:t xml:space="preserve"> </w:t>
-      </w:r>
+          <w:highlight w:val="white"/>
+        </w:rPr>
+        <w:t>foreach</w:t>
+      </w:r>
+      <w:proofErr w:type="spellEnd"/>
+      <w:r>
+        <w:rPr>
+          <w:rFonts w:ascii="Consolas" w:hAnsi="Consolas" w:cs="Cascadia Mono"/>
+          <w:color w:val="000000"/>
+          <w:sz w:val="18"/>
+          <w:szCs w:val="19"/>
+          <w:highlight w:val="white"/>
+        </w:rPr>
+        <w:t xml:space="preserve"> (</w:t>
+      </w:r>
+      <w:proofErr w:type="spellStart"/>
       <w:r>
         <w:rPr>
           <w:rFonts w:ascii="Consolas" w:hAnsi="Consolas" w:cs="Cascadia Mono"/>
           <w:color w:val="0000FF"/>
           <w:sz w:val="18"/>
           <w:szCs w:val="19"/>
-          <w:lang w:val="en-US"/>
-        </w:rPr>
-        <w:t>interface</w:t>
-      </w:r>
-      <w:r>
-        <w:rPr>
-          <w:rFonts w:ascii="Consolas" w:hAnsi="Consolas" w:cs="Cascadia Mono"/>
-          <w:color w:val="000000"/>
-          <w:sz w:val="18"/>
-          <w:szCs w:val="19"/>
-          <w:lang w:val="en-US"/>
+          <w:highlight w:val="white"/>
+        </w:rPr>
+        <w:t>var</w:t>
+      </w:r>
+      <w:proofErr w:type="spellEnd"/>
+      <w:r>
+        <w:rPr>
+          <w:rFonts w:ascii="Consolas" w:hAnsi="Consolas" w:cs="Cascadia Mono"/>
+          <w:color w:val="000000"/>
+          <w:sz w:val="18"/>
+          <w:szCs w:val="19"/>
+          <w:highlight w:val="white"/>
         </w:rPr>
         <w:t xml:space="preserve"> </w:t>
       </w:r>
@@ -6010,14 +7190,68 @@
       <w:r>
         <w:rPr>
           <w:rFonts w:ascii="Consolas" w:hAnsi="Consolas" w:cs="Cascadia Mono"/>
-          <w:color w:val="2B91AF"/>
-          <w:sz w:val="18"/>
-          <w:szCs w:val="19"/>
-          <w:lang w:val="en-US"/>
-        </w:rPr>
-        <w:t>IEnumerable</w:t>
+          <w:color w:val="000000"/>
+          <w:sz w:val="18"/>
+          <w:szCs w:val="19"/>
+          <w:highlight w:val="white"/>
+        </w:rPr>
+        <w:t>item</w:t>
       </w:r>
       <w:proofErr w:type="spellEnd"/>
+      <w:r>
+        <w:rPr>
+          <w:rFonts w:ascii="Consolas" w:hAnsi="Consolas" w:cs="Cascadia Mono"/>
+          <w:color w:val="000000"/>
+          <w:sz w:val="18"/>
+          <w:szCs w:val="19"/>
+          <w:highlight w:val="white"/>
+        </w:rPr>
+        <w:t xml:space="preserve"> </w:t>
+      </w:r>
+      <w:proofErr w:type="spellStart"/>
+      <w:r>
+        <w:rPr>
+          <w:rFonts w:ascii="Consolas" w:hAnsi="Consolas" w:cs="Cascadia Mono"/>
+          <w:color w:val="0000FF"/>
+          <w:sz w:val="18"/>
+          <w:szCs w:val="19"/>
+          <w:highlight w:val="white"/>
+        </w:rPr>
+        <w:t>in</w:t>
+      </w:r>
+      <w:proofErr w:type="spellEnd"/>
+      <w:r>
+        <w:rPr>
+          <w:rFonts w:ascii="Consolas" w:hAnsi="Consolas" w:cs="Cascadia Mono"/>
+          <w:color w:val="000000"/>
+          <w:sz w:val="18"/>
+          <w:szCs w:val="19"/>
+          <w:highlight w:val="white"/>
+        </w:rPr>
+        <w:t xml:space="preserve"> </w:t>
+      </w:r>
+      <w:proofErr w:type="spellStart"/>
+      <w:r>
+        <w:rPr>
+          <w:rFonts w:ascii="Consolas" w:hAnsi="Consolas" w:cs="Cascadia Mono"/>
+          <w:color w:val="000000"/>
+          <w:sz w:val="18"/>
+          <w:szCs w:val="19"/>
+          <w:highlight w:val="white"/>
+        </w:rPr>
+        <w:t>перечислимый_объект</w:t>
+      </w:r>
+      <w:proofErr w:type="spellEnd"/>
+      <w:r>
+        <w:rPr>
+          <w:rFonts w:ascii="Consolas" w:hAnsi="Consolas" w:cs="Cascadia Mono"/>
+          <w:color w:val="000000"/>
+          <w:sz w:val="18"/>
+          <w:szCs w:val="19"/>
+          <w:highlight w:val="white"/>
+        </w:rPr>
+        <w:t>)</w:t>
+      </w:r>
     </w:p>
     <w:p>
       <w:pPr>
@@ -6033,16 +7267,16 @@
           <w:color w:val="000000"/>
           <w:sz w:val="18"/>
           <w:szCs w:val="19"/>
-          <w:lang w:val="en-US"/>
-        </w:rPr>
-      </w:pPr>
-      <w:r>
-        <w:rPr>
-          <w:rFonts w:ascii="Consolas" w:hAnsi="Consolas" w:cs="Cascadia Mono"/>
-          <w:color w:val="000000"/>
-          <w:sz w:val="18"/>
-          <w:szCs w:val="19"/>
-          <w:lang w:val="en-US"/>
+          <w:highlight w:val="white"/>
+        </w:rPr>
+      </w:pPr>
+      <w:r>
+        <w:rPr>
+          <w:rFonts w:ascii="Consolas" w:hAnsi="Consolas" w:cs="Cascadia Mono"/>
+          <w:color w:val="000000"/>
+          <w:sz w:val="18"/>
+          <w:szCs w:val="19"/>
+          <w:highlight w:val="white"/>
         </w:rPr>
         <w:t>{</w:t>
       </w:r>
@@ -6061,79 +7295,121 @@
           <w:color w:val="000000"/>
           <w:sz w:val="18"/>
           <w:szCs w:val="19"/>
-          <w:lang w:val="en-US"/>
-        </w:rPr>
-      </w:pPr>
-      <w:r>
-        <w:rPr>
-          <w:rFonts w:ascii="Consolas" w:hAnsi="Consolas" w:cs="Cascadia Mono"/>
-          <w:color w:val="000000"/>
-          <w:sz w:val="18"/>
-          <w:szCs w:val="19"/>
-          <w:lang w:val="en-US"/>
-        </w:rPr>
-        <w:t xml:space="preserve">    </w:t>
+          <w:highlight w:val="white"/>
+        </w:rPr>
+      </w:pPr>
+    </w:p>
+    <w:p>
+      <w:pPr>
+        <w:keepNext/>
+        <w:pBdr>
+          <w:left w:val="single" w:sz="4" w:space="4" w:color="auto"/>
+        </w:pBdr>
+        <w:jc w:val="both"/>
+        <w:rPr>
+          <w:rFonts w:ascii="Consolas" w:hAnsi="Consolas"/>
+          <w:szCs w:val="22"/>
+        </w:rPr>
+      </w:pPr>
+      <w:r>
+        <w:rPr>
+          <w:rFonts w:ascii="Consolas" w:hAnsi="Consolas" w:cs="Cascadia Mono"/>
+          <w:color w:val="000000"/>
+          <w:sz w:val="18"/>
+          <w:szCs w:val="19"/>
+          <w:highlight w:val="white"/>
+        </w:rPr>
+        <w:t>}</w:t>
+      </w:r>
+    </w:p>
+    <w:p>
+      <w:pPr>
+        <w:ind w:firstLine="284"/>
+        <w:jc w:val="both"/>
+        <w:rPr>
+          <w:sz w:val="22"/>
+          <w:szCs w:val="22"/>
+        </w:rPr>
+      </w:pPr>
+    </w:p>
+    <w:p>
+      <w:pPr>
+        <w:ind w:firstLine="284"/>
+        <w:jc w:val="both"/>
+        <w:rPr>
+          <w:sz w:val="22"/>
+          <w:szCs w:val="22"/>
+        </w:rPr>
+      </w:pPr>
+      <w:r>
+        <w:rPr>
+          <w:sz w:val="22"/>
+          <w:szCs w:val="22"/>
+        </w:rPr>
+        <w:lastRenderedPageBreak/>
+        <w:t xml:space="preserve">Перебираемая коллекция должна реализовать интерфейс </w:t>
       </w:r>
       <w:proofErr w:type="spellStart"/>
       <w:r>
         <w:rPr>
-          <w:rFonts w:ascii="Consolas" w:hAnsi="Consolas" w:cs="Cascadia Mono"/>
-          <w:color w:val="000000"/>
-          <w:sz w:val="18"/>
-          <w:szCs w:val="19"/>
-          <w:lang w:val="en-US"/>
-        </w:rPr>
-        <w:t>IEnumerator</w:t>
+          <w:sz w:val="22"/>
+          <w:szCs w:val="22"/>
+        </w:rPr>
+        <w:t>IEnumerable</w:t>
       </w:r>
       <w:proofErr w:type="spellEnd"/>
       <w:r>
         <w:rPr>
-          <w:rFonts w:ascii="Consolas" w:hAnsi="Consolas" w:cs="Cascadia Mono"/>
-          <w:color w:val="000000"/>
-          <w:sz w:val="18"/>
-          <w:szCs w:val="19"/>
-          <w:lang w:val="en-US"/>
-        </w:rPr>
-        <w:t xml:space="preserve"> </w:t>
+          <w:sz w:val="22"/>
+          <w:szCs w:val="22"/>
+        </w:rPr>
+        <w:t xml:space="preserve">. Интерфейс </w:t>
       </w:r>
       <w:proofErr w:type="spellStart"/>
-      <w:proofErr w:type="gramStart"/>
-      <w:r>
-        <w:rPr>
-          <w:rFonts w:ascii="Consolas" w:hAnsi="Consolas" w:cs="Cascadia Mono"/>
-          <w:color w:val="000000"/>
-          <w:sz w:val="18"/>
-          <w:szCs w:val="19"/>
-          <w:lang w:val="en-US"/>
-        </w:rPr>
-        <w:t>GetEnumerator</w:t>
+      <w:r>
+        <w:rPr>
+          <w:sz w:val="22"/>
+          <w:szCs w:val="22"/>
+        </w:rPr>
+        <w:t>IEnumerable</w:t>
       </w:r>
       <w:proofErr w:type="spellEnd"/>
       <w:r>
         <w:rPr>
-          <w:rFonts w:ascii="Consolas" w:hAnsi="Consolas" w:cs="Cascadia Mono"/>
-          <w:color w:val="000000"/>
-          <w:sz w:val="18"/>
-          <w:szCs w:val="19"/>
-          <w:lang w:val="en-US"/>
-        </w:rPr>
-        <w:t>(</w:t>
-      </w:r>
-      <w:proofErr w:type="gramEnd"/>
-      <w:r>
-        <w:rPr>
-          <w:rFonts w:ascii="Consolas" w:hAnsi="Consolas" w:cs="Cascadia Mono"/>
-          <w:color w:val="000000"/>
-          <w:sz w:val="18"/>
-          <w:szCs w:val="19"/>
-          <w:lang w:val="en-US"/>
-        </w:rPr>
-        <w:t>);</w:t>
-      </w:r>
-    </w:p>
-    <w:p>
-      <w:pPr>
-        <w:keepNext/>
+          <w:sz w:val="22"/>
+          <w:szCs w:val="22"/>
+        </w:rPr>
+        <w:t xml:space="preserve"> имеет метод, возвращающий ссылку на другой интерфейс – </w:t>
+      </w:r>
+      <w:proofErr w:type="spellStart"/>
+      <w:r>
+        <w:rPr>
+          <w:sz w:val="22"/>
+          <w:szCs w:val="22"/>
+        </w:rPr>
+        <w:t>перечислитель</w:t>
+      </w:r>
+      <w:proofErr w:type="spellEnd"/>
+      <w:r>
+        <w:rPr>
+          <w:sz w:val="22"/>
+          <w:szCs w:val="22"/>
+        </w:rPr>
+        <w:t>:</w:t>
+      </w:r>
+    </w:p>
+    <w:p>
+      <w:pPr>
+        <w:ind w:firstLine="284"/>
+        <w:jc w:val="both"/>
+        <w:rPr>
+          <w:sz w:val="22"/>
+          <w:szCs w:val="22"/>
+        </w:rPr>
+      </w:pPr>
+    </w:p>
+    <w:p>
+      <w:pPr>
         <w:pBdr>
           <w:left w:val="single" w:sz="4" w:space="4" w:color="auto"/>
         </w:pBdr>
@@ -6145,86 +7421,67 @@
           <w:color w:val="000000"/>
           <w:sz w:val="18"/>
           <w:szCs w:val="19"/>
-          <w:lang w:val="en-US"/>
-        </w:rPr>
-      </w:pPr>
-      <w:r>
-        <w:rPr>
-          <w:rFonts w:ascii="Consolas" w:hAnsi="Consolas" w:cs="Cascadia Mono"/>
-          <w:color w:val="000000"/>
-          <w:sz w:val="18"/>
-          <w:szCs w:val="19"/>
-          <w:lang w:val="en-US"/>
-        </w:rPr>
-        <w:t>}</w:t>
-      </w:r>
-    </w:p>
-    <w:p>
-      <w:pPr>
-        <w:jc w:val="both"/>
-        <w:rPr>
-          <w:bCs/>
-          <w:sz w:val="22"/>
-          <w:szCs w:val="22"/>
-          <w:lang w:val="en-US"/>
-        </w:rPr>
-      </w:pPr>
-    </w:p>
-    <w:p>
-      <w:pPr>
-        <w:ind w:firstLine="284"/>
-        <w:jc w:val="both"/>
-        <w:rPr>
-          <w:bCs/>
-          <w:sz w:val="22"/>
-          <w:szCs w:val="22"/>
-        </w:rPr>
-      </w:pPr>
-      <w:r>
-        <w:rPr>
-          <w:bCs/>
-          <w:sz w:val="22"/>
-          <w:szCs w:val="22"/>
-        </w:rPr>
-        <w:t xml:space="preserve">Интерфейс </w:t>
-      </w:r>
-      <w:r>
-        <w:rPr>
-          <w:b/>
-          <w:bCs/>
-          <w:sz w:val="22"/>
-          <w:szCs w:val="22"/>
-          <w:lang w:val="en-US"/>
-        </w:rPr>
-        <w:t>IEnumerator</w:t>
-      </w:r>
-      <w:r>
-        <w:rPr>
-          <w:b/>
-          <w:bCs/>
-          <w:sz w:val="22"/>
-          <w:szCs w:val="22"/>
-        </w:rPr>
-        <w:t xml:space="preserve"> </w:t>
-      </w:r>
-      <w:r>
-        <w:rPr>
-          <w:bCs/>
-          <w:sz w:val="22"/>
-          <w:szCs w:val="22"/>
-        </w:rPr>
-        <w:t>определяет функционал для перечисления внутренних элементов коллекции.</w:t>
-      </w:r>
-    </w:p>
-    <w:p>
-      <w:pPr>
-        <w:jc w:val="both"/>
-        <w:rPr>
-          <w:bCs/>
-          <w:sz w:val="22"/>
-          <w:szCs w:val="22"/>
-        </w:rPr>
-      </w:pPr>
+          <w:highlight w:val="white"/>
+          <w:lang w:val="en-US"/>
+        </w:rPr>
+      </w:pPr>
+      <w:r>
+        <w:rPr>
+          <w:rFonts w:ascii="Consolas" w:hAnsi="Consolas" w:cs="Cascadia Mono"/>
+          <w:color w:val="0000FF"/>
+          <w:sz w:val="18"/>
+          <w:szCs w:val="19"/>
+          <w:highlight w:val="white"/>
+          <w:lang w:val="en-US"/>
+        </w:rPr>
+        <w:t>public</w:t>
+      </w:r>
+      <w:r>
+        <w:rPr>
+          <w:rFonts w:ascii="Consolas" w:hAnsi="Consolas" w:cs="Cascadia Mono"/>
+          <w:color w:val="000000"/>
+          <w:sz w:val="18"/>
+          <w:szCs w:val="19"/>
+          <w:highlight w:val="white"/>
+          <w:lang w:val="en-US"/>
+        </w:rPr>
+        <w:t xml:space="preserve"> </w:t>
+      </w:r>
+      <w:r>
+        <w:rPr>
+          <w:rFonts w:ascii="Consolas" w:hAnsi="Consolas" w:cs="Cascadia Mono"/>
+          <w:color w:val="0000FF"/>
+          <w:sz w:val="18"/>
+          <w:szCs w:val="19"/>
+          <w:highlight w:val="white"/>
+          <w:lang w:val="en-US"/>
+        </w:rPr>
+        <w:t>interface</w:t>
+      </w:r>
+      <w:r>
+        <w:rPr>
+          <w:rFonts w:ascii="Consolas" w:hAnsi="Consolas" w:cs="Cascadia Mono"/>
+          <w:color w:val="000000"/>
+          <w:sz w:val="18"/>
+          <w:szCs w:val="19"/>
+          <w:highlight w:val="white"/>
+          <w:lang w:val="en-US"/>
+        </w:rPr>
+        <w:t xml:space="preserve"> </w:t>
+      </w:r>
+      <w:proofErr w:type="spellStart"/>
+      <w:r>
+        <w:rPr>
+          <w:rFonts w:ascii="Consolas" w:hAnsi="Consolas" w:cs="Cascadia Mono"/>
+          <w:color w:val="2B91AF"/>
+          <w:sz w:val="18"/>
+          <w:szCs w:val="19"/>
+          <w:highlight w:val="white"/>
+          <w:lang w:val="en-US"/>
+        </w:rPr>
+        <w:t>IEnumerable</w:t>
+      </w:r>
+      <w:proofErr w:type="spellEnd"/>
     </w:p>
     <w:p>
       <w:pPr>
@@ -6239,57 +7496,21 @@
           <w:color w:val="000000"/>
           <w:sz w:val="18"/>
           <w:szCs w:val="19"/>
-        </w:rPr>
-      </w:pPr>
-      <w:r>
-        <w:rPr>
-          <w:rFonts w:ascii="Consolas" w:hAnsi="Consolas" w:cs="Cascadia Mono"/>
-          <w:color w:val="0000FF"/>
-          <w:sz w:val="18"/>
-          <w:szCs w:val="19"/>
-        </w:rPr>
-        <w:t>public</w:t>
-      </w:r>
-      <w:r>
-        <w:rPr>
-          <w:rFonts w:ascii="Consolas" w:hAnsi="Consolas" w:cs="Cascadia Mono"/>
-          <w:color w:val="000000"/>
-          <w:sz w:val="18"/>
-          <w:szCs w:val="19"/>
-        </w:rPr>
-        <w:t xml:space="preserve"> </w:t>
-      </w:r>
-      <w:proofErr w:type="spellStart"/>
-      <w:r>
-        <w:rPr>
-          <w:rFonts w:ascii="Consolas" w:hAnsi="Consolas" w:cs="Cascadia Mono"/>
-          <w:color w:val="0000FF"/>
-          <w:sz w:val="18"/>
-          <w:szCs w:val="19"/>
-        </w:rPr>
-        <w:t>interface</w:t>
-      </w:r>
-      <w:proofErr w:type="spellEnd"/>
-      <w:r>
-        <w:rPr>
-          <w:rFonts w:ascii="Consolas" w:hAnsi="Consolas" w:cs="Cascadia Mono"/>
-          <w:color w:val="000000"/>
-          <w:sz w:val="18"/>
-          <w:szCs w:val="19"/>
-        </w:rPr>
-        <w:t xml:space="preserve"> </w:t>
-      </w:r>
-      <w:proofErr w:type="spellStart"/>
-      <w:r>
-        <w:rPr>
-          <w:rFonts w:ascii="Consolas" w:hAnsi="Consolas" w:cs="Cascadia Mono"/>
-          <w:color w:val="2B91AF"/>
-          <w:sz w:val="18"/>
-          <w:szCs w:val="19"/>
-        </w:rPr>
-        <w:t>IEnumerator</w:t>
-      </w:r>
-      <w:proofErr w:type="spellEnd"/>
+          <w:highlight w:val="white"/>
+          <w:lang w:val="en-US"/>
+        </w:rPr>
+      </w:pPr>
+      <w:r>
+        <w:rPr>
+          <w:rFonts w:ascii="Consolas" w:hAnsi="Consolas" w:cs="Cascadia Mono"/>
+          <w:color w:val="000000"/>
+          <w:sz w:val="18"/>
+          <w:szCs w:val="19"/>
+          <w:highlight w:val="white"/>
+          <w:lang w:val="en-US"/>
+        </w:rPr>
+        <w:t>{</w:t>
+      </w:r>
     </w:p>
     <w:p>
       <w:pPr>
@@ -6304,17 +7525,152 @@
           <w:color w:val="000000"/>
           <w:sz w:val="18"/>
           <w:szCs w:val="19"/>
-        </w:rPr>
-      </w:pPr>
-      <w:r>
-        <w:rPr>
-          <w:rFonts w:ascii="Consolas" w:hAnsi="Consolas" w:cs="Cascadia Mono"/>
-          <w:color w:val="000000"/>
-          <w:sz w:val="18"/>
-          <w:szCs w:val="19"/>
-        </w:rPr>
-        <w:t>{</w:t>
-      </w:r>
+          <w:highlight w:val="white"/>
+        </w:rPr>
+      </w:pPr>
+      <w:r>
+        <w:rPr>
+          <w:rFonts w:ascii="Consolas" w:hAnsi="Consolas" w:cs="Cascadia Mono"/>
+          <w:color w:val="000000"/>
+          <w:sz w:val="18"/>
+          <w:szCs w:val="19"/>
+          <w:highlight w:val="white"/>
+        </w:rPr>
+        <w:t xml:space="preserve">    </w:t>
+      </w:r>
+      <w:proofErr w:type="spellStart"/>
+      <w:r>
+        <w:rPr>
+          <w:rFonts w:ascii="Consolas" w:hAnsi="Consolas" w:cs="Cascadia Mono"/>
+          <w:color w:val="2B91AF"/>
+          <w:sz w:val="18"/>
+          <w:szCs w:val="19"/>
+          <w:highlight w:val="white"/>
+          <w:lang w:val="en-US"/>
+        </w:rPr>
+        <w:t>IEnumerator</w:t>
+      </w:r>
+      <w:proofErr w:type="spellEnd"/>
+      <w:r>
+        <w:rPr>
+          <w:rFonts w:ascii="Consolas" w:hAnsi="Consolas" w:cs="Cascadia Mono"/>
+          <w:color w:val="000000"/>
+          <w:sz w:val="18"/>
+          <w:szCs w:val="19"/>
+          <w:highlight w:val="white"/>
+        </w:rPr>
+        <w:t xml:space="preserve"> </w:t>
+      </w:r>
+      <w:proofErr w:type="spellStart"/>
+      <w:proofErr w:type="gramStart"/>
+      <w:r>
+        <w:rPr>
+          <w:rFonts w:ascii="Consolas" w:hAnsi="Consolas" w:cs="Cascadia Mono"/>
+          <w:color w:val="000000"/>
+          <w:sz w:val="18"/>
+          <w:szCs w:val="19"/>
+          <w:highlight w:val="white"/>
+          <w:lang w:val="en-US"/>
+        </w:rPr>
+        <w:t>GetEnumerator</w:t>
+      </w:r>
+      <w:proofErr w:type="spellEnd"/>
+      <w:r>
+        <w:rPr>
+          <w:rFonts w:ascii="Consolas" w:hAnsi="Consolas" w:cs="Cascadia Mono"/>
+          <w:color w:val="000000"/>
+          <w:sz w:val="18"/>
+          <w:szCs w:val="19"/>
+          <w:highlight w:val="white"/>
+        </w:rPr>
+        <w:t>(</w:t>
+      </w:r>
+      <w:proofErr w:type="gramEnd"/>
+      <w:r>
+        <w:rPr>
+          <w:rFonts w:ascii="Consolas" w:hAnsi="Consolas" w:cs="Cascadia Mono"/>
+          <w:color w:val="000000"/>
+          <w:sz w:val="18"/>
+          <w:szCs w:val="19"/>
+          <w:highlight w:val="white"/>
+        </w:rPr>
+        <w:t>);</w:t>
+      </w:r>
+    </w:p>
+    <w:p>
+      <w:pPr>
+        <w:pBdr>
+          <w:left w:val="single" w:sz="4" w:space="4" w:color="auto"/>
+        </w:pBdr>
+        <w:jc w:val="both"/>
+        <w:rPr>
+          <w:rFonts w:ascii="Consolas" w:hAnsi="Consolas"/>
+          <w:szCs w:val="22"/>
+        </w:rPr>
+      </w:pPr>
+      <w:r>
+        <w:rPr>
+          <w:rFonts w:ascii="Consolas" w:hAnsi="Consolas" w:cs="Cascadia Mono"/>
+          <w:color w:val="000000"/>
+          <w:sz w:val="18"/>
+          <w:szCs w:val="19"/>
+          <w:highlight w:val="white"/>
+        </w:rPr>
+        <w:t>}</w:t>
+      </w:r>
+    </w:p>
+    <w:p>
+      <w:pPr>
+        <w:ind w:firstLine="284"/>
+        <w:jc w:val="both"/>
+        <w:rPr>
+          <w:sz w:val="22"/>
+          <w:szCs w:val="22"/>
+        </w:rPr>
+      </w:pPr>
+    </w:p>
+    <w:p>
+      <w:pPr>
+        <w:ind w:firstLine="284"/>
+        <w:jc w:val="both"/>
+        <w:rPr>
+          <w:sz w:val="22"/>
+          <w:szCs w:val="22"/>
+        </w:rPr>
+      </w:pPr>
+      <w:r>
+        <w:rPr>
+          <w:sz w:val="22"/>
+          <w:szCs w:val="22"/>
+        </w:rPr>
+        <w:t xml:space="preserve">Интерфейс </w:t>
+      </w:r>
+      <w:proofErr w:type="spellStart"/>
+      <w:r>
+        <w:rPr>
+          <w:sz w:val="22"/>
+          <w:szCs w:val="22"/>
+        </w:rPr>
+        <w:t>IEnumerator</w:t>
+      </w:r>
+      <w:proofErr w:type="spellEnd"/>
+      <w:r>
+        <w:rPr>
+          <w:sz w:val="22"/>
+          <w:szCs w:val="22"/>
+        </w:rPr>
+        <w:t xml:space="preserve"> определяет функционал для перебора внутренних объектов:</w:t>
+      </w:r>
+    </w:p>
+    <w:p>
+      <w:pPr>
+        <w:ind w:firstLine="284"/>
+        <w:jc w:val="both"/>
+        <w:rPr>
+          <w:sz w:val="22"/>
+          <w:szCs w:val="22"/>
+        </w:rPr>
+      </w:pPr>
     </w:p>
     <w:p>
       <w:pPr>
@@ -6329,77 +7685,67 @@
           <w:color w:val="000000"/>
           <w:sz w:val="18"/>
           <w:szCs w:val="19"/>
-        </w:rPr>
-      </w:pPr>
-      <w:r>
-        <w:rPr>
-          <w:rFonts w:ascii="Consolas" w:hAnsi="Consolas" w:cs="Cascadia Mono"/>
-          <w:color w:val="000000"/>
-          <w:sz w:val="18"/>
-          <w:szCs w:val="19"/>
-        </w:rPr>
-        <w:t xml:space="preserve">    </w:t>
+          <w:highlight w:val="white"/>
+          <w:lang w:val="en-US"/>
+        </w:rPr>
+      </w:pPr>
+      <w:r>
+        <w:rPr>
+          <w:rFonts w:ascii="Consolas" w:hAnsi="Consolas" w:cs="Cascadia Mono"/>
+          <w:color w:val="0000FF"/>
+          <w:sz w:val="18"/>
+          <w:szCs w:val="19"/>
+          <w:highlight w:val="white"/>
+          <w:lang w:val="en-US"/>
+        </w:rPr>
+        <w:t>public</w:t>
+      </w:r>
+      <w:r>
+        <w:rPr>
+          <w:rFonts w:ascii="Consolas" w:hAnsi="Consolas" w:cs="Cascadia Mono"/>
+          <w:color w:val="000000"/>
+          <w:sz w:val="18"/>
+          <w:szCs w:val="19"/>
+          <w:highlight w:val="white"/>
+          <w:lang w:val="en-US"/>
+        </w:rPr>
+        <w:t xml:space="preserve"> </w:t>
+      </w:r>
+      <w:r>
+        <w:rPr>
+          <w:rFonts w:ascii="Consolas" w:hAnsi="Consolas" w:cs="Cascadia Mono"/>
+          <w:color w:val="0000FF"/>
+          <w:sz w:val="18"/>
+          <w:szCs w:val="19"/>
+          <w:highlight w:val="white"/>
+          <w:lang w:val="en-US"/>
+        </w:rPr>
+        <w:t>interface</w:t>
+      </w:r>
+      <w:r>
+        <w:rPr>
+          <w:rFonts w:ascii="Consolas" w:hAnsi="Consolas" w:cs="Cascadia Mono"/>
+          <w:color w:val="000000"/>
+          <w:sz w:val="18"/>
+          <w:szCs w:val="19"/>
+          <w:highlight w:val="white"/>
+          <w:lang w:val="en-US"/>
+        </w:rPr>
+        <w:t xml:space="preserve"> </w:t>
       </w:r>
       <w:proofErr w:type="spellStart"/>
       <w:r>
         <w:rPr>
           <w:rFonts w:ascii="Consolas" w:hAnsi="Consolas" w:cs="Cascadia Mono"/>
-          <w:color w:val="0000FF"/>
-          <w:sz w:val="18"/>
-          <w:szCs w:val="19"/>
-        </w:rPr>
-        <w:t>bool</w:t>
+          <w:color w:val="2B91AF"/>
+          <w:sz w:val="18"/>
+          <w:szCs w:val="19"/>
+          <w:highlight w:val="white"/>
+          <w:lang w:val="en-US"/>
+        </w:rPr>
+        <w:t>IEnumerator</w:t>
       </w:r>
       <w:proofErr w:type="spellEnd"/>
-      <w:r>
-        <w:rPr>
-          <w:rFonts w:ascii="Consolas" w:hAnsi="Consolas" w:cs="Cascadia Mono"/>
-          <w:color w:val="000000"/>
-          <w:sz w:val="18"/>
-          <w:szCs w:val="19"/>
-        </w:rPr>
-        <w:t xml:space="preserve"> </w:t>
-      </w:r>
-      <w:proofErr w:type="spellStart"/>
-      <w:proofErr w:type="gramStart"/>
-      <w:r>
-        <w:rPr>
-          <w:rFonts w:ascii="Consolas" w:hAnsi="Consolas" w:cs="Cascadia Mono"/>
-          <w:color w:val="000000"/>
-          <w:sz w:val="18"/>
-          <w:szCs w:val="19"/>
-        </w:rPr>
-        <w:t>MoveNext</w:t>
-      </w:r>
-      <w:proofErr w:type="spellEnd"/>
-      <w:r>
-        <w:rPr>
-          <w:rFonts w:ascii="Consolas" w:hAnsi="Consolas" w:cs="Cascadia Mono"/>
-          <w:color w:val="000000"/>
-          <w:sz w:val="18"/>
-          <w:szCs w:val="19"/>
-        </w:rPr>
-        <w:t>(</w:t>
-      </w:r>
-      <w:proofErr w:type="gramEnd"/>
-      <w:r>
-        <w:rPr>
-          <w:rFonts w:ascii="Consolas" w:hAnsi="Consolas" w:cs="Cascadia Mono"/>
-          <w:color w:val="000000"/>
-          <w:sz w:val="18"/>
-          <w:szCs w:val="19"/>
-        </w:rPr>
-        <w:t xml:space="preserve">); </w:t>
-      </w:r>
-      <w:r>
-        <w:rPr>
-          <w:rFonts w:ascii="Consolas" w:hAnsi="Consolas" w:cs="Cascadia Mono"/>
-          <w:color w:val="008000"/>
-          <w:sz w:val="18"/>
-          <w:szCs w:val="19"/>
-        </w:rPr>
-        <w:t>// перемещение на одну позицию вперед в контейнере элементов</w:t>
-      </w:r>
     </w:p>
     <w:p>
       <w:pPr>
@@ -6414,96 +7760,20 @@
           <w:color w:val="000000"/>
           <w:sz w:val="18"/>
           <w:szCs w:val="19"/>
-        </w:rPr>
-      </w:pPr>
-      <w:r>
-        <w:rPr>
-          <w:rFonts w:ascii="Consolas" w:hAnsi="Consolas" w:cs="Cascadia Mono"/>
-          <w:color w:val="000000"/>
-          <w:sz w:val="18"/>
-          <w:szCs w:val="19"/>
-        </w:rPr>
-        <w:t xml:space="preserve">    </w:t>
-      </w:r>
-      <w:proofErr w:type="spellStart"/>
-      <w:r>
-        <w:rPr>
-          <w:rFonts w:ascii="Consolas" w:hAnsi="Consolas" w:cs="Cascadia Mono"/>
-          <w:color w:val="0000FF"/>
-          <w:sz w:val="18"/>
-          <w:szCs w:val="19"/>
-        </w:rPr>
-        <w:t>object</w:t>
-      </w:r>
-      <w:proofErr w:type="spellEnd"/>
-      <w:r>
-        <w:rPr>
-          <w:rFonts w:ascii="Consolas" w:hAnsi="Consolas" w:cs="Cascadia Mono"/>
-          <w:color w:val="000000"/>
-          <w:sz w:val="18"/>
-          <w:szCs w:val="19"/>
-        </w:rPr>
-        <w:t xml:space="preserve"> </w:t>
-      </w:r>
-      <w:proofErr w:type="spellStart"/>
-      <w:r>
-        <w:rPr>
-          <w:rFonts w:ascii="Consolas" w:hAnsi="Consolas" w:cs="Cascadia Mono"/>
-          <w:color w:val="000000"/>
-          <w:sz w:val="18"/>
-          <w:szCs w:val="19"/>
-        </w:rPr>
-        <w:t>Current</w:t>
-      </w:r>
-      <w:proofErr w:type="spellEnd"/>
-      <w:r>
-        <w:rPr>
-          <w:rFonts w:ascii="Consolas" w:hAnsi="Consolas" w:cs="Cascadia Mono"/>
-          <w:color w:val="000000"/>
-          <w:sz w:val="18"/>
-          <w:szCs w:val="19"/>
-        </w:rPr>
-        <w:t xml:space="preserve"> </w:t>
-      </w:r>
-      <w:proofErr w:type="gramStart"/>
-      <w:r>
-        <w:rPr>
-          <w:rFonts w:ascii="Consolas" w:hAnsi="Consolas" w:cs="Cascadia Mono"/>
-          <w:color w:val="000000"/>
-          <w:sz w:val="18"/>
-          <w:szCs w:val="19"/>
-        </w:rPr>
-        <w:t xml:space="preserve">{ </w:t>
-      </w:r>
-      <w:proofErr w:type="spellStart"/>
-      <w:r>
-        <w:rPr>
-          <w:rFonts w:ascii="Consolas" w:hAnsi="Consolas" w:cs="Cascadia Mono"/>
-          <w:color w:val="0000FF"/>
-          <w:sz w:val="18"/>
-          <w:szCs w:val="19"/>
-        </w:rPr>
-        <w:t>get</w:t>
-      </w:r>
-      <w:proofErr w:type="spellEnd"/>
-      <w:proofErr w:type="gramEnd"/>
-      <w:r>
-        <w:rPr>
-          <w:rFonts w:ascii="Consolas" w:hAnsi="Consolas" w:cs="Cascadia Mono"/>
-          <w:color w:val="000000"/>
-          <w:sz w:val="18"/>
-          <w:szCs w:val="19"/>
-        </w:rPr>
-        <w:t xml:space="preserve">; }  </w:t>
-      </w:r>
-      <w:r>
-        <w:rPr>
-          <w:rFonts w:ascii="Consolas" w:hAnsi="Consolas" w:cs="Cascadia Mono"/>
-          <w:color w:val="008000"/>
-          <w:sz w:val="18"/>
-          <w:szCs w:val="19"/>
-        </w:rPr>
-        <w:t>// текущий элемент в контейнере</w:t>
+          <w:highlight w:val="white"/>
+          <w:lang w:val="en-US"/>
+        </w:rPr>
+      </w:pPr>
+      <w:r>
+        <w:rPr>
+          <w:rFonts w:ascii="Consolas" w:hAnsi="Consolas" w:cs="Cascadia Mono"/>
+          <w:color w:val="000000"/>
+          <w:sz w:val="18"/>
+          <w:szCs w:val="19"/>
+          <w:highlight w:val="white"/>
+          <w:lang w:val="en-US"/>
+        </w:rPr>
+        <w:t>{</w:t>
       </w:r>
     </w:p>
     <w:p>
@@ -6519,34 +7789,40 @@
           <w:color w:val="000000"/>
           <w:sz w:val="18"/>
           <w:szCs w:val="19"/>
-        </w:rPr>
-      </w:pPr>
-      <w:r>
-        <w:rPr>
-          <w:rFonts w:ascii="Consolas" w:hAnsi="Consolas" w:cs="Cascadia Mono"/>
-          <w:color w:val="000000"/>
-          <w:sz w:val="18"/>
-          <w:szCs w:val="19"/>
+          <w:highlight w:val="white"/>
+          <w:lang w:val="en-US"/>
+        </w:rPr>
+      </w:pPr>
+      <w:r>
+        <w:rPr>
+          <w:rFonts w:ascii="Consolas" w:hAnsi="Consolas" w:cs="Cascadia Mono"/>
+          <w:color w:val="000000"/>
+          <w:sz w:val="18"/>
+          <w:szCs w:val="19"/>
+          <w:highlight w:val="white"/>
+          <w:lang w:val="en-US"/>
         </w:rPr>
         <w:t xml:space="preserve">    </w:t>
       </w:r>
-      <w:proofErr w:type="spellStart"/>
       <w:r>
         <w:rPr>
           <w:rFonts w:ascii="Consolas" w:hAnsi="Consolas" w:cs="Cascadia Mono"/>
           <w:color w:val="0000FF"/>
           <w:sz w:val="18"/>
           <w:szCs w:val="19"/>
-        </w:rPr>
-        <w:t>void</w:t>
-      </w:r>
-      <w:proofErr w:type="spellEnd"/>
-      <w:r>
-        <w:rPr>
-          <w:rFonts w:ascii="Consolas" w:hAnsi="Consolas" w:cs="Cascadia Mono"/>
-          <w:color w:val="000000"/>
-          <w:sz w:val="18"/>
-          <w:szCs w:val="19"/>
+          <w:highlight w:val="white"/>
+          <w:lang w:val="en-US"/>
+        </w:rPr>
+        <w:t>bool</w:t>
+      </w:r>
+      <w:r>
+        <w:rPr>
+          <w:rFonts w:ascii="Consolas" w:hAnsi="Consolas" w:cs="Cascadia Mono"/>
+          <w:color w:val="000000"/>
+          <w:sz w:val="18"/>
+          <w:szCs w:val="19"/>
+          <w:highlight w:val="white"/>
+          <w:lang w:val="en-US"/>
         </w:rPr>
         <w:t xml:space="preserve"> </w:t>
       </w:r>
@@ -6558,6 +7834,341 @@
           <w:color w:val="000000"/>
           <w:sz w:val="18"/>
           <w:szCs w:val="19"/>
+          <w:highlight w:val="white"/>
+          <w:lang w:val="en-US"/>
+        </w:rPr>
+        <w:t>MoveNext</w:t>
+      </w:r>
+      <w:proofErr w:type="spellEnd"/>
+      <w:r>
+        <w:rPr>
+          <w:rFonts w:ascii="Consolas" w:hAnsi="Consolas" w:cs="Cascadia Mono"/>
+          <w:color w:val="000000"/>
+          <w:sz w:val="18"/>
+          <w:szCs w:val="19"/>
+          <w:highlight w:val="white"/>
+          <w:lang w:val="en-US"/>
+        </w:rPr>
+        <w:t>(</w:t>
+      </w:r>
+      <w:proofErr w:type="gramEnd"/>
+      <w:r>
+        <w:rPr>
+          <w:rFonts w:ascii="Consolas" w:hAnsi="Consolas" w:cs="Cascadia Mono"/>
+          <w:color w:val="000000"/>
+          <w:sz w:val="18"/>
+          <w:szCs w:val="19"/>
+          <w:highlight w:val="white"/>
+          <w:lang w:val="en-US"/>
+        </w:rPr>
+        <w:t>);</w:t>
+      </w:r>
+      <w:r>
+        <w:rPr>
+          <w:rFonts w:ascii="Consolas" w:hAnsi="Consolas" w:cs="Cascadia Mono"/>
+          <w:color w:val="008000"/>
+          <w:sz w:val="18"/>
+          <w:szCs w:val="19"/>
+          <w:highlight w:val="white"/>
+          <w:lang w:val="en-US"/>
+        </w:rPr>
+        <w:t>//</w:t>
+      </w:r>
+      <w:r>
+        <w:rPr>
+          <w:rFonts w:ascii="Consolas" w:hAnsi="Consolas" w:cs="Cascadia Mono"/>
+          <w:color w:val="008000"/>
+          <w:sz w:val="18"/>
+          <w:szCs w:val="19"/>
+          <w:highlight w:val="white"/>
+        </w:rPr>
+        <w:t>перемещение</w:t>
+      </w:r>
+      <w:r>
+        <w:rPr>
+          <w:rFonts w:ascii="Consolas" w:hAnsi="Consolas" w:cs="Cascadia Mono"/>
+          <w:color w:val="008000"/>
+          <w:sz w:val="18"/>
+          <w:szCs w:val="19"/>
+          <w:highlight w:val="white"/>
+          <w:lang w:val="en-US"/>
+        </w:rPr>
+        <w:t xml:space="preserve"> </w:t>
+      </w:r>
+      <w:r>
+        <w:rPr>
+          <w:rFonts w:ascii="Consolas" w:hAnsi="Consolas" w:cs="Cascadia Mono"/>
+          <w:color w:val="008000"/>
+          <w:sz w:val="18"/>
+          <w:szCs w:val="19"/>
+          <w:highlight w:val="white"/>
+        </w:rPr>
+        <w:t>на</w:t>
+      </w:r>
+      <w:r>
+        <w:rPr>
+          <w:rFonts w:ascii="Consolas" w:hAnsi="Consolas" w:cs="Cascadia Mono"/>
+          <w:color w:val="008000"/>
+          <w:sz w:val="18"/>
+          <w:szCs w:val="19"/>
+          <w:highlight w:val="white"/>
+          <w:lang w:val="en-US"/>
+        </w:rPr>
+        <w:t xml:space="preserve"> </w:t>
+      </w:r>
+      <w:r>
+        <w:rPr>
+          <w:rFonts w:ascii="Consolas" w:hAnsi="Consolas" w:cs="Cascadia Mono"/>
+          <w:color w:val="008000"/>
+          <w:sz w:val="18"/>
+          <w:szCs w:val="19"/>
+          <w:highlight w:val="white"/>
+        </w:rPr>
+        <w:t>одну</w:t>
+      </w:r>
+      <w:r>
+        <w:rPr>
+          <w:rFonts w:ascii="Consolas" w:hAnsi="Consolas" w:cs="Cascadia Mono"/>
+          <w:color w:val="008000"/>
+          <w:sz w:val="18"/>
+          <w:szCs w:val="19"/>
+          <w:highlight w:val="white"/>
+          <w:lang w:val="en-US"/>
+        </w:rPr>
+        <w:t xml:space="preserve"> </w:t>
+      </w:r>
+      <w:r>
+        <w:rPr>
+          <w:rFonts w:ascii="Consolas" w:hAnsi="Consolas" w:cs="Cascadia Mono"/>
+          <w:color w:val="008000"/>
+          <w:sz w:val="18"/>
+          <w:szCs w:val="19"/>
+          <w:highlight w:val="white"/>
+        </w:rPr>
+        <w:t>позицию</w:t>
+      </w:r>
+      <w:r>
+        <w:rPr>
+          <w:rFonts w:ascii="Consolas" w:hAnsi="Consolas" w:cs="Cascadia Mono"/>
+          <w:color w:val="008000"/>
+          <w:sz w:val="18"/>
+          <w:szCs w:val="19"/>
+          <w:highlight w:val="white"/>
+          <w:lang w:val="en-US"/>
+        </w:rPr>
+        <w:t xml:space="preserve"> </w:t>
+      </w:r>
+    </w:p>
+    <w:p>
+      <w:pPr>
+        <w:pBdr>
+          <w:left w:val="single" w:sz="4" w:space="4" w:color="auto"/>
+        </w:pBdr>
+        <w:autoSpaceDE w:val="0"/>
+        <w:autoSpaceDN w:val="0"/>
+        <w:adjustRightInd w:val="0"/>
+        <w:rPr>
+          <w:rFonts w:ascii="Consolas" w:hAnsi="Consolas" w:cs="Cascadia Mono"/>
+          <w:color w:val="000000"/>
+          <w:sz w:val="18"/>
+          <w:szCs w:val="19"/>
+          <w:highlight w:val="white"/>
+        </w:rPr>
+      </w:pPr>
+      <w:r>
+        <w:rPr>
+          <w:rFonts w:ascii="Consolas" w:hAnsi="Consolas" w:cs="Cascadia Mono"/>
+          <w:color w:val="000000"/>
+          <w:sz w:val="18"/>
+          <w:szCs w:val="19"/>
+          <w:highlight w:val="white"/>
+          <w:lang w:val="en-US"/>
+        </w:rPr>
+        <w:t xml:space="preserve">                    </w:t>
+      </w:r>
+      <w:r>
+        <w:rPr>
+          <w:rFonts w:ascii="Consolas" w:hAnsi="Consolas" w:cs="Cascadia Mono"/>
+          <w:color w:val="008000"/>
+          <w:sz w:val="18"/>
+          <w:szCs w:val="19"/>
+          <w:highlight w:val="white"/>
+        </w:rPr>
+        <w:t>//вперед в контейнере элементов</w:t>
+      </w:r>
+    </w:p>
+    <w:p>
+      <w:pPr>
+        <w:pBdr>
+          <w:left w:val="single" w:sz="4" w:space="4" w:color="auto"/>
+        </w:pBdr>
+        <w:autoSpaceDE w:val="0"/>
+        <w:autoSpaceDN w:val="0"/>
+        <w:adjustRightInd w:val="0"/>
+        <w:rPr>
+          <w:rFonts w:ascii="Consolas" w:hAnsi="Consolas" w:cs="Cascadia Mono"/>
+          <w:color w:val="000000"/>
+          <w:sz w:val="18"/>
+          <w:szCs w:val="19"/>
+          <w:highlight w:val="white"/>
+        </w:rPr>
+      </w:pPr>
+      <w:r>
+        <w:rPr>
+          <w:rFonts w:ascii="Consolas" w:hAnsi="Consolas" w:cs="Cascadia Mono"/>
+          <w:color w:val="000000"/>
+          <w:sz w:val="18"/>
+          <w:szCs w:val="19"/>
+          <w:highlight w:val="white"/>
+        </w:rPr>
+        <w:t xml:space="preserve">    </w:t>
+      </w:r>
+      <w:proofErr w:type="spellStart"/>
+      <w:r>
+        <w:rPr>
+          <w:rFonts w:ascii="Consolas" w:hAnsi="Consolas" w:cs="Cascadia Mono"/>
+          <w:color w:val="0000FF"/>
+          <w:sz w:val="18"/>
+          <w:szCs w:val="19"/>
+          <w:highlight w:val="white"/>
+        </w:rPr>
+        <w:t>object</w:t>
+      </w:r>
+      <w:proofErr w:type="spellEnd"/>
+      <w:r>
+        <w:rPr>
+          <w:rFonts w:ascii="Consolas" w:hAnsi="Consolas" w:cs="Cascadia Mono"/>
+          <w:color w:val="000000"/>
+          <w:sz w:val="18"/>
+          <w:szCs w:val="19"/>
+          <w:highlight w:val="white"/>
+        </w:rPr>
+        <w:t xml:space="preserve"> </w:t>
+      </w:r>
+      <w:proofErr w:type="spellStart"/>
+      <w:r>
+        <w:rPr>
+          <w:rFonts w:ascii="Consolas" w:hAnsi="Consolas" w:cs="Cascadia Mono"/>
+          <w:color w:val="000000"/>
+          <w:sz w:val="18"/>
+          <w:szCs w:val="19"/>
+          <w:highlight w:val="white"/>
+        </w:rPr>
+        <w:t>Current</w:t>
+      </w:r>
+      <w:proofErr w:type="spellEnd"/>
+      <w:r>
+        <w:rPr>
+          <w:rFonts w:ascii="Consolas" w:hAnsi="Consolas" w:cs="Cascadia Mono"/>
+          <w:color w:val="000000"/>
+          <w:sz w:val="18"/>
+          <w:szCs w:val="19"/>
+          <w:highlight w:val="white"/>
+        </w:rPr>
+        <w:t xml:space="preserve"> </w:t>
+      </w:r>
+      <w:proofErr w:type="gramStart"/>
+      <w:r>
+        <w:rPr>
+          <w:rFonts w:ascii="Consolas" w:hAnsi="Consolas" w:cs="Cascadia Mono"/>
+          <w:color w:val="000000"/>
+          <w:sz w:val="18"/>
+          <w:szCs w:val="19"/>
+          <w:highlight w:val="white"/>
+        </w:rPr>
+        <w:t xml:space="preserve">{ </w:t>
+      </w:r>
+      <w:proofErr w:type="spellStart"/>
+      <w:r>
+        <w:rPr>
+          <w:rFonts w:ascii="Consolas" w:hAnsi="Consolas" w:cs="Cascadia Mono"/>
+          <w:color w:val="0000FF"/>
+          <w:sz w:val="18"/>
+          <w:szCs w:val="19"/>
+          <w:highlight w:val="white"/>
+        </w:rPr>
+        <w:t>get</w:t>
+      </w:r>
+      <w:proofErr w:type="spellEnd"/>
+      <w:proofErr w:type="gramEnd"/>
+      <w:r>
+        <w:rPr>
+          <w:rFonts w:ascii="Consolas" w:hAnsi="Consolas" w:cs="Cascadia Mono"/>
+          <w:color w:val="000000"/>
+          <w:sz w:val="18"/>
+          <w:szCs w:val="19"/>
+          <w:highlight w:val="white"/>
+        </w:rPr>
+        <w:t>; }</w:t>
+      </w:r>
+      <w:r>
+        <w:rPr>
+          <w:rFonts w:ascii="Consolas" w:hAnsi="Consolas" w:cs="Cascadia Mono"/>
+          <w:color w:val="008000"/>
+          <w:sz w:val="18"/>
+          <w:szCs w:val="19"/>
+          <w:highlight w:val="white"/>
+        </w:rPr>
+        <w:t>//текущий элемент в контейнере</w:t>
+      </w:r>
+    </w:p>
+    <w:p>
+      <w:pPr>
+        <w:pBdr>
+          <w:left w:val="single" w:sz="4" w:space="4" w:color="auto"/>
+        </w:pBdr>
+        <w:autoSpaceDE w:val="0"/>
+        <w:autoSpaceDN w:val="0"/>
+        <w:adjustRightInd w:val="0"/>
+        <w:rPr>
+          <w:rFonts w:ascii="Consolas" w:hAnsi="Consolas" w:cs="Cascadia Mono"/>
+          <w:color w:val="000000"/>
+          <w:sz w:val="18"/>
+          <w:szCs w:val="19"/>
+          <w:highlight w:val="white"/>
+        </w:rPr>
+      </w:pPr>
+      <w:r>
+        <w:rPr>
+          <w:rFonts w:ascii="Consolas" w:hAnsi="Consolas" w:cs="Cascadia Mono"/>
+          <w:color w:val="000000"/>
+          <w:sz w:val="18"/>
+          <w:szCs w:val="19"/>
+          <w:highlight w:val="white"/>
+        </w:rPr>
+        <w:t xml:space="preserve">    </w:t>
+      </w:r>
+      <w:proofErr w:type="spellStart"/>
+      <w:r>
+        <w:rPr>
+          <w:rFonts w:ascii="Consolas" w:hAnsi="Consolas" w:cs="Cascadia Mono"/>
+          <w:color w:val="0000FF"/>
+          <w:sz w:val="18"/>
+          <w:szCs w:val="19"/>
+          <w:highlight w:val="white"/>
+        </w:rPr>
+        <w:t>void</w:t>
+      </w:r>
+      <w:proofErr w:type="spellEnd"/>
+      <w:r>
+        <w:rPr>
+          <w:rFonts w:ascii="Consolas" w:hAnsi="Consolas" w:cs="Cascadia Mono"/>
+          <w:color w:val="000000"/>
+          <w:sz w:val="18"/>
+          <w:szCs w:val="19"/>
+          <w:highlight w:val="white"/>
+        </w:rPr>
+        <w:t xml:space="preserve"> </w:t>
+      </w:r>
+      <w:proofErr w:type="spellStart"/>
+      <w:proofErr w:type="gramStart"/>
+      <w:r>
+        <w:rPr>
+          <w:rFonts w:ascii="Consolas" w:hAnsi="Consolas" w:cs="Cascadia Mono"/>
+          <w:color w:val="000000"/>
+          <w:sz w:val="18"/>
+          <w:szCs w:val="19"/>
+          <w:highlight w:val="white"/>
         </w:rPr>
         <w:t>Reset</w:t>
       </w:r>
@@ -6568,6 +8179,7 @@
           <w:color w:val="000000"/>
           <w:sz w:val="18"/>
           <w:szCs w:val="19"/>
+          <w:highlight w:val="white"/>
         </w:rPr>
         <w:t>(</w:t>
       </w:r>
@@ -6578,6 +8190,7 @@
           <w:color w:val="000000"/>
           <w:sz w:val="18"/>
           <w:szCs w:val="19"/>
+          <w:highlight w:val="white"/>
         </w:rPr>
         <w:t xml:space="preserve">); </w:t>
       </w:r>
@@ -6587,8 +8200,9 @@
           <w:color w:val="008000"/>
           <w:sz w:val="18"/>
           <w:szCs w:val="19"/>
-        </w:rPr>
-        <w:t>// перемещение в начало контейнера</w:t>
+          <w:highlight w:val="white"/>
+        </w:rPr>
+        <w:t>//перемещение в начало контейнера</w:t>
       </w:r>
     </w:p>
     <w:p>
@@ -6598,29 +8212,235 @@
         </w:pBdr>
         <w:jc w:val="both"/>
         <w:rPr>
-          <w:rFonts w:ascii="Consolas" w:hAnsi="Consolas"/>
+          <w:rFonts w:ascii="Consolas" w:hAnsi="Consolas" w:cs="Cascadia Mono"/>
+          <w:color w:val="000000"/>
+          <w:sz w:val="18"/>
+          <w:szCs w:val="19"/>
+        </w:rPr>
+      </w:pPr>
+      <w:r>
+        <w:rPr>
+          <w:rFonts w:ascii="Consolas" w:hAnsi="Consolas" w:cs="Cascadia Mono"/>
+          <w:color w:val="000000"/>
+          <w:sz w:val="18"/>
+          <w:szCs w:val="19"/>
+          <w:highlight w:val="white"/>
+        </w:rPr>
+        <w:t>}</w:t>
+      </w:r>
+    </w:p>
+    <w:p>
+      <w:pPr>
+        <w:jc w:val="both"/>
+        <w:rPr>
+          <w:sz w:val="22"/>
+          <w:szCs w:val="22"/>
+        </w:rPr>
+      </w:pPr>
+    </w:p>
+    <w:p>
+      <w:pPr>
+        <w:numPr>
+          <w:ilvl w:val="0"/>
+          <w:numId w:val="20"/>
+        </w:numPr>
+        <w:tabs>
+          <w:tab w:val="clear" w:pos="720"/>
+          <w:tab w:val="num" w:pos="284"/>
+        </w:tabs>
+        <w:ind w:left="0" w:firstLine="0"/>
+        <w:jc w:val="both"/>
+        <w:rPr>
+          <w:sz w:val="22"/>
+          <w:szCs w:val="22"/>
+        </w:rPr>
+      </w:pPr>
+      <w:r>
+        <w:rPr>
+          <w:sz w:val="22"/>
+          <w:szCs w:val="22"/>
+        </w:rPr>
+        <w:t xml:space="preserve">Метод </w:t>
+      </w:r>
+      <w:proofErr w:type="spellStart"/>
+      <w:proofErr w:type="gramStart"/>
+      <w:r>
+        <w:rPr>
           <w:bCs/>
-          <w:szCs w:val="22"/>
-        </w:rPr>
-      </w:pPr>
-      <w:r>
-        <w:rPr>
-          <w:rFonts w:ascii="Consolas" w:hAnsi="Consolas" w:cs="Cascadia Mono"/>
-          <w:color w:val="000000"/>
-          <w:sz w:val="18"/>
-          <w:szCs w:val="19"/>
-        </w:rPr>
-        <w:t>}</w:t>
-      </w:r>
-    </w:p>
-    <w:p>
-      <w:pPr>
+          <w:sz w:val="22"/>
+          <w:szCs w:val="22"/>
+        </w:rPr>
+        <w:t>MoveNext</w:t>
+      </w:r>
+      <w:proofErr w:type="spellEnd"/>
+      <w:r>
+        <w:rPr>
+          <w:sz w:val="22"/>
+          <w:szCs w:val="22"/>
+        </w:rPr>
+        <w:t>(</w:t>
+      </w:r>
+      <w:proofErr w:type="gramEnd"/>
+      <w:r>
+        <w:rPr>
+          <w:sz w:val="22"/>
+          <w:szCs w:val="22"/>
+        </w:rPr>
+        <w:t xml:space="preserve">) перемещает указатель на текущий элемент на следующую позицию в последовательности. Если последовательность еще не закончилась, то возвращает </w:t>
+      </w:r>
+      <w:proofErr w:type="spellStart"/>
+      <w:r>
+        <w:rPr>
+          <w:sz w:val="22"/>
+          <w:szCs w:val="22"/>
+        </w:rPr>
+        <w:t>true</w:t>
+      </w:r>
+      <w:proofErr w:type="spellEnd"/>
+      <w:r>
+        <w:rPr>
+          <w:sz w:val="22"/>
+          <w:szCs w:val="22"/>
+        </w:rPr>
+        <w:t xml:space="preserve">. Если же последовательность закончилась, то возвращается </w:t>
+      </w:r>
+      <w:proofErr w:type="spellStart"/>
+      <w:r>
+        <w:rPr>
+          <w:sz w:val="22"/>
+          <w:szCs w:val="22"/>
+        </w:rPr>
+        <w:t>false</w:t>
+      </w:r>
+      <w:proofErr w:type="spellEnd"/>
+      <w:r>
+        <w:rPr>
+          <w:sz w:val="22"/>
+          <w:szCs w:val="22"/>
+        </w:rPr>
+        <w:t>.</w:t>
+      </w:r>
+    </w:p>
+    <w:p>
+      <w:pPr>
+        <w:numPr>
+          <w:ilvl w:val="0"/>
+          <w:numId w:val="20"/>
+        </w:numPr>
+        <w:tabs>
+          <w:tab w:val="clear" w:pos="720"/>
+          <w:tab w:val="num" w:pos="284"/>
+        </w:tabs>
+        <w:ind w:left="0" w:firstLine="0"/>
+        <w:jc w:val="both"/>
+        <w:rPr>
+          <w:sz w:val="22"/>
+          <w:szCs w:val="22"/>
+        </w:rPr>
+      </w:pPr>
+      <w:r>
+        <w:rPr>
+          <w:sz w:val="22"/>
+          <w:szCs w:val="22"/>
+        </w:rPr>
+        <w:t xml:space="preserve">Свойство </w:t>
+      </w:r>
+      <w:proofErr w:type="spellStart"/>
+      <w:r>
         <w:rPr>
           <w:bCs/>
           <w:sz w:val="22"/>
           <w:szCs w:val="22"/>
         </w:rPr>
-      </w:pPr>
+        <w:t>Current</w:t>
+      </w:r>
+      <w:proofErr w:type="spellEnd"/>
+      <w:r>
+        <w:rPr>
+          <w:bCs/>
+          <w:sz w:val="22"/>
+          <w:szCs w:val="22"/>
+        </w:rPr>
+        <w:t xml:space="preserve"> </w:t>
+      </w:r>
+      <w:r>
+        <w:rPr>
+          <w:sz w:val="22"/>
+          <w:szCs w:val="22"/>
+        </w:rPr>
+        <w:t>возвращает объект в последовательности, на который указывает указатель.</w:t>
+      </w:r>
+    </w:p>
+    <w:p>
+      <w:pPr>
+        <w:numPr>
+          <w:ilvl w:val="0"/>
+          <w:numId w:val="20"/>
+        </w:numPr>
+        <w:tabs>
+          <w:tab w:val="clear" w:pos="720"/>
+          <w:tab w:val="num" w:pos="284"/>
+        </w:tabs>
+        <w:ind w:left="0" w:firstLine="0"/>
+        <w:jc w:val="both"/>
+        <w:rPr>
+          <w:sz w:val="22"/>
+          <w:szCs w:val="22"/>
+        </w:rPr>
+      </w:pPr>
+      <w:r>
+        <w:rPr>
+          <w:sz w:val="22"/>
+          <w:szCs w:val="22"/>
+        </w:rPr>
+        <w:t>Метод </w:t>
+      </w:r>
+      <w:proofErr w:type="spellStart"/>
+      <w:proofErr w:type="gramStart"/>
+      <w:r>
+        <w:rPr>
+          <w:bCs/>
+          <w:sz w:val="22"/>
+          <w:szCs w:val="22"/>
+        </w:rPr>
+        <w:t>Reset</w:t>
+      </w:r>
+      <w:proofErr w:type="spellEnd"/>
+      <w:r>
+        <w:rPr>
+          <w:sz w:val="22"/>
+          <w:szCs w:val="22"/>
+        </w:rPr>
+        <w:t>(</w:t>
+      </w:r>
+      <w:proofErr w:type="gramEnd"/>
+      <w:r>
+        <w:rPr>
+          <w:sz w:val="22"/>
+          <w:szCs w:val="22"/>
+        </w:rPr>
+        <w:t>) сбрасывает указатель позиции в начальное положение.</w:t>
+      </w:r>
+    </w:p>
+    <w:p>
+      <w:pPr>
+        <w:jc w:val="both"/>
+        <w:rPr>
+          <w:rFonts w:ascii="Consolas" w:hAnsi="Consolas"/>
+          <w:szCs w:val="22"/>
+        </w:rPr>
+      </w:pPr>
+    </w:p>
+    <w:p>
+      <w:pPr>
+        <w:rPr>
+          <w:bCs/>
+          <w:sz w:val="22"/>
+          <w:szCs w:val="22"/>
+        </w:rPr>
+      </w:pPr>
+      <w:bookmarkStart w:id="2" w:name="_GoBack"/>
+      <w:bookmarkEnd w:id="2"/>
     </w:p>
     <w:p>
       <w:pPr>
@@ -6729,6 +8549,7 @@
           <w:sz w:val="22"/>
           <w:szCs w:val="22"/>
         </w:rPr>
+        <w:lastRenderedPageBreak/>
         <w:t>Использование</w:t>
       </w:r>
       <w:r>
@@ -7428,7 +9249,6 @@
           <w:szCs w:val="18"/>
           <w:lang w:val="en-US"/>
         </w:rPr>
-        <w:lastRenderedPageBreak/>
         <w:t xml:space="preserve"> </w:t>
       </w:r>
       <w:r>
@@ -9368,6 +11188,7 @@
           <w:sz w:val="22"/>
           <w:szCs w:val="48"/>
         </w:rPr>
+        <w:lastRenderedPageBreak/>
         <w:t xml:space="preserve">Создадим класс, использующий данный </w:t>
       </w:r>
       <w:proofErr w:type="spellStart"/>
@@ -9454,6 +11275,7 @@
           <w:lang w:val="en-US"/>
         </w:rPr>
       </w:pPr>
+      <w:proofErr w:type="spellStart"/>
       <w:r>
         <w:rPr>
           <w:rFonts w:ascii="Consolas" w:eastAsia="+mn-ea" w:hAnsi="Consolas" w:cs="+mn-cs"/>
@@ -9465,6 +11287,7 @@
         </w:rPr>
         <w:t>var</w:t>
       </w:r>
+      <w:proofErr w:type="spellEnd"/>
       <w:r>
         <w:rPr>
           <w:rFonts w:ascii="Consolas" w:eastAsia="+mn-ea" w:hAnsi="Consolas" w:cs="+mn-cs"/>
@@ -10697,7 +12520,6 @@
           <w:szCs w:val="48"/>
           <w:lang w:val="en-US"/>
         </w:rPr>
-        <w:lastRenderedPageBreak/>
         <w:t xml:space="preserve"> </w:t>
       </w:r>
       <w:r>
@@ -11530,6 +13352,7 @@
           <w:lang w:val="en-US"/>
         </w:rPr>
       </w:pPr>
+      <w:proofErr w:type="spellStart"/>
       <w:r>
         <w:rPr>
           <w:rFonts w:ascii="Consolas" w:eastAsia="+mn-ea" w:hAnsi="Consolas" w:cs="+mn-cs"/>
@@ -11541,6 +13364,7 @@
         </w:rPr>
         <w:t>var</w:t>
       </w:r>
+      <w:proofErr w:type="spellEnd"/>
       <w:r>
         <w:rPr>
           <w:rFonts w:ascii="Consolas" w:eastAsia="+mn-ea" w:hAnsi="Consolas" w:cs="+mn-cs"/>
@@ -11780,7 +13604,16 @@
           <w:sz w:val="22"/>
           <w:szCs w:val="22"/>
         </w:rPr>
-        <w:t xml:space="preserve"> не имеет размера и не содержит объекты. Он предназначен для получения объектов по требованию.</w:t>
+        <w:t xml:space="preserve"> не имеет размера и не содержит </w:t>
+      </w:r>
+      <w:r>
+        <w:rPr>
+          <w:bCs/>
+          <w:sz w:val="22"/>
+          <w:szCs w:val="22"/>
+        </w:rPr>
+        <w:lastRenderedPageBreak/>
+        <w:t>объекты. Он предназначен для получения объектов по требованию.</w:t>
       </w:r>
     </w:p>
     <w:p>
@@ -11808,6 +13641,7 @@
           <w:szCs w:val="21"/>
         </w:rPr>
       </w:pPr>
+      <w:proofErr w:type="spellStart"/>
       <w:r>
         <w:rPr>
           <w:rFonts w:ascii="Consolas" w:hAnsi="Consolas"/>
@@ -11817,6 +13651,7 @@
         </w:rPr>
         <w:t>var</w:t>
       </w:r>
+      <w:proofErr w:type="spellEnd"/>
       <w:r>
         <w:rPr>
           <w:rFonts w:ascii="Consolas" w:hAnsi="Consolas"/>
@@ -12237,16 +14072,7 @@
           <w:sz w:val="22"/>
           <w:szCs w:val="22"/>
         </w:rPr>
-        <w:t xml:space="preserve">. Данный оператор означает, что при последующем вызове метода мы </w:t>
-      </w:r>
-      <w:r>
-        <w:rPr>
-          <w:bCs/>
-          <w:sz w:val="22"/>
-          <w:szCs w:val="22"/>
-        </w:rPr>
-        <w:lastRenderedPageBreak/>
-        <w:t>зайдем на том месте, где вышли.</w:t>
+        <w:t>. Данный оператор означает, что при последующем вызове метода мы зайдем на том месте, где вышли.</w:t>
       </w:r>
       <w:r>
         <w:rPr>
@@ -14887,6 +16713,7 @@
           <w:szCs w:val="21"/>
           <w:lang w:val="en-US"/>
         </w:rPr>
+        <w:lastRenderedPageBreak/>
         <w:t xml:space="preserve"> </w:t>
       </w:r>
       <w:r>
@@ -16244,17 +18071,7 @@
           <w:sz w:val="22"/>
           <w:szCs w:val="21"/>
         </w:rPr>
-        <w:t>, которая предста</w:t>
-      </w:r>
-      <w:bookmarkStart w:id="1" w:name="_GoBack"/>
-      <w:bookmarkEnd w:id="1"/>
-      <w:r>
-        <w:rPr>
-          <w:color w:val="000000"/>
-          <w:sz w:val="22"/>
-          <w:szCs w:val="21"/>
-        </w:rPr>
-        <w:t xml:space="preserve">вляет </w:t>
+        <w:t xml:space="preserve">, которая представляет </w:t>
       </w:r>
       <w:proofErr w:type="gramStart"/>
       <w:r>
@@ -16290,16 +18107,7 @@
           <w:sz w:val="22"/>
           <w:szCs w:val="21"/>
         </w:rPr>
-        <w:t xml:space="preserve"> штат сотрудников - </w:t>
-      </w:r>
-      <w:r>
-        <w:rPr>
-          <w:color w:val="000000"/>
-          <w:sz w:val="22"/>
-          <w:szCs w:val="21"/>
-        </w:rPr>
-        <w:lastRenderedPageBreak/>
-        <w:t xml:space="preserve">объектов </w:t>
+        <w:t xml:space="preserve"> штат сотрудников - объектов </w:t>
       </w:r>
       <w:proofErr w:type="spellStart"/>
       <w:r>
@@ -18185,6 +19993,7 @@
         </w:rPr>
         <w:t xml:space="preserve"> </w:t>
       </w:r>
+      <w:proofErr w:type="spellStart"/>
       <w:r>
         <w:rPr>
           <w:rFonts w:ascii="Consolas" w:hAnsi="Consolas"/>
@@ -18194,6 +20003,7 @@
         </w:rPr>
         <w:t>yield</w:t>
       </w:r>
+      <w:proofErr w:type="spellEnd"/>
       <w:r>
         <w:rPr>
           <w:rFonts w:ascii="Consolas" w:hAnsi="Consolas"/>
@@ -18350,6 +20160,7 @@
           <w:sz w:val="18"/>
           <w:szCs w:val="21"/>
         </w:rPr>
+        <w:lastRenderedPageBreak/>
         <w:t xml:space="preserve"> </w:t>
       </w:r>
       <w:r>
@@ -18898,6 +20709,7 @@
           <w:lang w:val="en-US"/>
         </w:rPr>
       </w:pPr>
+      <w:proofErr w:type="spellStart"/>
       <w:r>
         <w:rPr>
           <w:rFonts w:ascii="Consolas" w:hAnsi="Consolas"/>
@@ -18908,6 +20720,7 @@
         </w:rPr>
         <w:t>var</w:t>
       </w:r>
+      <w:proofErr w:type="spellEnd"/>
       <w:r>
         <w:rPr>
           <w:rFonts w:ascii="Consolas" w:hAnsi="Consolas"/>
@@ -19074,7 +20887,6 @@
           <w:sz w:val="18"/>
           <w:szCs w:val="21"/>
         </w:rPr>
-        <w:lastRenderedPageBreak/>
         <w:t xml:space="preserve">// Итерируем компанию, в результате на каждой итерации блок </w:t>
       </w:r>
       <w:proofErr w:type="spellStart"/>
@@ -20303,7 +22115,7 @@
           <w:b/>
         </w:rPr>
       </w:pPr>
-      <w:bookmarkStart w:id="2" w:name="_Toc192880937"/>
+      <w:bookmarkStart w:id="3" w:name="_Toc192880937"/>
       <w:r>
         <w:rPr>
           <w:b/>
@@ -20312,7 +22124,7 @@
         <w:lastRenderedPageBreak/>
         <w:t>Пример разработки приложения</w:t>
       </w:r>
-      <w:bookmarkEnd w:id="2"/>
+      <w:bookmarkEnd w:id="3"/>
     </w:p>
     <w:p>
       <w:pPr>
@@ -22328,13 +24140,23 @@
           <w:szCs w:val="22"/>
         </w:rPr>
       </w:pPr>
+      <w:proofErr w:type="spellStart"/>
       <w:r>
         <w:rPr>
           <w:bCs/>
           <w:sz w:val="22"/>
           <w:szCs w:val="22"/>
         </w:rPr>
-        <w:t>DeadInConflict — возвращает </w:t>
+        <w:t>DeadInConflict</w:t>
+      </w:r>
+      <w:proofErr w:type="spellEnd"/>
+      <w:r>
+        <w:rPr>
+          <w:bCs/>
+          <w:sz w:val="22"/>
+          <w:szCs w:val="22"/>
+        </w:rPr>
+        <w:t> — возвращает </w:t>
       </w:r>
       <w:proofErr w:type="spellStart"/>
       <w:r>
@@ -25757,7 +27579,7 @@
           <w:szCs w:val="22"/>
         </w:rPr>
       </w:pPr>
-      <w:bookmarkStart w:id="3" w:name="_Toc192588038"/>
+      <w:bookmarkStart w:id="4" w:name="_Toc192588038"/>
       <w:r>
         <w:rPr>
           <w:rFonts w:ascii="Times New Roman" w:hAnsi="Times New Roman"/>
@@ -25769,7 +27591,7 @@
         <w:lastRenderedPageBreak/>
         <w:t>Содержание пояснительной записки</w:t>
       </w:r>
-      <w:bookmarkEnd w:id="3"/>
+      <w:bookmarkEnd w:id="4"/>
     </w:p>
     <w:p>
       <w:pPr>
@@ -25974,7 +27796,7 @@
         </w:rPr>
         <w:br w:type="page"/>
       </w:r>
-      <w:bookmarkStart w:id="4" w:name="_Toc192588039"/>
+      <w:bookmarkStart w:id="5" w:name="_Toc192588039"/>
       <w:r>
         <w:rPr>
           <w:rFonts w:ascii="Times New Roman" w:hAnsi="Times New Roman"/>
@@ -25986,7 +27808,7 @@
         <w:lastRenderedPageBreak/>
         <w:t>Используемое программное обеспечение</w:t>
       </w:r>
-      <w:bookmarkEnd w:id="4"/>
+      <w:bookmarkEnd w:id="5"/>
     </w:p>
     <w:p>
       <w:pPr>
@@ -26251,7 +28073,7 @@
         </w:rPr>
         <w:br w:type="page"/>
       </w:r>
-      <w:bookmarkStart w:id="5" w:name="_Toc192588040"/>
+      <w:bookmarkStart w:id="6" w:name="_Toc192588040"/>
       <w:r>
         <w:rPr>
           <w:rFonts w:ascii="Times New Roman" w:hAnsi="Times New Roman"/>
@@ -26263,7 +28085,7 @@
         <w:lastRenderedPageBreak/>
         <w:t>Список литературы</w:t>
       </w:r>
-      <w:bookmarkEnd w:id="5"/>
+      <w:bookmarkEnd w:id="6"/>
     </w:p>
     <w:p>
       <w:pPr>
@@ -26884,7 +28706,7 @@
       <w:rPr>
         <w:noProof/>
       </w:rPr>
-      <w:t>12</w:t>
+      <w:t>4</w:t>
     </w:r>
     <w:r>
       <w:fldChar w:fldCharType="end"/>
@@ -28809,6 +30631,146 @@
     </w:lvl>
   </w:abstractNum>
   <w:abstractNum w:abstractNumId="15" w15:restartNumberingAfterBreak="0">
+    <w:nsid w:val="570E6B33"/>
+    <w:multiLevelType w:val="hybridMultilevel"/>
+    <w:tmpl w:val="C36A35FA"/>
+    <w:lvl w:ilvl="0" w:tplc="2B583A1A">
+      <w:start w:val="1"/>
+      <w:numFmt w:val="bullet"/>
+      <w:lvlText w:val="o"/>
+      <w:lvlJc w:val="left"/>
+      <w:pPr>
+        <w:tabs>
+          <w:tab w:val="num" w:pos="720"/>
+        </w:tabs>
+        <w:ind w:left="720" w:hanging="360"/>
+      </w:pPr>
+      <w:rPr>
+        <w:rFonts w:ascii="Courier New" w:hAnsi="Courier New" w:hint="default"/>
+      </w:rPr>
+    </w:lvl>
+    <w:lvl w:ilvl="1" w:tplc="6898EA02" w:tentative="1">
+      <w:start w:val="1"/>
+      <w:numFmt w:val="bullet"/>
+      <w:lvlText w:val="o"/>
+      <w:lvlJc w:val="left"/>
+      <w:pPr>
+        <w:tabs>
+          <w:tab w:val="num" w:pos="1440"/>
+        </w:tabs>
+        <w:ind w:left="1440" w:hanging="360"/>
+      </w:pPr>
+      <w:rPr>
+        <w:rFonts w:ascii="Courier New" w:hAnsi="Courier New" w:hint="default"/>
+      </w:rPr>
+    </w:lvl>
+    <w:lvl w:ilvl="2" w:tplc="FECA3BDC" w:tentative="1">
+      <w:start w:val="1"/>
+      <w:numFmt w:val="bullet"/>
+      <w:lvlText w:val="o"/>
+      <w:lvlJc w:val="left"/>
+      <w:pPr>
+        <w:tabs>
+          <w:tab w:val="num" w:pos="2160"/>
+        </w:tabs>
+        <w:ind w:left="2160" w:hanging="360"/>
+      </w:pPr>
+      <w:rPr>
+        <w:rFonts w:ascii="Courier New" w:hAnsi="Courier New" w:hint="default"/>
+      </w:rPr>
+    </w:lvl>
+    <w:lvl w:ilvl="3" w:tplc="E7A2D6BC" w:tentative="1">
+      <w:start w:val="1"/>
+      <w:numFmt w:val="bullet"/>
+      <w:lvlText w:val="o"/>
+      <w:lvlJc w:val="left"/>
+      <w:pPr>
+        <w:tabs>
+          <w:tab w:val="num" w:pos="2880"/>
+        </w:tabs>
+        <w:ind w:left="2880" w:hanging="360"/>
+      </w:pPr>
+      <w:rPr>
+        <w:rFonts w:ascii="Courier New" w:hAnsi="Courier New" w:hint="default"/>
+      </w:rPr>
+    </w:lvl>
+    <w:lvl w:ilvl="4" w:tplc="62CA6C46" w:tentative="1">
+      <w:start w:val="1"/>
+      <w:numFmt w:val="bullet"/>
+      <w:lvlText w:val="o"/>
+      <w:lvlJc w:val="left"/>
+      <w:pPr>
+        <w:tabs>
+          <w:tab w:val="num" w:pos="3600"/>
+        </w:tabs>
+        <w:ind w:left="3600" w:hanging="360"/>
+      </w:pPr>
+      <w:rPr>
+        <w:rFonts w:ascii="Courier New" w:hAnsi="Courier New" w:hint="default"/>
+      </w:rPr>
+    </w:lvl>
+    <w:lvl w:ilvl="5" w:tplc="2198195E" w:tentative="1">
+      <w:start w:val="1"/>
+      <w:numFmt w:val="bullet"/>
+      <w:lvlText w:val="o"/>
+      <w:lvlJc w:val="left"/>
+      <w:pPr>
+        <w:tabs>
+          <w:tab w:val="num" w:pos="4320"/>
+        </w:tabs>
+        <w:ind w:left="4320" w:hanging="360"/>
+      </w:pPr>
+      <w:rPr>
+        <w:rFonts w:ascii="Courier New" w:hAnsi="Courier New" w:hint="default"/>
+      </w:rPr>
+    </w:lvl>
+    <w:lvl w:ilvl="6" w:tplc="7CFAE988" w:tentative="1">
+      <w:start w:val="1"/>
+      <w:numFmt w:val="bullet"/>
+      <w:lvlText w:val="o"/>
+      <w:lvlJc w:val="left"/>
+      <w:pPr>
+        <w:tabs>
+          <w:tab w:val="num" w:pos="5040"/>
+        </w:tabs>
+        <w:ind w:left="5040" w:hanging="360"/>
+      </w:pPr>
+      <w:rPr>
+        <w:rFonts w:ascii="Courier New" w:hAnsi="Courier New" w:hint="default"/>
+      </w:rPr>
+    </w:lvl>
+    <w:lvl w:ilvl="7" w:tplc="A312527C" w:tentative="1">
+      <w:start w:val="1"/>
+      <w:numFmt w:val="bullet"/>
+      <w:lvlText w:val="o"/>
+      <w:lvlJc w:val="left"/>
+      <w:pPr>
+        <w:tabs>
+          <w:tab w:val="num" w:pos="5760"/>
+        </w:tabs>
+        <w:ind w:left="5760" w:hanging="360"/>
+      </w:pPr>
+      <w:rPr>
+        <w:rFonts w:ascii="Courier New" w:hAnsi="Courier New" w:hint="default"/>
+      </w:rPr>
+    </w:lvl>
+    <w:lvl w:ilvl="8" w:tplc="CD00283A" w:tentative="1">
+      <w:start w:val="1"/>
+      <w:numFmt w:val="bullet"/>
+      <w:lvlText w:val="o"/>
+      <w:lvlJc w:val="left"/>
+      <w:pPr>
+        <w:tabs>
+          <w:tab w:val="num" w:pos="6480"/>
+        </w:tabs>
+        <w:ind w:left="6480" w:hanging="360"/>
+      </w:pPr>
+      <w:rPr>
+        <w:rFonts w:ascii="Courier New" w:hAnsi="Courier New" w:hint="default"/>
+      </w:rPr>
+    </w:lvl>
+  </w:abstractNum>
+  <w:abstractNum w:abstractNumId="16" w15:restartNumberingAfterBreak="0">
     <w:nsid w:val="757018CE"/>
     <w:multiLevelType w:val="multilevel"/>
     <w:tmpl w:val="7E923106"/>
@@ -28957,7 +30919,147 @@
       </w:rPr>
     </w:lvl>
   </w:abstractNum>
-  <w:abstractNum w:abstractNumId="16" w15:restartNumberingAfterBreak="0">
+  <w:abstractNum w:abstractNumId="17" w15:restartNumberingAfterBreak="0">
+    <w:nsid w:val="7A9C72E4"/>
+    <w:multiLevelType w:val="hybridMultilevel"/>
+    <w:tmpl w:val="D9C4C266"/>
+    <w:lvl w:ilvl="0" w:tplc="33A80E7E">
+      <w:start w:val="1"/>
+      <w:numFmt w:val="bullet"/>
+      <w:lvlText w:val="•"/>
+      <w:lvlJc w:val="left"/>
+      <w:pPr>
+        <w:tabs>
+          <w:tab w:val="num" w:pos="720"/>
+        </w:tabs>
+        <w:ind w:left="720" w:hanging="360"/>
+      </w:pPr>
+      <w:rPr>
+        <w:rFonts w:ascii="Arial" w:hAnsi="Arial" w:hint="default"/>
+      </w:rPr>
+    </w:lvl>
+    <w:lvl w:ilvl="1" w:tplc="57745B28" w:tentative="1">
+      <w:start w:val="1"/>
+      <w:numFmt w:val="bullet"/>
+      <w:lvlText w:val="•"/>
+      <w:lvlJc w:val="left"/>
+      <w:pPr>
+        <w:tabs>
+          <w:tab w:val="num" w:pos="1440"/>
+        </w:tabs>
+        <w:ind w:left="1440" w:hanging="360"/>
+      </w:pPr>
+      <w:rPr>
+        <w:rFonts w:ascii="Arial" w:hAnsi="Arial" w:hint="default"/>
+      </w:rPr>
+    </w:lvl>
+    <w:lvl w:ilvl="2" w:tplc="7AB4B280" w:tentative="1">
+      <w:start w:val="1"/>
+      <w:numFmt w:val="bullet"/>
+      <w:lvlText w:val="•"/>
+      <w:lvlJc w:val="left"/>
+      <w:pPr>
+        <w:tabs>
+          <w:tab w:val="num" w:pos="2160"/>
+        </w:tabs>
+        <w:ind w:left="2160" w:hanging="360"/>
+      </w:pPr>
+      <w:rPr>
+        <w:rFonts w:ascii="Arial" w:hAnsi="Arial" w:hint="default"/>
+      </w:rPr>
+    </w:lvl>
+    <w:lvl w:ilvl="3" w:tplc="7F52F22C" w:tentative="1">
+      <w:start w:val="1"/>
+      <w:numFmt w:val="bullet"/>
+      <w:lvlText w:val="•"/>
+      <w:lvlJc w:val="left"/>
+      <w:pPr>
+        <w:tabs>
+          <w:tab w:val="num" w:pos="2880"/>
+        </w:tabs>
+        <w:ind w:left="2880" w:hanging="360"/>
+      </w:pPr>
+      <w:rPr>
+        <w:rFonts w:ascii="Arial" w:hAnsi="Arial" w:hint="default"/>
+      </w:rPr>
+    </w:lvl>
+    <w:lvl w:ilvl="4" w:tplc="24F07248" w:tentative="1">
+      <w:start w:val="1"/>
+      <w:numFmt w:val="bullet"/>
+      <w:lvlText w:val="•"/>
+      <w:lvlJc w:val="left"/>
+      <w:pPr>
+        <w:tabs>
+          <w:tab w:val="num" w:pos="3600"/>
+        </w:tabs>
+        <w:ind w:left="3600" w:hanging="360"/>
+      </w:pPr>
+      <w:rPr>
+        <w:rFonts w:ascii="Arial" w:hAnsi="Arial" w:hint="default"/>
+      </w:rPr>
+    </w:lvl>
+    <w:lvl w:ilvl="5" w:tplc="C7B62A7A" w:tentative="1">
+      <w:start w:val="1"/>
+      <w:numFmt w:val="bullet"/>
+      <w:lvlText w:val="•"/>
+      <w:lvlJc w:val="left"/>
+      <w:pPr>
+        <w:tabs>
+          <w:tab w:val="num" w:pos="4320"/>
+        </w:tabs>
+        <w:ind w:left="4320" w:hanging="360"/>
+      </w:pPr>
+      <w:rPr>
+        <w:rFonts w:ascii="Arial" w:hAnsi="Arial" w:hint="default"/>
+      </w:rPr>
+    </w:lvl>
+    <w:lvl w:ilvl="6" w:tplc="1892D788" w:tentative="1">
+      <w:start w:val="1"/>
+      <w:numFmt w:val="bullet"/>
+      <w:lvlText w:val="•"/>
+      <w:lvlJc w:val="left"/>
+      <w:pPr>
+        <w:tabs>
+          <w:tab w:val="num" w:pos="5040"/>
+        </w:tabs>
+        <w:ind w:left="5040" w:hanging="360"/>
+      </w:pPr>
+      <w:rPr>
+        <w:rFonts w:ascii="Arial" w:hAnsi="Arial" w:hint="default"/>
+      </w:rPr>
+    </w:lvl>
+    <w:lvl w:ilvl="7" w:tplc="F7145808" w:tentative="1">
+      <w:start w:val="1"/>
+      <w:numFmt w:val="bullet"/>
+      <w:lvlText w:val="•"/>
+      <w:lvlJc w:val="left"/>
+      <w:pPr>
+        <w:tabs>
+          <w:tab w:val="num" w:pos="5760"/>
+        </w:tabs>
+        <w:ind w:left="5760" w:hanging="360"/>
+      </w:pPr>
+      <w:rPr>
+        <w:rFonts w:ascii="Arial" w:hAnsi="Arial" w:hint="default"/>
+      </w:rPr>
+    </w:lvl>
+    <w:lvl w:ilvl="8" w:tplc="A1DE64DA" w:tentative="1">
+      <w:start w:val="1"/>
+      <w:numFmt w:val="bullet"/>
+      <w:lvlText w:val="•"/>
+      <w:lvlJc w:val="left"/>
+      <w:pPr>
+        <w:tabs>
+          <w:tab w:val="num" w:pos="6480"/>
+        </w:tabs>
+        <w:ind w:left="6480" w:hanging="360"/>
+      </w:pPr>
+      <w:rPr>
+        <w:rFonts w:ascii="Arial" w:hAnsi="Arial" w:hint="default"/>
+      </w:rPr>
+    </w:lvl>
+  </w:abstractNum>
+  <w:abstractNum w:abstractNumId="18" w15:restartNumberingAfterBreak="0">
     <w:nsid w:val="7B540F05"/>
     <w:multiLevelType w:val="hybridMultilevel"/>
     <w:tmpl w:val="E598995E"/>
@@ -29070,7 +31172,7 @@
       </w:rPr>
     </w:lvl>
   </w:abstractNum>
-  <w:abstractNum w:abstractNumId="17" w15:restartNumberingAfterBreak="0">
+  <w:abstractNum w:abstractNumId="19" w15:restartNumberingAfterBreak="0">
     <w:nsid w:val="7B6766C2"/>
     <w:multiLevelType w:val="multilevel"/>
     <w:tmpl w:val="F4C48D58"/>
@@ -29226,7 +31328,7 @@
     <w:abstractNumId w:val="7"/>
   </w:num>
   <w:num w:numId="3">
-    <w:abstractNumId w:val="16"/>
+    <w:abstractNumId w:val="18"/>
   </w:num>
   <w:num w:numId="4">
     <w:abstractNumId w:val="1"/>
@@ -29238,13 +31340,13 @@
     <w:abstractNumId w:val="6"/>
   </w:num>
   <w:num w:numId="7">
-    <w:abstractNumId w:val="17"/>
+    <w:abstractNumId w:val="19"/>
   </w:num>
   <w:num w:numId="8">
     <w:abstractNumId w:val="14"/>
   </w:num>
   <w:num w:numId="9">
-    <w:abstractNumId w:val="15"/>
+    <w:abstractNumId w:val="16"/>
   </w:num>
   <w:num w:numId="10">
     <w:abstractNumId w:val="8"/>
@@ -29272,6 +31374,12 @@
   </w:num>
   <w:num w:numId="18">
     <w:abstractNumId w:val="12"/>
+  </w:num>
+  <w:num w:numId="19">
+    <w:abstractNumId w:val="15"/>
+  </w:num>
+  <w:num w:numId="20">
+    <w:abstractNumId w:val="17"/>
   </w:num>
   <w:numIdMacAtCleanup w:val="15"/>
 </w:numbering>
@@ -30436,7 +32544,7 @@
 </file>
 
 <file path=customXml/itemProps1.xml><?xml version="1.0" encoding="utf-8"?>
-<ds:datastoreItem xmlns:ds="http://schemas.openxmlformats.org/officeDocument/2006/customXml" ds:itemID="{CB8AEF97-048D-48FD-8ED5-5F0D4F24D526}">
+<ds:datastoreItem xmlns:ds="http://schemas.openxmlformats.org/officeDocument/2006/customXml" ds:itemID="{5F124A87-E432-4181-A3FC-C0BA06C448F6}">
   <ds:schemaRefs>
     <ds:schemaRef ds:uri="http://schemas.openxmlformats.org/officeDocument/2006/bibliography"/>
   </ds:schemaRefs>
